--- a/SEMANA 6/clase jueves/informe_practica02.docx
+++ b/SEMANA 6/clase jueves/informe_practica02.docx
@@ -72,7 +72,13 @@
         <w:jc w:val="center"/>
       </w:pPr>
       <w:r>
-        <w:t>Autor:</w:t>
+        <w:t>Autor</w:t>
+      </w:r>
+      <w:r>
+        <w:t>es</w:t>
+      </w:r>
+      <w:r>
+        <w:t>:</w:t>
       </w:r>
     </w:p>
     <w:p>
@@ -82,6 +88,32 @@
       </w:pPr>
       <w:r>
         <w:t>Checma Montalvo, Jesus Vidal</w:t>
+      </w:r>
+    </w:p>
+    <w:p>
+      <w:pPr>
+        <w:spacing w:after="120" w:line="480" w:lineRule="auto"/>
+        <w:jc w:val="center"/>
+      </w:pPr>
+      <w:r>
+        <w:t>Ramos Vilca, Francy Jimena</w:t>
+      </w:r>
+    </w:p>
+    <w:p>
+      <w:pPr>
+        <w:spacing w:after="120" w:line="480" w:lineRule="auto"/>
+        <w:jc w:val="center"/>
+      </w:pPr>
+      <w:r>
+        <w:t xml:space="preserve">Flores </w:t>
+      </w:r>
+      <w:proofErr w:type="spellStart"/>
+      <w:r>
+        <w:t>Flores</w:t>
+      </w:r>
+      <w:proofErr w:type="spellEnd"/>
+      <w:r>
+        <w:t>, Emerson Aldahir</w:t>
       </w:r>
     </w:p>
     <w:p>
@@ -197,15 +229,7 @@
         <w:jc w:val="both"/>
       </w:pPr>
       <w:r>
-        <w:t>La notación asintótica permite describir el comportamiento de un algoritmo a medida que el tamaño de su entrada crece indefinidamente. En lugar de medir tiempos reales de ejecución que dependen del hardware, el sistema operativo y otras variables, se cuenta el número de operaciones elementales que realiza el algoritmo en función del tamaño de la entrada n. Esta abstracción permite comparar algoritmos de manera objetiva y predecir su escalabilidad (</w:t>
-      </w:r>
-      <w:proofErr w:type="spellStart"/>
-      <w:r>
-        <w:t>Cormen</w:t>
-      </w:r>
-      <w:proofErr w:type="spellEnd"/>
-      <w:r>
-        <w:t xml:space="preserve"> et al., 2022).</w:t>
+        <w:t>La notación asintótica permite describir el comportamiento de un algoritmo a medida que el tamaño de su entrada crece indefinidamente. En lugar de medir tiempos reales de ejecución que dependen del hardware, el sistema operativo y otras variables, se cuenta el número de operaciones elementales que realiza el algoritmo en función del tamaño de la entrada n. Esta abstracción permite comparar algoritmos de manera objetiva y predecir su escalabilidad (Cormen et al., 2022).</w:t>
       </w:r>
     </w:p>
     <w:p>
@@ -1033,155 +1057,55 @@
           <w:szCs w:val="18"/>
           <w:lang w:val="en-US"/>
         </w:rPr>
-        <w:t xml:space="preserve">    for (int </w:t>
-      </w:r>
-      <w:proofErr w:type="spellStart"/>
-      <w:r>
-        <w:rPr>
-          <w:rFonts w:ascii="Courier New" w:eastAsia="Courier New" w:hAnsi="Courier New" w:cs="Courier New"/>
-          <w:sz w:val="18"/>
-          <w:szCs w:val="18"/>
-          <w:lang w:val="en-US"/>
-        </w:rPr>
-        <w:t>i</w:t>
-      </w:r>
-      <w:proofErr w:type="spellEnd"/>
-      <w:r>
-        <w:rPr>
-          <w:rFonts w:ascii="Courier New" w:eastAsia="Courier New" w:hAnsi="Courier New" w:cs="Courier New"/>
-          <w:sz w:val="18"/>
-          <w:szCs w:val="18"/>
-          <w:lang w:val="en-US"/>
-        </w:rPr>
-        <w:t xml:space="preserve"> = 0; </w:t>
-      </w:r>
-      <w:proofErr w:type="spellStart"/>
-      <w:r>
-        <w:rPr>
-          <w:rFonts w:ascii="Courier New" w:eastAsia="Courier New" w:hAnsi="Courier New" w:cs="Courier New"/>
-          <w:sz w:val="18"/>
-          <w:szCs w:val="18"/>
-          <w:lang w:val="en-US"/>
-        </w:rPr>
-        <w:t>i</w:t>
-      </w:r>
-      <w:proofErr w:type="spellEnd"/>
-      <w:r>
-        <w:rPr>
-          <w:rFonts w:ascii="Courier New" w:eastAsia="Courier New" w:hAnsi="Courier New" w:cs="Courier New"/>
-          <w:sz w:val="18"/>
-          <w:szCs w:val="18"/>
-          <w:lang w:val="en-US"/>
-        </w:rPr>
-        <w:t xml:space="preserve"> &lt; n; </w:t>
-      </w:r>
-      <w:proofErr w:type="spellStart"/>
-      <w:r>
-        <w:rPr>
-          <w:rFonts w:ascii="Courier New" w:eastAsia="Courier New" w:hAnsi="Courier New" w:cs="Courier New"/>
-          <w:sz w:val="18"/>
-          <w:szCs w:val="18"/>
-          <w:lang w:val="en-US"/>
-        </w:rPr>
-        <w:t>i</w:t>
-      </w:r>
-      <w:proofErr w:type="spellEnd"/>
-      <w:r>
-        <w:rPr>
-          <w:rFonts w:ascii="Courier New" w:eastAsia="Courier New" w:hAnsi="Courier New" w:cs="Courier New"/>
-          <w:sz w:val="18"/>
-          <w:szCs w:val="18"/>
-          <w:lang w:val="en-US"/>
-        </w:rPr>
-        <w:t>++) {</w:t>
-      </w:r>
-    </w:p>
-    <w:p>
-      <w:pPr>
-        <w:pBdr>
-          <w:top w:val="single" w:sz="4" w:space="1" w:color="auto"/>
-          <w:left w:val="single" w:sz="4" w:space="4" w:color="auto"/>
-          <w:bottom w:val="single" w:sz="4" w:space="1" w:color="auto"/>
-          <w:right w:val="single" w:sz="4" w:space="4" w:color="auto"/>
-        </w:pBdr>
-        <w:spacing w:before="60" w:after="60" w:line="360" w:lineRule="auto"/>
-        <w:ind w:left="720"/>
-        <w:rPr>
-          <w:lang w:val="en-US"/>
-        </w:rPr>
-      </w:pPr>
-      <w:r>
-        <w:rPr>
-          <w:rFonts w:ascii="Courier New" w:eastAsia="Courier New" w:hAnsi="Courier New" w:cs="Courier New"/>
-          <w:sz w:val="18"/>
-          <w:szCs w:val="18"/>
-          <w:lang w:val="en-US"/>
-        </w:rPr>
-        <w:t xml:space="preserve">        if (</w:t>
-      </w:r>
-      <w:proofErr w:type="spellStart"/>
-      <w:r>
-        <w:rPr>
-          <w:rFonts w:ascii="Courier New" w:eastAsia="Courier New" w:hAnsi="Courier New" w:cs="Courier New"/>
-          <w:sz w:val="18"/>
-          <w:szCs w:val="18"/>
-          <w:lang w:val="en-US"/>
-        </w:rPr>
-        <w:t>i</w:t>
-      </w:r>
-      <w:proofErr w:type="spellEnd"/>
-      <w:r>
-        <w:rPr>
-          <w:rFonts w:ascii="Courier New" w:eastAsia="Courier New" w:hAnsi="Courier New" w:cs="Courier New"/>
-          <w:sz w:val="18"/>
-          <w:szCs w:val="18"/>
-          <w:lang w:val="en-US"/>
-        </w:rPr>
-        <w:t xml:space="preserve"> % 2 == 0) {</w:t>
-      </w:r>
-    </w:p>
-    <w:p>
-      <w:pPr>
-        <w:pBdr>
-          <w:top w:val="single" w:sz="4" w:space="1" w:color="auto"/>
-          <w:left w:val="single" w:sz="4" w:space="4" w:color="auto"/>
-          <w:bottom w:val="single" w:sz="4" w:space="1" w:color="auto"/>
-          <w:right w:val="single" w:sz="4" w:space="4" w:color="auto"/>
-        </w:pBdr>
-        <w:spacing w:before="60" w:after="60" w:line="360" w:lineRule="auto"/>
-        <w:ind w:left="720"/>
-        <w:rPr>
-          <w:lang w:val="en-US"/>
-        </w:rPr>
-      </w:pPr>
-      <w:r>
-        <w:rPr>
-          <w:rFonts w:ascii="Courier New" w:eastAsia="Courier New" w:hAnsi="Courier New" w:cs="Courier New"/>
-          <w:sz w:val="18"/>
-          <w:szCs w:val="18"/>
-          <w:lang w:val="en-US"/>
-        </w:rPr>
-        <w:t xml:space="preserve">            cout &lt;&lt; </w:t>
-      </w:r>
-      <w:proofErr w:type="spellStart"/>
-      <w:r>
-        <w:rPr>
-          <w:rFonts w:ascii="Courier New" w:eastAsia="Courier New" w:hAnsi="Courier New" w:cs="Courier New"/>
-          <w:sz w:val="18"/>
-          <w:szCs w:val="18"/>
-          <w:lang w:val="en-US"/>
-        </w:rPr>
-        <w:t>i</w:t>
-      </w:r>
-      <w:proofErr w:type="spellEnd"/>
-      <w:r>
-        <w:rPr>
-          <w:rFonts w:ascii="Courier New" w:eastAsia="Courier New" w:hAnsi="Courier New" w:cs="Courier New"/>
-          <w:sz w:val="18"/>
-          <w:szCs w:val="18"/>
-          <w:lang w:val="en-US"/>
-        </w:rPr>
-        <w:t xml:space="preserve"> &lt;&lt; endl;</w:t>
+        <w:t xml:space="preserve">    for (int i = 0; i &lt; n; i++) {</w:t>
+      </w:r>
+    </w:p>
+    <w:p>
+      <w:pPr>
+        <w:pBdr>
+          <w:top w:val="single" w:sz="4" w:space="1" w:color="auto"/>
+          <w:left w:val="single" w:sz="4" w:space="4" w:color="auto"/>
+          <w:bottom w:val="single" w:sz="4" w:space="1" w:color="auto"/>
+          <w:right w:val="single" w:sz="4" w:space="4" w:color="auto"/>
+        </w:pBdr>
+        <w:spacing w:before="60" w:after="60" w:line="360" w:lineRule="auto"/>
+        <w:ind w:left="720"/>
+        <w:rPr>
+          <w:lang w:val="en-US"/>
+        </w:rPr>
+      </w:pPr>
+      <w:r>
+        <w:rPr>
+          <w:rFonts w:ascii="Courier New" w:eastAsia="Courier New" w:hAnsi="Courier New" w:cs="Courier New"/>
+          <w:sz w:val="18"/>
+          <w:szCs w:val="18"/>
+          <w:lang w:val="en-US"/>
+        </w:rPr>
+        <w:t xml:space="preserve">        if (i % 2 == 0) {</w:t>
+      </w:r>
+    </w:p>
+    <w:p>
+      <w:pPr>
+        <w:pBdr>
+          <w:top w:val="single" w:sz="4" w:space="1" w:color="auto"/>
+          <w:left w:val="single" w:sz="4" w:space="4" w:color="auto"/>
+          <w:bottom w:val="single" w:sz="4" w:space="1" w:color="auto"/>
+          <w:right w:val="single" w:sz="4" w:space="4" w:color="auto"/>
+        </w:pBdr>
+        <w:spacing w:before="60" w:after="60" w:line="360" w:lineRule="auto"/>
+        <w:ind w:left="720"/>
+        <w:rPr>
+          <w:lang w:val="en-US"/>
+        </w:rPr>
+      </w:pPr>
+      <w:r>
+        <w:rPr>
+          <w:rFonts w:ascii="Courier New" w:eastAsia="Courier New" w:hAnsi="Courier New" w:cs="Courier New"/>
+          <w:sz w:val="18"/>
+          <w:szCs w:val="18"/>
+          <w:lang w:val="en-US"/>
+        </w:rPr>
+        <w:t xml:space="preserve">            cout &lt;&lt; i &lt;&lt; endl;</w:t>
       </w:r>
     </w:p>
     <w:p>
@@ -1275,15 +1199,7 @@
         <w:jc w:val="both"/>
       </w:pPr>
       <w:r>
-        <w:t xml:space="preserve">Esta función recorre los valores del 0 al n-1 mediante un bucle. En cada iteración verifica si el índice es par e imprime su valor en ese caso. Aunque solo se imprime aproximadamente la mitad de los valores, el bucle completo siempre ejecuta n iteraciones: la condición </w:t>
-      </w:r>
-      <w:proofErr w:type="spellStart"/>
-      <w:r>
-        <w:t>if</w:t>
-      </w:r>
-      <w:proofErr w:type="spellEnd"/>
-      <w:r>
-        <w:t xml:space="preserve"> no reduce el </w:t>
+        <w:t xml:space="preserve">Esta función recorre los valores del 0 al n-1 mediante un bucle. En cada iteración verifica si el índice es par e imprime su valor en ese caso. Aunque solo se imprime aproximadamente la mitad de los valores, el bucle completo siempre ejecuta n iteraciones: la condición if no reduce el </w:t>
       </w:r>
       <w:r>
         <w:lastRenderedPageBreak/>
@@ -1336,22 +1252,948 @@
     </w:p>
     <w:p>
       <w:pPr>
+        <w:pBdr>
+          <w:top w:val="single" w:sz="4" w:space="1" w:color="auto"/>
+          <w:left w:val="single" w:sz="4" w:space="4" w:color="auto"/>
+          <w:bottom w:val="single" w:sz="4" w:space="1" w:color="auto"/>
+          <w:right w:val="single" w:sz="4" w:space="4" w:color="auto"/>
+        </w:pBdr>
+        <w:spacing w:before="60" w:after="60" w:line="360" w:lineRule="auto"/>
+        <w:ind w:left="720"/>
+      </w:pPr>
+      <w:proofErr w:type="spellStart"/>
+      <w:r>
+        <w:rPr>
+          <w:rFonts w:ascii="Courier New" w:eastAsia="Courier New" w:hAnsi="Courier New" w:cs="Courier New"/>
+          <w:sz w:val="18"/>
+          <w:szCs w:val="18"/>
+        </w:rPr>
+        <w:t>import</w:t>
+      </w:r>
+      <w:proofErr w:type="spellEnd"/>
+      <w:r>
+        <w:rPr>
+          <w:rFonts w:ascii="Courier New" w:eastAsia="Courier New" w:hAnsi="Courier New" w:cs="Courier New"/>
+          <w:sz w:val="18"/>
+          <w:szCs w:val="18"/>
+        </w:rPr>
+        <w:t xml:space="preserve"> </w:t>
+      </w:r>
+      <w:proofErr w:type="spellStart"/>
+      <w:r>
+        <w:rPr>
+          <w:rFonts w:ascii="Courier New" w:eastAsia="Courier New" w:hAnsi="Courier New" w:cs="Courier New"/>
+          <w:sz w:val="18"/>
+          <w:szCs w:val="18"/>
+        </w:rPr>
+        <w:t>random</w:t>
+      </w:r>
+      <w:proofErr w:type="spellEnd"/>
+      <w:r>
+        <w:rPr>
+          <w:rFonts w:ascii="Courier New" w:eastAsia="Courier New" w:hAnsi="Courier New" w:cs="Courier New"/>
+          <w:sz w:val="18"/>
+          <w:szCs w:val="18"/>
+        </w:rPr>
+        <w:t xml:space="preserve">          # Módulo para generación de números aleatorios</w:t>
+      </w:r>
+    </w:p>
+    <w:p>
+      <w:pPr>
+        <w:pBdr>
+          <w:top w:val="single" w:sz="4" w:space="1" w:color="auto"/>
+          <w:left w:val="single" w:sz="4" w:space="4" w:color="auto"/>
+          <w:bottom w:val="single" w:sz="4" w:space="1" w:color="auto"/>
+          <w:right w:val="single" w:sz="4" w:space="4" w:color="auto"/>
+        </w:pBdr>
+        <w:spacing w:before="60" w:after="60" w:line="360" w:lineRule="auto"/>
+        <w:ind w:left="720"/>
+      </w:pPr>
+      <w:proofErr w:type="spellStart"/>
+      <w:r>
+        <w:rPr>
+          <w:rFonts w:ascii="Courier New" w:eastAsia="Courier New" w:hAnsi="Courier New" w:cs="Courier New"/>
+          <w:sz w:val="18"/>
+          <w:szCs w:val="18"/>
+        </w:rPr>
+        <w:t>import</w:t>
+      </w:r>
+      <w:proofErr w:type="spellEnd"/>
+      <w:r>
+        <w:rPr>
+          <w:rFonts w:ascii="Courier New" w:eastAsia="Courier New" w:hAnsi="Courier New" w:cs="Courier New"/>
+          <w:sz w:val="18"/>
+          <w:szCs w:val="18"/>
+        </w:rPr>
+        <w:t xml:space="preserve"> time            # Módulo para medir tiempo de ejecución</w:t>
+      </w:r>
+    </w:p>
+    <w:p>
+      <w:pPr>
+        <w:pBdr>
+          <w:top w:val="single" w:sz="4" w:space="1" w:color="auto"/>
+          <w:left w:val="single" w:sz="4" w:space="4" w:color="auto"/>
+          <w:bottom w:val="single" w:sz="4" w:space="1" w:color="auto"/>
+          <w:right w:val="single" w:sz="4" w:space="4" w:color="auto"/>
+        </w:pBdr>
+        <w:spacing w:before="60" w:after="60" w:line="360" w:lineRule="auto"/>
+        <w:ind w:left="720"/>
+      </w:pPr>
+      <w:proofErr w:type="spellStart"/>
+      <w:r>
+        <w:rPr>
+          <w:rFonts w:ascii="Courier New" w:eastAsia="Courier New" w:hAnsi="Courier New" w:cs="Courier New"/>
+          <w:sz w:val="18"/>
+          <w:szCs w:val="18"/>
+        </w:rPr>
+        <w:t>def</w:t>
+      </w:r>
+      <w:proofErr w:type="spellEnd"/>
+      <w:r>
+        <w:rPr>
+          <w:rFonts w:ascii="Courier New" w:eastAsia="Courier New" w:hAnsi="Courier New" w:cs="Courier New"/>
+          <w:sz w:val="18"/>
+          <w:szCs w:val="18"/>
+        </w:rPr>
+        <w:t xml:space="preserve"> </w:t>
+      </w:r>
+      <w:proofErr w:type="spellStart"/>
+      <w:r>
+        <w:rPr>
+          <w:rFonts w:ascii="Courier New" w:eastAsia="Courier New" w:hAnsi="Courier New" w:cs="Courier New"/>
+          <w:sz w:val="18"/>
+          <w:szCs w:val="18"/>
+        </w:rPr>
+        <w:t>generar_matriz</w:t>
+      </w:r>
+      <w:proofErr w:type="spellEnd"/>
+      <w:r>
+        <w:rPr>
+          <w:rFonts w:ascii="Courier New" w:eastAsia="Courier New" w:hAnsi="Courier New" w:cs="Courier New"/>
+          <w:sz w:val="18"/>
+          <w:szCs w:val="18"/>
+        </w:rPr>
+        <w:t>(filas, columnas):</w:t>
+      </w:r>
+    </w:p>
+    <w:p>
+      <w:pPr>
+        <w:pBdr>
+          <w:top w:val="single" w:sz="4" w:space="1" w:color="auto"/>
+          <w:left w:val="single" w:sz="4" w:space="4" w:color="auto"/>
+          <w:bottom w:val="single" w:sz="4" w:space="1" w:color="auto"/>
+          <w:right w:val="single" w:sz="4" w:space="4" w:color="auto"/>
+        </w:pBdr>
+        <w:spacing w:before="60" w:after="60" w:line="360" w:lineRule="auto"/>
+        <w:ind w:left="720"/>
+      </w:pPr>
+      <w:r>
+        <w:rPr>
+          <w:rFonts w:ascii="Courier New" w:eastAsia="Courier New" w:hAnsi="Courier New" w:cs="Courier New"/>
+          <w:sz w:val="18"/>
+          <w:szCs w:val="18"/>
+        </w:rPr>
+        <w:t xml:space="preserve">    # Crea una lista de listas con valores aleatorios entre 0 y 100</w:t>
+      </w:r>
+    </w:p>
+    <w:p>
+      <w:pPr>
+        <w:pBdr>
+          <w:top w:val="single" w:sz="4" w:space="1" w:color="auto"/>
+          <w:left w:val="single" w:sz="4" w:space="4" w:color="auto"/>
+          <w:bottom w:val="single" w:sz="4" w:space="1" w:color="auto"/>
+          <w:right w:val="single" w:sz="4" w:space="4" w:color="auto"/>
+        </w:pBdr>
+        <w:spacing w:before="60" w:after="60" w:line="360" w:lineRule="auto"/>
+        <w:ind w:left="720"/>
+      </w:pPr>
+      <w:r>
+        <w:rPr>
+          <w:rFonts w:ascii="Courier New" w:eastAsia="Courier New" w:hAnsi="Courier New" w:cs="Courier New"/>
+          <w:sz w:val="18"/>
+          <w:szCs w:val="18"/>
+        </w:rPr>
+        <w:t xml:space="preserve">    # La comprensión de listas anidadas recorre filas x columnas posiciones</w:t>
+      </w:r>
+    </w:p>
+    <w:p>
+      <w:pPr>
+        <w:pBdr>
+          <w:top w:val="single" w:sz="4" w:space="1" w:color="auto"/>
+          <w:left w:val="single" w:sz="4" w:space="4" w:color="auto"/>
+          <w:bottom w:val="single" w:sz="4" w:space="1" w:color="auto"/>
+          <w:right w:val="single" w:sz="4" w:space="4" w:color="auto"/>
+        </w:pBdr>
+        <w:spacing w:before="60" w:after="60" w:line="360" w:lineRule="auto"/>
+        <w:ind w:left="720"/>
+        <w:rPr>
+          <w:lang w:val="en-US"/>
+        </w:rPr>
+      </w:pPr>
+      <w:r>
+        <w:rPr>
+          <w:rFonts w:ascii="Courier New" w:eastAsia="Courier New" w:hAnsi="Courier New" w:cs="Courier New"/>
+          <w:sz w:val="18"/>
+          <w:szCs w:val="18"/>
+        </w:rPr>
+        <w:t xml:space="preserve">    </w:t>
+      </w:r>
+      <w:r>
+        <w:rPr>
+          <w:rFonts w:ascii="Courier New" w:eastAsia="Courier New" w:hAnsi="Courier New" w:cs="Courier New"/>
+          <w:sz w:val="18"/>
+          <w:szCs w:val="18"/>
+          <w:lang w:val="en-US"/>
+        </w:rPr>
+        <w:t>return [[</w:t>
+      </w:r>
+      <w:proofErr w:type="spellStart"/>
+      <w:r>
+        <w:rPr>
+          <w:rFonts w:ascii="Courier New" w:eastAsia="Courier New" w:hAnsi="Courier New" w:cs="Courier New"/>
+          <w:sz w:val="18"/>
+          <w:szCs w:val="18"/>
+          <w:lang w:val="en-US"/>
+        </w:rPr>
+        <w:t>random.randint</w:t>
+      </w:r>
+      <w:proofErr w:type="spellEnd"/>
+      <w:r>
+        <w:rPr>
+          <w:rFonts w:ascii="Courier New" w:eastAsia="Courier New" w:hAnsi="Courier New" w:cs="Courier New"/>
+          <w:sz w:val="18"/>
+          <w:szCs w:val="18"/>
+          <w:lang w:val="en-US"/>
+        </w:rPr>
+        <w:t>(0, 100) for _ in range(</w:t>
+      </w:r>
+      <w:proofErr w:type="spellStart"/>
+      <w:r>
+        <w:rPr>
+          <w:rFonts w:ascii="Courier New" w:eastAsia="Courier New" w:hAnsi="Courier New" w:cs="Courier New"/>
+          <w:sz w:val="18"/>
+          <w:szCs w:val="18"/>
+          <w:lang w:val="en-US"/>
+        </w:rPr>
+        <w:t>columnas</w:t>
+      </w:r>
+      <w:proofErr w:type="spellEnd"/>
+      <w:r>
+        <w:rPr>
+          <w:rFonts w:ascii="Courier New" w:eastAsia="Courier New" w:hAnsi="Courier New" w:cs="Courier New"/>
+          <w:sz w:val="18"/>
+          <w:szCs w:val="18"/>
+          <w:lang w:val="en-US"/>
+        </w:rPr>
+        <w:t>)]</w:t>
+      </w:r>
+    </w:p>
+    <w:p>
+      <w:pPr>
+        <w:pBdr>
+          <w:top w:val="single" w:sz="4" w:space="1" w:color="auto"/>
+          <w:left w:val="single" w:sz="4" w:space="4" w:color="auto"/>
+          <w:bottom w:val="single" w:sz="4" w:space="1" w:color="auto"/>
+          <w:right w:val="single" w:sz="4" w:space="4" w:color="auto"/>
+        </w:pBdr>
+        <w:spacing w:before="60" w:after="60" w:line="360" w:lineRule="auto"/>
+        <w:ind w:left="720"/>
+        <w:rPr>
+          <w:lang w:val="en-US"/>
+        </w:rPr>
+      </w:pPr>
+      <w:r>
+        <w:rPr>
+          <w:rFonts w:ascii="Courier New" w:eastAsia="Courier New" w:hAnsi="Courier New" w:cs="Courier New"/>
+          <w:sz w:val="18"/>
+          <w:szCs w:val="18"/>
+          <w:lang w:val="en-US"/>
+        </w:rPr>
+        <w:t xml:space="preserve">            for _ in range(</w:t>
+      </w:r>
+      <w:proofErr w:type="spellStart"/>
+      <w:r>
+        <w:rPr>
+          <w:rFonts w:ascii="Courier New" w:eastAsia="Courier New" w:hAnsi="Courier New" w:cs="Courier New"/>
+          <w:sz w:val="18"/>
+          <w:szCs w:val="18"/>
+          <w:lang w:val="en-US"/>
+        </w:rPr>
+        <w:t>filas</w:t>
+      </w:r>
+      <w:proofErr w:type="spellEnd"/>
+      <w:r>
+        <w:rPr>
+          <w:rFonts w:ascii="Courier New" w:eastAsia="Courier New" w:hAnsi="Courier New" w:cs="Courier New"/>
+          <w:sz w:val="18"/>
+          <w:szCs w:val="18"/>
+          <w:lang w:val="en-US"/>
+        </w:rPr>
+        <w:t>)]</w:t>
+      </w:r>
+    </w:p>
+    <w:p>
+      <w:pPr>
+        <w:pBdr>
+          <w:top w:val="single" w:sz="4" w:space="1" w:color="auto"/>
+          <w:left w:val="single" w:sz="4" w:space="4" w:color="auto"/>
+          <w:bottom w:val="single" w:sz="4" w:space="1" w:color="auto"/>
+          <w:right w:val="single" w:sz="4" w:space="4" w:color="auto"/>
+        </w:pBdr>
+        <w:spacing w:before="60" w:after="60" w:line="360" w:lineRule="auto"/>
+        <w:ind w:left="720"/>
+        <w:rPr>
+          <w:lang w:val="en-US"/>
+        </w:rPr>
+      </w:pPr>
+      <w:r>
+        <w:rPr>
+          <w:rFonts w:ascii="Courier New" w:eastAsia="Courier New" w:hAnsi="Courier New" w:cs="Courier New"/>
+          <w:sz w:val="18"/>
+          <w:szCs w:val="18"/>
+          <w:lang w:val="en-US"/>
+        </w:rPr>
+        <w:t xml:space="preserve">def </w:t>
+      </w:r>
+      <w:proofErr w:type="spellStart"/>
+      <w:r>
+        <w:rPr>
+          <w:rFonts w:ascii="Courier New" w:eastAsia="Courier New" w:hAnsi="Courier New" w:cs="Courier New"/>
+          <w:sz w:val="18"/>
+          <w:szCs w:val="18"/>
+          <w:lang w:val="en-US"/>
+        </w:rPr>
+        <w:t>contar_pares</w:t>
+      </w:r>
+      <w:proofErr w:type="spellEnd"/>
+      <w:r>
+        <w:rPr>
+          <w:rFonts w:ascii="Courier New" w:eastAsia="Courier New" w:hAnsi="Courier New" w:cs="Courier New"/>
+          <w:sz w:val="18"/>
+          <w:szCs w:val="18"/>
+          <w:lang w:val="en-US"/>
+        </w:rPr>
+        <w:t>(</w:t>
+      </w:r>
+      <w:proofErr w:type="spellStart"/>
+      <w:r>
+        <w:rPr>
+          <w:rFonts w:ascii="Courier New" w:eastAsia="Courier New" w:hAnsi="Courier New" w:cs="Courier New"/>
+          <w:sz w:val="18"/>
+          <w:szCs w:val="18"/>
+          <w:lang w:val="en-US"/>
+        </w:rPr>
+        <w:t>matriz</w:t>
+      </w:r>
+      <w:proofErr w:type="spellEnd"/>
+      <w:r>
+        <w:rPr>
+          <w:rFonts w:ascii="Courier New" w:eastAsia="Courier New" w:hAnsi="Courier New" w:cs="Courier New"/>
+          <w:sz w:val="18"/>
+          <w:szCs w:val="18"/>
+          <w:lang w:val="en-US"/>
+        </w:rPr>
+        <w:t>):</w:t>
+      </w:r>
+    </w:p>
+    <w:p>
+      <w:pPr>
+        <w:pBdr>
+          <w:top w:val="single" w:sz="4" w:space="1" w:color="auto"/>
+          <w:left w:val="single" w:sz="4" w:space="4" w:color="auto"/>
+          <w:bottom w:val="single" w:sz="4" w:space="1" w:color="auto"/>
+          <w:right w:val="single" w:sz="4" w:space="4" w:color="auto"/>
+        </w:pBdr>
+        <w:spacing w:before="60" w:after="60" w:line="360" w:lineRule="auto"/>
+        <w:ind w:left="720"/>
+      </w:pPr>
+      <w:r>
+        <w:rPr>
+          <w:rFonts w:ascii="Courier New" w:eastAsia="Courier New" w:hAnsi="Courier New" w:cs="Courier New"/>
+          <w:sz w:val="18"/>
+          <w:szCs w:val="18"/>
+          <w:lang w:val="en-US"/>
+        </w:rPr>
+        <w:t xml:space="preserve">    </w:t>
+      </w:r>
+      <w:r>
+        <w:rPr>
+          <w:rFonts w:ascii="Courier New" w:eastAsia="Courier New" w:hAnsi="Courier New" w:cs="Courier New"/>
+          <w:sz w:val="18"/>
+          <w:szCs w:val="18"/>
+        </w:rPr>
+        <w:t>conteo = 0                  # Inicializa el contador en cero</w:t>
+      </w:r>
+    </w:p>
+    <w:p>
+      <w:pPr>
+        <w:pBdr>
+          <w:top w:val="single" w:sz="4" w:space="1" w:color="auto"/>
+          <w:left w:val="single" w:sz="4" w:space="4" w:color="auto"/>
+          <w:bottom w:val="single" w:sz="4" w:space="1" w:color="auto"/>
+          <w:right w:val="single" w:sz="4" w:space="4" w:color="auto"/>
+        </w:pBdr>
+        <w:spacing w:before="60" w:after="60" w:line="360" w:lineRule="auto"/>
+        <w:ind w:left="720"/>
+      </w:pPr>
+      <w:r>
+        <w:rPr>
+          <w:rFonts w:ascii="Courier New" w:eastAsia="Courier New" w:hAnsi="Courier New" w:cs="Courier New"/>
+          <w:sz w:val="18"/>
+          <w:szCs w:val="18"/>
+        </w:rPr>
+        <w:t xml:space="preserve">    </w:t>
+      </w:r>
+      <w:proofErr w:type="spellStart"/>
+      <w:r>
+        <w:rPr>
+          <w:rFonts w:ascii="Courier New" w:eastAsia="Courier New" w:hAnsi="Courier New" w:cs="Courier New"/>
+          <w:sz w:val="18"/>
+          <w:szCs w:val="18"/>
+        </w:rPr>
+        <w:t>for</w:t>
+      </w:r>
+      <w:proofErr w:type="spellEnd"/>
+      <w:r>
+        <w:rPr>
+          <w:rFonts w:ascii="Courier New" w:eastAsia="Courier New" w:hAnsi="Courier New" w:cs="Courier New"/>
+          <w:sz w:val="18"/>
+          <w:szCs w:val="18"/>
+        </w:rPr>
+        <w:t xml:space="preserve"> fila in matriz:         # Recorre cada fila de la matriz</w:t>
+      </w:r>
+    </w:p>
+    <w:p>
+      <w:pPr>
+        <w:pBdr>
+          <w:top w:val="single" w:sz="4" w:space="1" w:color="auto"/>
+          <w:left w:val="single" w:sz="4" w:space="4" w:color="auto"/>
+          <w:bottom w:val="single" w:sz="4" w:space="1" w:color="auto"/>
+          <w:right w:val="single" w:sz="4" w:space="4" w:color="auto"/>
+        </w:pBdr>
+        <w:spacing w:before="60" w:after="60" w:line="360" w:lineRule="auto"/>
+        <w:ind w:left="720"/>
+      </w:pPr>
+      <w:r>
+        <w:rPr>
+          <w:rFonts w:ascii="Courier New" w:eastAsia="Courier New" w:hAnsi="Courier New" w:cs="Courier New"/>
+          <w:sz w:val="18"/>
+          <w:szCs w:val="18"/>
+        </w:rPr>
+        <w:t xml:space="preserve">        </w:t>
+      </w:r>
+      <w:proofErr w:type="spellStart"/>
+      <w:r>
+        <w:rPr>
+          <w:rFonts w:ascii="Courier New" w:eastAsia="Courier New" w:hAnsi="Courier New" w:cs="Courier New"/>
+          <w:sz w:val="18"/>
+          <w:szCs w:val="18"/>
+        </w:rPr>
+        <w:t>for</w:t>
+      </w:r>
+      <w:proofErr w:type="spellEnd"/>
+      <w:r>
+        <w:rPr>
+          <w:rFonts w:ascii="Courier New" w:eastAsia="Courier New" w:hAnsi="Courier New" w:cs="Courier New"/>
+          <w:sz w:val="18"/>
+          <w:szCs w:val="18"/>
+        </w:rPr>
+        <w:t xml:space="preserve"> valor in fila:      # Recorre cada elemento de la fila</w:t>
+      </w:r>
+    </w:p>
+    <w:p>
+      <w:pPr>
+        <w:pBdr>
+          <w:top w:val="single" w:sz="4" w:space="1" w:color="auto"/>
+          <w:left w:val="single" w:sz="4" w:space="4" w:color="auto"/>
+          <w:bottom w:val="single" w:sz="4" w:space="1" w:color="auto"/>
+          <w:right w:val="single" w:sz="4" w:space="4" w:color="auto"/>
+        </w:pBdr>
+        <w:spacing w:before="60" w:after="60" w:line="360" w:lineRule="auto"/>
+        <w:ind w:left="720"/>
+      </w:pPr>
+      <w:r>
+        <w:rPr>
+          <w:rFonts w:ascii="Courier New" w:eastAsia="Courier New" w:hAnsi="Courier New" w:cs="Courier New"/>
+          <w:sz w:val="18"/>
+          <w:szCs w:val="18"/>
+        </w:rPr>
+        <w:t xml:space="preserve">            if valor % 2 == 0:  # Verifica si el valor es par</w:t>
+      </w:r>
+    </w:p>
+    <w:p>
+      <w:pPr>
+        <w:pBdr>
+          <w:top w:val="single" w:sz="4" w:space="1" w:color="auto"/>
+          <w:left w:val="single" w:sz="4" w:space="4" w:color="auto"/>
+          <w:bottom w:val="single" w:sz="4" w:space="1" w:color="auto"/>
+          <w:right w:val="single" w:sz="4" w:space="4" w:color="auto"/>
+        </w:pBdr>
+        <w:spacing w:before="60" w:after="60" w:line="360" w:lineRule="auto"/>
+        <w:ind w:left="720"/>
+      </w:pPr>
+      <w:r>
+        <w:rPr>
+          <w:rFonts w:ascii="Courier New" w:eastAsia="Courier New" w:hAnsi="Courier New" w:cs="Courier New"/>
+          <w:sz w:val="18"/>
+          <w:szCs w:val="18"/>
+        </w:rPr>
+        <w:t xml:space="preserve">                conteo += 1    # Incrementa el contador</w:t>
+      </w:r>
+    </w:p>
+    <w:p>
+      <w:pPr>
+        <w:pBdr>
+          <w:top w:val="single" w:sz="4" w:space="1" w:color="auto"/>
+          <w:left w:val="single" w:sz="4" w:space="4" w:color="auto"/>
+          <w:bottom w:val="single" w:sz="4" w:space="1" w:color="auto"/>
+          <w:right w:val="single" w:sz="4" w:space="4" w:color="auto"/>
+        </w:pBdr>
+        <w:spacing w:before="60" w:after="60" w:line="360" w:lineRule="auto"/>
+        <w:ind w:left="720"/>
+      </w:pPr>
+      <w:r>
+        <w:rPr>
+          <w:rFonts w:ascii="Courier New" w:eastAsia="Courier New" w:hAnsi="Courier New" w:cs="Courier New"/>
+          <w:sz w:val="18"/>
+          <w:szCs w:val="18"/>
+        </w:rPr>
+        <w:t xml:space="preserve">    return conteo               # Retorna el total de pares</w:t>
+      </w:r>
+    </w:p>
+    <w:p>
+      <w:pPr>
+        <w:pBdr>
+          <w:top w:val="single" w:sz="4" w:space="1" w:color="auto"/>
+          <w:left w:val="single" w:sz="4" w:space="4" w:color="auto"/>
+          <w:bottom w:val="single" w:sz="4" w:space="1" w:color="auto"/>
+          <w:right w:val="single" w:sz="4" w:space="4" w:color="auto"/>
+        </w:pBdr>
+        <w:spacing w:before="60" w:after="60" w:line="360" w:lineRule="auto"/>
+        <w:ind w:left="720"/>
+      </w:pPr>
+      <w:r>
+        <w:rPr>
+          <w:rFonts w:ascii="Courier New" w:eastAsia="Courier New" w:hAnsi="Courier New" w:cs="Courier New"/>
+          <w:sz w:val="18"/>
+          <w:szCs w:val="18"/>
+        </w:rPr>
+        <w:t>filas, columnas = 100, 100              # Define el tamaño de la matriz</w:t>
+      </w:r>
+    </w:p>
+    <w:p>
+      <w:pPr>
+        <w:pBdr>
+          <w:top w:val="single" w:sz="4" w:space="1" w:color="auto"/>
+          <w:left w:val="single" w:sz="4" w:space="4" w:color="auto"/>
+          <w:bottom w:val="single" w:sz="4" w:space="1" w:color="auto"/>
+          <w:right w:val="single" w:sz="4" w:space="4" w:color="auto"/>
+        </w:pBdr>
+        <w:spacing w:before="60" w:after="60" w:line="360" w:lineRule="auto"/>
+        <w:ind w:left="720"/>
+      </w:pPr>
+      <w:r>
+        <w:rPr>
+          <w:rFonts w:ascii="Courier New" w:eastAsia="Courier New" w:hAnsi="Courier New" w:cs="Courier New"/>
+          <w:sz w:val="18"/>
+          <w:szCs w:val="18"/>
+        </w:rPr>
+        <w:t xml:space="preserve">matriz = </w:t>
+      </w:r>
+      <w:proofErr w:type="spellStart"/>
+      <w:r>
+        <w:rPr>
+          <w:rFonts w:ascii="Courier New" w:eastAsia="Courier New" w:hAnsi="Courier New" w:cs="Courier New"/>
+          <w:sz w:val="18"/>
+          <w:szCs w:val="18"/>
+        </w:rPr>
+        <w:t>generar_matriz</w:t>
+      </w:r>
+      <w:proofErr w:type="spellEnd"/>
+      <w:r>
+        <w:rPr>
+          <w:rFonts w:ascii="Courier New" w:eastAsia="Courier New" w:hAnsi="Courier New" w:cs="Courier New"/>
+          <w:sz w:val="18"/>
+          <w:szCs w:val="18"/>
+        </w:rPr>
+        <w:t>(filas, columnas) # Genera la matriz aleatoria</w:t>
+      </w:r>
+    </w:p>
+    <w:p>
+      <w:pPr>
+        <w:pBdr>
+          <w:top w:val="single" w:sz="4" w:space="1" w:color="auto"/>
+          <w:left w:val="single" w:sz="4" w:space="4" w:color="auto"/>
+          <w:bottom w:val="single" w:sz="4" w:space="1" w:color="auto"/>
+          <w:right w:val="single" w:sz="4" w:space="4" w:color="auto"/>
+        </w:pBdr>
+        <w:spacing w:before="60" w:after="60" w:line="360" w:lineRule="auto"/>
+        <w:ind w:left="720"/>
+      </w:pPr>
+      <w:r>
+        <w:rPr>
+          <w:rFonts w:ascii="Courier New" w:eastAsia="Courier New" w:hAnsi="Courier New" w:cs="Courier New"/>
+          <w:sz w:val="18"/>
+          <w:szCs w:val="18"/>
+        </w:rPr>
+        <w:t xml:space="preserve">inicio = </w:t>
+      </w:r>
+      <w:proofErr w:type="spellStart"/>
+      <w:r>
+        <w:rPr>
+          <w:rFonts w:ascii="Courier New" w:eastAsia="Courier New" w:hAnsi="Courier New" w:cs="Courier New"/>
+          <w:sz w:val="18"/>
+          <w:szCs w:val="18"/>
+        </w:rPr>
+        <w:t>time.time</w:t>
+      </w:r>
+      <w:proofErr w:type="spellEnd"/>
+      <w:r>
+        <w:rPr>
+          <w:rFonts w:ascii="Courier New" w:eastAsia="Courier New" w:hAnsi="Courier New" w:cs="Courier New"/>
+          <w:sz w:val="18"/>
+          <w:szCs w:val="18"/>
+        </w:rPr>
+        <w:t>()                    # Registra el tiempo inicial</w:t>
+      </w:r>
+    </w:p>
+    <w:p>
+      <w:pPr>
+        <w:pBdr>
+          <w:top w:val="single" w:sz="4" w:space="1" w:color="auto"/>
+          <w:left w:val="single" w:sz="4" w:space="4" w:color="auto"/>
+          <w:bottom w:val="single" w:sz="4" w:space="1" w:color="auto"/>
+          <w:right w:val="single" w:sz="4" w:space="4" w:color="auto"/>
+        </w:pBdr>
+        <w:spacing w:before="60" w:after="60" w:line="360" w:lineRule="auto"/>
+        <w:ind w:left="720"/>
+      </w:pPr>
+      <w:r>
+        <w:rPr>
+          <w:rFonts w:ascii="Courier New" w:eastAsia="Courier New" w:hAnsi="Courier New" w:cs="Courier New"/>
+          <w:sz w:val="18"/>
+          <w:szCs w:val="18"/>
+        </w:rPr>
+        <w:t xml:space="preserve">resultado = </w:t>
+      </w:r>
+      <w:proofErr w:type="spellStart"/>
+      <w:r>
+        <w:rPr>
+          <w:rFonts w:ascii="Courier New" w:eastAsia="Courier New" w:hAnsi="Courier New" w:cs="Courier New"/>
+          <w:sz w:val="18"/>
+          <w:szCs w:val="18"/>
+        </w:rPr>
+        <w:t>contar_pares</w:t>
+      </w:r>
+      <w:proofErr w:type="spellEnd"/>
+      <w:r>
+        <w:rPr>
+          <w:rFonts w:ascii="Courier New" w:eastAsia="Courier New" w:hAnsi="Courier New" w:cs="Courier New"/>
+          <w:sz w:val="18"/>
+          <w:szCs w:val="18"/>
+        </w:rPr>
+        <w:t>(matriz)        # Ejecuta el conteo</w:t>
+      </w:r>
+    </w:p>
+    <w:p>
+      <w:pPr>
+        <w:pBdr>
+          <w:top w:val="single" w:sz="4" w:space="1" w:color="auto"/>
+          <w:left w:val="single" w:sz="4" w:space="4" w:color="auto"/>
+          <w:bottom w:val="single" w:sz="4" w:space="1" w:color="auto"/>
+          <w:right w:val="single" w:sz="4" w:space="4" w:color="auto"/>
+        </w:pBdr>
+        <w:spacing w:before="60" w:after="60" w:line="360" w:lineRule="auto"/>
+        <w:ind w:left="720"/>
+      </w:pPr>
+      <w:r>
+        <w:rPr>
+          <w:rFonts w:ascii="Courier New" w:eastAsia="Courier New" w:hAnsi="Courier New" w:cs="Courier New"/>
+          <w:sz w:val="18"/>
+          <w:szCs w:val="18"/>
+        </w:rPr>
+        <w:t xml:space="preserve">fin = </w:t>
+      </w:r>
+      <w:proofErr w:type="spellStart"/>
+      <w:r>
+        <w:rPr>
+          <w:rFonts w:ascii="Courier New" w:eastAsia="Courier New" w:hAnsi="Courier New" w:cs="Courier New"/>
+          <w:sz w:val="18"/>
+          <w:szCs w:val="18"/>
+        </w:rPr>
+        <w:t>time.time</w:t>
+      </w:r>
+      <w:proofErr w:type="spellEnd"/>
+      <w:r>
+        <w:rPr>
+          <w:rFonts w:ascii="Courier New" w:eastAsia="Courier New" w:hAnsi="Courier New" w:cs="Courier New"/>
+          <w:sz w:val="18"/>
+          <w:szCs w:val="18"/>
+        </w:rPr>
+        <w:t>()                       # Registra el tiempo final</w:t>
+      </w:r>
+    </w:p>
+    <w:p>
+      <w:pPr>
+        <w:pBdr>
+          <w:top w:val="single" w:sz="4" w:space="1" w:color="auto"/>
+          <w:left w:val="single" w:sz="4" w:space="4" w:color="auto"/>
+          <w:bottom w:val="single" w:sz="4" w:space="1" w:color="auto"/>
+          <w:right w:val="single" w:sz="4" w:space="4" w:color="auto"/>
+        </w:pBdr>
+        <w:spacing w:before="60" w:after="60" w:line="360" w:lineRule="auto"/>
+        <w:ind w:left="720"/>
+      </w:pPr>
+      <w:proofErr w:type="spellStart"/>
+      <w:r>
+        <w:rPr>
+          <w:rFonts w:ascii="Courier New" w:eastAsia="Courier New" w:hAnsi="Courier New" w:cs="Courier New"/>
+          <w:sz w:val="18"/>
+          <w:szCs w:val="18"/>
+        </w:rPr>
+        <w:t>print</w:t>
+      </w:r>
+      <w:proofErr w:type="spellEnd"/>
+      <w:r>
+        <w:rPr>
+          <w:rFonts w:ascii="Courier New" w:eastAsia="Courier New" w:hAnsi="Courier New" w:cs="Courier New"/>
+          <w:sz w:val="18"/>
+          <w:szCs w:val="18"/>
+        </w:rPr>
+        <w:t>(</w:t>
+      </w:r>
+      <w:proofErr w:type="spellStart"/>
+      <w:r>
+        <w:rPr>
+          <w:rFonts w:ascii="Courier New" w:eastAsia="Courier New" w:hAnsi="Courier New" w:cs="Courier New"/>
+          <w:sz w:val="18"/>
+          <w:szCs w:val="18"/>
+        </w:rPr>
+        <w:t>f'Números</w:t>
+      </w:r>
+      <w:proofErr w:type="spellEnd"/>
+      <w:r>
+        <w:rPr>
+          <w:rFonts w:ascii="Courier New" w:eastAsia="Courier New" w:hAnsi="Courier New" w:cs="Courier New"/>
+          <w:sz w:val="18"/>
+          <w:szCs w:val="18"/>
+        </w:rPr>
+        <w:t xml:space="preserve"> pares: {resultado}')</w:t>
+      </w:r>
+    </w:p>
+    <w:p>
+      <w:pPr>
+        <w:pBdr>
+          <w:top w:val="single" w:sz="4" w:space="1" w:color="auto"/>
+          <w:left w:val="single" w:sz="4" w:space="4" w:color="auto"/>
+          <w:bottom w:val="single" w:sz="4" w:space="1" w:color="auto"/>
+          <w:right w:val="single" w:sz="4" w:space="4" w:color="auto"/>
+        </w:pBdr>
+        <w:spacing w:before="60" w:after="60" w:line="360" w:lineRule="auto"/>
+        <w:ind w:left="720"/>
+      </w:pPr>
+      <w:proofErr w:type="spellStart"/>
+      <w:r>
+        <w:rPr>
+          <w:rFonts w:ascii="Courier New" w:eastAsia="Courier New" w:hAnsi="Courier New" w:cs="Courier New"/>
+          <w:sz w:val="18"/>
+          <w:szCs w:val="18"/>
+        </w:rPr>
+        <w:t>print</w:t>
+      </w:r>
+      <w:proofErr w:type="spellEnd"/>
+      <w:r>
+        <w:rPr>
+          <w:rFonts w:ascii="Courier New" w:eastAsia="Courier New" w:hAnsi="Courier New" w:cs="Courier New"/>
+          <w:sz w:val="18"/>
+          <w:szCs w:val="18"/>
+        </w:rPr>
+        <w:t>(</w:t>
+      </w:r>
+      <w:proofErr w:type="spellStart"/>
+      <w:r>
+        <w:rPr>
+          <w:rFonts w:ascii="Courier New" w:eastAsia="Courier New" w:hAnsi="Courier New" w:cs="Courier New"/>
+          <w:sz w:val="18"/>
+          <w:szCs w:val="18"/>
+        </w:rPr>
+        <w:t>f'Tiempo</w:t>
+      </w:r>
+      <w:proofErr w:type="spellEnd"/>
+      <w:r>
+        <w:rPr>
+          <w:rFonts w:ascii="Courier New" w:eastAsia="Courier New" w:hAnsi="Courier New" w:cs="Courier New"/>
+          <w:sz w:val="18"/>
+          <w:szCs w:val="18"/>
+        </w:rPr>
+        <w:t>: {fin - inicio:.6f} segundos')</w:t>
+      </w:r>
+    </w:p>
+    <w:p>
+      <w:pPr>
         <w:spacing w:line="480" w:lineRule="auto"/>
       </w:pPr>
     </w:p>
     <w:p>
       <w:pPr>
-        <w:spacing w:before="60" w:after="60" w:line="360" w:lineRule="auto"/>
-        <w:ind w:left="720"/>
-      </w:pPr>
-      <w:proofErr w:type="spellStart"/>
-      <w:r>
-        <w:rPr>
-          <w:rFonts w:ascii="Courier New" w:eastAsia="Courier New" w:hAnsi="Courier New" w:cs="Courier New"/>
-          <w:sz w:val="18"/>
-          <w:szCs w:val="18"/>
-        </w:rPr>
-        <w:t>import</w:t>
+        <w:pStyle w:val="Ttulo2"/>
+      </w:pPr>
+      <w:r>
+        <w:lastRenderedPageBreak/>
+        <w:t>Implementación en C++</w:t>
+      </w:r>
+    </w:p>
+    <w:p>
+      <w:pPr>
+        <w:pBdr>
+          <w:top w:val="single" w:sz="4" w:space="1" w:color="auto"/>
+          <w:left w:val="single" w:sz="4" w:space="4" w:color="auto"/>
+          <w:bottom w:val="single" w:sz="4" w:space="1" w:color="auto"/>
+          <w:right w:val="single" w:sz="4" w:space="4" w:color="auto"/>
+        </w:pBdr>
+        <w:spacing w:before="60" w:after="60" w:line="360" w:lineRule="auto"/>
+        <w:ind w:left="720"/>
+      </w:pPr>
+      <w:r>
+        <w:rPr>
+          <w:rFonts w:ascii="Courier New" w:eastAsia="Courier New" w:hAnsi="Courier New" w:cs="Courier New"/>
+          <w:sz w:val="18"/>
+          <w:szCs w:val="18"/>
+        </w:rPr>
+        <w:t>#include &lt;iostream&gt;</w:t>
+      </w:r>
+    </w:p>
+    <w:p>
+      <w:pPr>
+        <w:pBdr>
+          <w:top w:val="single" w:sz="4" w:space="1" w:color="auto"/>
+          <w:left w:val="single" w:sz="4" w:space="4" w:color="auto"/>
+          <w:bottom w:val="single" w:sz="4" w:space="1" w:color="auto"/>
+          <w:right w:val="single" w:sz="4" w:space="4" w:color="auto"/>
+        </w:pBdr>
+        <w:spacing w:before="60" w:after="60" w:line="360" w:lineRule="auto"/>
+        <w:ind w:left="720"/>
+        <w:rPr>
+          <w:lang w:val="en-US"/>
+        </w:rPr>
+      </w:pPr>
+      <w:r>
+        <w:rPr>
+          <w:rFonts w:ascii="Courier New" w:eastAsia="Courier New" w:hAnsi="Courier New" w:cs="Courier New"/>
+          <w:sz w:val="18"/>
+          <w:szCs w:val="18"/>
+          <w:lang w:val="en-US"/>
+        </w:rPr>
+        <w:t>#include &lt;vector&gt;</w:t>
+      </w:r>
+    </w:p>
+    <w:p>
+      <w:pPr>
+        <w:pBdr>
+          <w:top w:val="single" w:sz="4" w:space="1" w:color="auto"/>
+          <w:left w:val="single" w:sz="4" w:space="4" w:color="auto"/>
+          <w:bottom w:val="single" w:sz="4" w:space="1" w:color="auto"/>
+          <w:right w:val="single" w:sz="4" w:space="4" w:color="auto"/>
+        </w:pBdr>
+        <w:spacing w:before="60" w:after="60" w:line="360" w:lineRule="auto"/>
+        <w:ind w:left="720"/>
+        <w:rPr>
+          <w:lang w:val="en-US"/>
+        </w:rPr>
+      </w:pPr>
+      <w:r>
+        <w:rPr>
+          <w:rFonts w:ascii="Courier New" w:eastAsia="Courier New" w:hAnsi="Courier New" w:cs="Courier New"/>
+          <w:sz w:val="18"/>
+          <w:szCs w:val="18"/>
+          <w:lang w:val="en-US"/>
+        </w:rPr>
+        <w:t>#include &lt;</w:t>
+      </w:r>
+      <w:proofErr w:type="spellStart"/>
+      <w:r>
+        <w:rPr>
+          <w:rFonts w:ascii="Courier New" w:eastAsia="Courier New" w:hAnsi="Courier New" w:cs="Courier New"/>
+          <w:sz w:val="18"/>
+          <w:szCs w:val="18"/>
+          <w:lang w:val="en-US"/>
+        </w:rPr>
+        <w:t>ctime</w:t>
+      </w:r>
+      <w:proofErr w:type="spellEnd"/>
+      <w:r>
+        <w:rPr>
+          <w:rFonts w:ascii="Courier New" w:eastAsia="Courier New" w:hAnsi="Courier New" w:cs="Courier New"/>
+          <w:sz w:val="18"/>
+          <w:szCs w:val="18"/>
+          <w:lang w:val="en-US"/>
+        </w:rPr>
+        <w:t>&gt;</w:t>
+      </w:r>
+    </w:p>
+    <w:p>
+      <w:pPr>
+        <w:pBdr>
+          <w:top w:val="single" w:sz="4" w:space="1" w:color="auto"/>
+          <w:left w:val="single" w:sz="4" w:space="4" w:color="auto"/>
+          <w:bottom w:val="single" w:sz="4" w:space="1" w:color="auto"/>
+          <w:right w:val="single" w:sz="4" w:space="4" w:color="auto"/>
+        </w:pBdr>
+        <w:spacing w:before="60" w:after="60" w:line="360" w:lineRule="auto"/>
+        <w:ind w:left="720"/>
+        <w:rPr>
+          <w:lang w:val="en-US"/>
+        </w:rPr>
+      </w:pPr>
+      <w:r>
+        <w:rPr>
+          <w:rFonts w:ascii="Courier New" w:eastAsia="Courier New" w:hAnsi="Courier New" w:cs="Courier New"/>
+          <w:sz w:val="18"/>
+          <w:szCs w:val="18"/>
+          <w:lang w:val="en-US"/>
+        </w:rPr>
+        <w:t>#include &lt;</w:t>
+      </w:r>
+      <w:proofErr w:type="spellStart"/>
+      <w:r>
+        <w:rPr>
+          <w:rFonts w:ascii="Courier New" w:eastAsia="Courier New" w:hAnsi="Courier New" w:cs="Courier New"/>
+          <w:sz w:val="18"/>
+          <w:szCs w:val="18"/>
+          <w:lang w:val="en-US"/>
+        </w:rPr>
+        <w:t>cstdlib</w:t>
+      </w:r>
+      <w:proofErr w:type="spellEnd"/>
+      <w:r>
+        <w:rPr>
+          <w:rFonts w:ascii="Courier New" w:eastAsia="Courier New" w:hAnsi="Courier New" w:cs="Courier New"/>
+          <w:sz w:val="18"/>
+          <w:szCs w:val="18"/>
+          <w:lang w:val="en-US"/>
+        </w:rPr>
+        <w:t>&gt;</w:t>
+      </w:r>
+    </w:p>
+    <w:p>
+      <w:pPr>
+        <w:pBdr>
+          <w:top w:val="single" w:sz="4" w:space="1" w:color="auto"/>
+          <w:left w:val="single" w:sz="4" w:space="4" w:color="auto"/>
+          <w:bottom w:val="single" w:sz="4" w:space="1" w:color="auto"/>
+          <w:right w:val="single" w:sz="4" w:space="4" w:color="auto"/>
+        </w:pBdr>
+        <w:spacing w:before="60" w:after="60" w:line="360" w:lineRule="auto"/>
+        <w:ind w:left="720"/>
+      </w:pPr>
+      <w:proofErr w:type="spellStart"/>
+      <w:r>
+        <w:rPr>
+          <w:rFonts w:ascii="Courier New" w:eastAsia="Courier New" w:hAnsi="Courier New" w:cs="Courier New"/>
+          <w:sz w:val="18"/>
+          <w:szCs w:val="18"/>
+        </w:rPr>
+        <w:t>using</w:t>
       </w:r>
       <w:proofErr w:type="spellEnd"/>
       <w:r>
@@ -1369,67 +2211,184 @@
           <w:sz w:val="18"/>
           <w:szCs w:val="18"/>
         </w:rPr>
-        <w:t>random</w:t>
-      </w:r>
-      <w:proofErr w:type="spellEnd"/>
-      <w:r>
-        <w:rPr>
-          <w:rFonts w:ascii="Courier New" w:eastAsia="Courier New" w:hAnsi="Courier New" w:cs="Courier New"/>
-          <w:sz w:val="18"/>
-          <w:szCs w:val="18"/>
-        </w:rPr>
-        <w:t xml:space="preserve">          # Módulo para generación de números aleatorios</w:t>
-      </w:r>
-    </w:p>
-    <w:p>
-      <w:pPr>
-        <w:spacing w:before="60" w:after="60" w:line="360" w:lineRule="auto"/>
-        <w:ind w:left="720"/>
-      </w:pPr>
-      <w:proofErr w:type="spellStart"/>
-      <w:r>
-        <w:rPr>
-          <w:rFonts w:ascii="Courier New" w:eastAsia="Courier New" w:hAnsi="Courier New" w:cs="Courier New"/>
-          <w:sz w:val="18"/>
-          <w:szCs w:val="18"/>
-        </w:rPr>
-        <w:t>import</w:t>
-      </w:r>
-      <w:proofErr w:type="spellEnd"/>
-      <w:r>
-        <w:rPr>
-          <w:rFonts w:ascii="Courier New" w:eastAsia="Courier New" w:hAnsi="Courier New" w:cs="Courier New"/>
-          <w:sz w:val="18"/>
-          <w:szCs w:val="18"/>
-        </w:rPr>
-        <w:t xml:space="preserve"> time            # Módulo para medir tiempo de ejecución</w:t>
-      </w:r>
-    </w:p>
-    <w:p>
-      <w:pPr>
-        <w:spacing w:line="480" w:lineRule="auto"/>
-      </w:pPr>
-    </w:p>
-    <w:p>
-      <w:pPr>
-        <w:spacing w:before="60" w:after="60" w:line="360" w:lineRule="auto"/>
-        <w:ind w:left="720"/>
-      </w:pPr>
-      <w:proofErr w:type="spellStart"/>
-      <w:r>
-        <w:rPr>
-          <w:rFonts w:ascii="Courier New" w:eastAsia="Courier New" w:hAnsi="Courier New" w:cs="Courier New"/>
-          <w:sz w:val="18"/>
-          <w:szCs w:val="18"/>
-        </w:rPr>
-        <w:t>def</w:t>
-      </w:r>
-      <w:proofErr w:type="spellEnd"/>
-      <w:r>
-        <w:rPr>
-          <w:rFonts w:ascii="Courier New" w:eastAsia="Courier New" w:hAnsi="Courier New" w:cs="Courier New"/>
-          <w:sz w:val="18"/>
-          <w:szCs w:val="18"/>
+        <w:t>namespace</w:t>
+      </w:r>
+      <w:proofErr w:type="spellEnd"/>
+      <w:r>
+        <w:rPr>
+          <w:rFonts w:ascii="Courier New" w:eastAsia="Courier New" w:hAnsi="Courier New" w:cs="Courier New"/>
+          <w:sz w:val="18"/>
+          <w:szCs w:val="18"/>
+        </w:rPr>
+        <w:t xml:space="preserve"> std;</w:t>
+      </w:r>
+    </w:p>
+    <w:p>
+      <w:pPr>
+        <w:pBdr>
+          <w:top w:val="single" w:sz="4" w:space="1" w:color="auto"/>
+          <w:left w:val="single" w:sz="4" w:space="4" w:color="auto"/>
+          <w:bottom w:val="single" w:sz="4" w:space="1" w:color="auto"/>
+          <w:right w:val="single" w:sz="4" w:space="4" w:color="auto"/>
+        </w:pBdr>
+        <w:spacing w:before="60" w:after="60" w:line="360" w:lineRule="auto"/>
+        <w:ind w:left="720"/>
+      </w:pPr>
+      <w:r>
+        <w:rPr>
+          <w:rFonts w:ascii="Courier New" w:eastAsia="Courier New" w:hAnsi="Courier New" w:cs="Courier New"/>
+          <w:sz w:val="18"/>
+          <w:szCs w:val="18"/>
+        </w:rPr>
+        <w:t>// Genera una matriz de enteros aleatorios entre 0 y 100</w:t>
+      </w:r>
+    </w:p>
+    <w:p>
+      <w:pPr>
+        <w:pBdr>
+          <w:top w:val="single" w:sz="4" w:space="1" w:color="auto"/>
+          <w:left w:val="single" w:sz="4" w:space="4" w:color="auto"/>
+          <w:bottom w:val="single" w:sz="4" w:space="1" w:color="auto"/>
+          <w:right w:val="single" w:sz="4" w:space="4" w:color="auto"/>
+        </w:pBdr>
+        <w:spacing w:before="60" w:after="60" w:line="360" w:lineRule="auto"/>
+        <w:ind w:left="720"/>
+      </w:pPr>
+      <w:r>
+        <w:rPr>
+          <w:rFonts w:ascii="Courier New" w:eastAsia="Courier New" w:hAnsi="Courier New" w:cs="Courier New"/>
+          <w:sz w:val="18"/>
+          <w:szCs w:val="18"/>
+        </w:rPr>
+        <w:t xml:space="preserve">vector&lt;vector&lt;int&gt;&gt; </w:t>
+      </w:r>
+      <w:proofErr w:type="spellStart"/>
+      <w:r>
+        <w:rPr>
+          <w:rFonts w:ascii="Courier New" w:eastAsia="Courier New" w:hAnsi="Courier New" w:cs="Courier New"/>
+          <w:sz w:val="18"/>
+          <w:szCs w:val="18"/>
+        </w:rPr>
+        <w:t>generarMatriz</w:t>
+      </w:r>
+      <w:proofErr w:type="spellEnd"/>
+      <w:r>
+        <w:rPr>
+          <w:rFonts w:ascii="Courier New" w:eastAsia="Courier New" w:hAnsi="Courier New" w:cs="Courier New"/>
+          <w:sz w:val="18"/>
+          <w:szCs w:val="18"/>
+        </w:rPr>
+        <w:t>(int filas, int columnas) {</w:t>
+      </w:r>
+    </w:p>
+    <w:p>
+      <w:pPr>
+        <w:pBdr>
+          <w:top w:val="single" w:sz="4" w:space="1" w:color="auto"/>
+          <w:left w:val="single" w:sz="4" w:space="4" w:color="auto"/>
+          <w:bottom w:val="single" w:sz="4" w:space="1" w:color="auto"/>
+          <w:right w:val="single" w:sz="4" w:space="4" w:color="auto"/>
+        </w:pBdr>
+        <w:spacing w:before="60" w:after="60" w:line="360" w:lineRule="auto"/>
+        <w:ind w:left="720"/>
+      </w:pPr>
+      <w:r>
+        <w:rPr>
+          <w:rFonts w:ascii="Courier New" w:eastAsia="Courier New" w:hAnsi="Courier New" w:cs="Courier New"/>
+          <w:sz w:val="18"/>
+          <w:szCs w:val="18"/>
+        </w:rPr>
+        <w:t xml:space="preserve">    // Inicializa la estructura con las dimensiones dadas</w:t>
+      </w:r>
+    </w:p>
+    <w:p>
+      <w:pPr>
+        <w:pBdr>
+          <w:top w:val="single" w:sz="4" w:space="1" w:color="auto"/>
+          <w:left w:val="single" w:sz="4" w:space="4" w:color="auto"/>
+          <w:bottom w:val="single" w:sz="4" w:space="1" w:color="auto"/>
+          <w:right w:val="single" w:sz="4" w:space="4" w:color="auto"/>
+        </w:pBdr>
+        <w:spacing w:before="60" w:after="60" w:line="360" w:lineRule="auto"/>
+        <w:ind w:left="720"/>
+      </w:pPr>
+      <w:r>
+        <w:rPr>
+          <w:rFonts w:ascii="Courier New" w:eastAsia="Courier New" w:hAnsi="Courier New" w:cs="Courier New"/>
+          <w:sz w:val="18"/>
+          <w:szCs w:val="18"/>
+        </w:rPr>
+        <w:t xml:space="preserve">    vector&lt;vector&lt;int&gt;&gt; matriz(filas, vector&lt;int&gt;(columnas));</w:t>
+      </w:r>
+    </w:p>
+    <w:p>
+      <w:pPr>
+        <w:pBdr>
+          <w:top w:val="single" w:sz="4" w:space="1" w:color="auto"/>
+          <w:left w:val="single" w:sz="4" w:space="4" w:color="auto"/>
+          <w:bottom w:val="single" w:sz="4" w:space="1" w:color="auto"/>
+          <w:right w:val="single" w:sz="4" w:space="4" w:color="auto"/>
+        </w:pBdr>
+        <w:spacing w:before="60" w:after="60" w:line="360" w:lineRule="auto"/>
+        <w:ind w:left="720"/>
+        <w:rPr>
+          <w:lang w:val="en-US"/>
+        </w:rPr>
+      </w:pPr>
+      <w:r>
+        <w:rPr>
+          <w:rFonts w:ascii="Courier New" w:eastAsia="Courier New" w:hAnsi="Courier New" w:cs="Courier New"/>
+          <w:sz w:val="18"/>
+          <w:szCs w:val="18"/>
+        </w:rPr>
+        <w:t xml:space="preserve">    </w:t>
+      </w:r>
+      <w:r>
+        <w:rPr>
+          <w:rFonts w:ascii="Courier New" w:eastAsia="Courier New" w:hAnsi="Courier New" w:cs="Courier New"/>
+          <w:sz w:val="18"/>
+          <w:szCs w:val="18"/>
+          <w:lang w:val="en-US"/>
+        </w:rPr>
+        <w:t xml:space="preserve">for (int i = 0; i &lt; </w:t>
+      </w:r>
+      <w:proofErr w:type="spellStart"/>
+      <w:r>
+        <w:rPr>
+          <w:rFonts w:ascii="Courier New" w:eastAsia="Courier New" w:hAnsi="Courier New" w:cs="Courier New"/>
+          <w:sz w:val="18"/>
+          <w:szCs w:val="18"/>
+          <w:lang w:val="en-US"/>
+        </w:rPr>
+        <w:t>filas</w:t>
+      </w:r>
+      <w:proofErr w:type="spellEnd"/>
+      <w:r>
+        <w:rPr>
+          <w:rFonts w:ascii="Courier New" w:eastAsia="Courier New" w:hAnsi="Courier New" w:cs="Courier New"/>
+          <w:sz w:val="18"/>
+          <w:szCs w:val="18"/>
+          <w:lang w:val="en-US"/>
+        </w:rPr>
+        <w:t xml:space="preserve">; ++i)      // </w:t>
+      </w:r>
+      <w:proofErr w:type="spellStart"/>
+      <w:r>
+        <w:rPr>
+          <w:rFonts w:ascii="Courier New" w:eastAsia="Courier New" w:hAnsi="Courier New" w:cs="Courier New"/>
+          <w:sz w:val="18"/>
+          <w:szCs w:val="18"/>
+          <w:lang w:val="en-US"/>
+        </w:rPr>
+        <w:t>Recorre</w:t>
+      </w:r>
+      <w:proofErr w:type="spellEnd"/>
+      <w:r>
+        <w:rPr>
+          <w:rFonts w:ascii="Courier New" w:eastAsia="Courier New" w:hAnsi="Courier New" w:cs="Courier New"/>
+          <w:sz w:val="18"/>
+          <w:szCs w:val="18"/>
+          <w:lang w:val="en-US"/>
         </w:rPr>
         <w:t xml:space="preserve"> </w:t>
       </w:r>
@@ -1439,54 +2398,217 @@
           <w:rFonts w:ascii="Courier New" w:eastAsia="Courier New" w:hAnsi="Courier New" w:cs="Courier New"/>
           <w:sz w:val="18"/>
           <w:szCs w:val="18"/>
-        </w:rPr>
-        <w:t>generar_matriz</w:t>
-      </w:r>
-      <w:proofErr w:type="spellEnd"/>
-      <w:r>
-        <w:rPr>
-          <w:rFonts w:ascii="Courier New" w:eastAsia="Courier New" w:hAnsi="Courier New" w:cs="Courier New"/>
-          <w:sz w:val="18"/>
-          <w:szCs w:val="18"/>
-        </w:rPr>
-        <w:t>(filas, columnas):</w:t>
-      </w:r>
-    </w:p>
-    <w:p>
-      <w:pPr>
-        <w:spacing w:before="60" w:after="60" w:line="360" w:lineRule="auto"/>
-        <w:ind w:left="720"/>
-      </w:pPr>
-      <w:r>
-        <w:rPr>
-          <w:rFonts w:ascii="Courier New" w:eastAsia="Courier New" w:hAnsi="Courier New" w:cs="Courier New"/>
-          <w:sz w:val="18"/>
-          <w:szCs w:val="18"/>
-        </w:rPr>
-        <w:t xml:space="preserve">    # Crea una lista de listas con valores aleatorios entre 0 y 100</w:t>
-      </w:r>
-    </w:p>
-    <w:p>
-      <w:pPr>
-        <w:spacing w:before="60" w:after="60" w:line="360" w:lineRule="auto"/>
-        <w:ind w:left="720"/>
-      </w:pPr>
-      <w:r>
-        <w:rPr>
-          <w:rFonts w:ascii="Courier New" w:eastAsia="Courier New" w:hAnsi="Courier New" w:cs="Courier New"/>
-          <w:sz w:val="18"/>
-          <w:szCs w:val="18"/>
-        </w:rPr>
-        <w:t xml:space="preserve">    # La comprensión de listas anidadas recorre filas x columnas posiciones</w:t>
-      </w:r>
-    </w:p>
-    <w:p>
-      <w:pPr>
-        <w:spacing w:before="60" w:after="60" w:line="360" w:lineRule="auto"/>
-        <w:ind w:left="720"/>
-        <w:rPr>
-          <w:lang w:val="en-US"/>
-        </w:rPr>
+          <w:lang w:val="en-US"/>
+        </w:rPr>
+        <w:t>filas</w:t>
+      </w:r>
+      <w:proofErr w:type="spellEnd"/>
+    </w:p>
+    <w:p>
+      <w:pPr>
+        <w:pBdr>
+          <w:top w:val="single" w:sz="4" w:space="1" w:color="auto"/>
+          <w:left w:val="single" w:sz="4" w:space="4" w:color="auto"/>
+          <w:bottom w:val="single" w:sz="4" w:space="1" w:color="auto"/>
+          <w:right w:val="single" w:sz="4" w:space="4" w:color="auto"/>
+        </w:pBdr>
+        <w:spacing w:before="60" w:after="60" w:line="360" w:lineRule="auto"/>
+        <w:ind w:left="720"/>
+      </w:pPr>
+      <w:r>
+        <w:rPr>
+          <w:rFonts w:ascii="Courier New" w:eastAsia="Courier New" w:hAnsi="Courier New" w:cs="Courier New"/>
+          <w:sz w:val="18"/>
+          <w:szCs w:val="18"/>
+          <w:lang w:val="en-US"/>
+        </w:rPr>
+        <w:t xml:space="preserve">        </w:t>
+      </w:r>
+      <w:proofErr w:type="spellStart"/>
+      <w:r>
+        <w:rPr>
+          <w:rFonts w:ascii="Courier New" w:eastAsia="Courier New" w:hAnsi="Courier New" w:cs="Courier New"/>
+          <w:sz w:val="18"/>
+          <w:szCs w:val="18"/>
+        </w:rPr>
+        <w:t>for</w:t>
+      </w:r>
+      <w:proofErr w:type="spellEnd"/>
+      <w:r>
+        <w:rPr>
+          <w:rFonts w:ascii="Courier New" w:eastAsia="Courier New" w:hAnsi="Courier New" w:cs="Courier New"/>
+          <w:sz w:val="18"/>
+          <w:szCs w:val="18"/>
+        </w:rPr>
+        <w:t xml:space="preserve"> (int j = 0; j &lt; columnas; ++j) // Recorre columnas</w:t>
+      </w:r>
+    </w:p>
+    <w:p>
+      <w:pPr>
+        <w:pBdr>
+          <w:top w:val="single" w:sz="4" w:space="1" w:color="auto"/>
+          <w:left w:val="single" w:sz="4" w:space="4" w:color="auto"/>
+          <w:bottom w:val="single" w:sz="4" w:space="1" w:color="auto"/>
+          <w:right w:val="single" w:sz="4" w:space="4" w:color="auto"/>
+        </w:pBdr>
+        <w:spacing w:before="60" w:after="60" w:line="360" w:lineRule="auto"/>
+        <w:ind w:left="720"/>
+      </w:pPr>
+      <w:r>
+        <w:rPr>
+          <w:rFonts w:ascii="Courier New" w:eastAsia="Courier New" w:hAnsi="Courier New" w:cs="Courier New"/>
+          <w:sz w:val="18"/>
+          <w:szCs w:val="18"/>
+        </w:rPr>
+        <w:t xml:space="preserve">            matriz[i][j] = rand() % 101;  // Asigna valor aleatorio</w:t>
+      </w:r>
+    </w:p>
+    <w:p>
+      <w:pPr>
+        <w:pBdr>
+          <w:top w:val="single" w:sz="4" w:space="1" w:color="auto"/>
+          <w:left w:val="single" w:sz="4" w:space="4" w:color="auto"/>
+          <w:bottom w:val="single" w:sz="4" w:space="1" w:color="auto"/>
+          <w:right w:val="single" w:sz="4" w:space="4" w:color="auto"/>
+        </w:pBdr>
+        <w:spacing w:before="60" w:after="60" w:line="360" w:lineRule="auto"/>
+        <w:ind w:left="720"/>
+      </w:pPr>
+      <w:r>
+        <w:rPr>
+          <w:rFonts w:ascii="Courier New" w:eastAsia="Courier New" w:hAnsi="Courier New" w:cs="Courier New"/>
+          <w:sz w:val="18"/>
+          <w:szCs w:val="18"/>
+        </w:rPr>
+        <w:t xml:space="preserve">    return matriz;</w:t>
+      </w:r>
+    </w:p>
+    <w:p>
+      <w:pPr>
+        <w:pBdr>
+          <w:top w:val="single" w:sz="4" w:space="1" w:color="auto"/>
+          <w:left w:val="single" w:sz="4" w:space="4" w:color="auto"/>
+          <w:bottom w:val="single" w:sz="4" w:space="1" w:color="auto"/>
+          <w:right w:val="single" w:sz="4" w:space="4" w:color="auto"/>
+        </w:pBdr>
+        <w:spacing w:before="60" w:after="60" w:line="360" w:lineRule="auto"/>
+        <w:ind w:left="720"/>
+      </w:pPr>
+      <w:r>
+        <w:rPr>
+          <w:rFonts w:ascii="Courier New" w:eastAsia="Courier New" w:hAnsi="Courier New" w:cs="Courier New"/>
+          <w:sz w:val="18"/>
+          <w:szCs w:val="18"/>
+        </w:rPr>
+        <w:t>}</w:t>
+      </w:r>
+    </w:p>
+    <w:p>
+      <w:pPr>
+        <w:pBdr>
+          <w:top w:val="single" w:sz="4" w:space="1" w:color="auto"/>
+          <w:left w:val="single" w:sz="4" w:space="4" w:color="auto"/>
+          <w:bottom w:val="single" w:sz="4" w:space="1" w:color="auto"/>
+          <w:right w:val="single" w:sz="4" w:space="4" w:color="auto"/>
+        </w:pBdr>
+        <w:spacing w:before="60" w:after="60" w:line="360" w:lineRule="auto"/>
+        <w:ind w:left="720"/>
+      </w:pPr>
+      <w:r>
+        <w:rPr>
+          <w:rFonts w:ascii="Courier New" w:eastAsia="Courier New" w:hAnsi="Courier New" w:cs="Courier New"/>
+          <w:sz w:val="18"/>
+          <w:szCs w:val="18"/>
+        </w:rPr>
+        <w:t>// Cuenta cuántos elementos de la matriz son números pares</w:t>
+      </w:r>
+    </w:p>
+    <w:p>
+      <w:pPr>
+        <w:pBdr>
+          <w:top w:val="single" w:sz="4" w:space="1" w:color="auto"/>
+          <w:left w:val="single" w:sz="4" w:space="4" w:color="auto"/>
+          <w:bottom w:val="single" w:sz="4" w:space="1" w:color="auto"/>
+          <w:right w:val="single" w:sz="4" w:space="4" w:color="auto"/>
+        </w:pBdr>
+        <w:spacing w:before="60" w:after="60" w:line="360" w:lineRule="auto"/>
+        <w:ind w:left="720"/>
+      </w:pPr>
+      <w:r>
+        <w:rPr>
+          <w:rFonts w:ascii="Courier New" w:eastAsia="Courier New" w:hAnsi="Courier New" w:cs="Courier New"/>
+          <w:sz w:val="18"/>
+          <w:szCs w:val="18"/>
+        </w:rPr>
+        <w:t xml:space="preserve">int </w:t>
+      </w:r>
+      <w:proofErr w:type="spellStart"/>
+      <w:r>
+        <w:rPr>
+          <w:rFonts w:ascii="Courier New" w:eastAsia="Courier New" w:hAnsi="Courier New" w:cs="Courier New"/>
+          <w:sz w:val="18"/>
+          <w:szCs w:val="18"/>
+        </w:rPr>
+        <w:t>contarPares</w:t>
+      </w:r>
+      <w:proofErr w:type="spellEnd"/>
+      <w:r>
+        <w:rPr>
+          <w:rFonts w:ascii="Courier New" w:eastAsia="Courier New" w:hAnsi="Courier New" w:cs="Courier New"/>
+          <w:sz w:val="18"/>
+          <w:szCs w:val="18"/>
+        </w:rPr>
+        <w:t>(</w:t>
+      </w:r>
+      <w:proofErr w:type="spellStart"/>
+      <w:r>
+        <w:rPr>
+          <w:rFonts w:ascii="Courier New" w:eastAsia="Courier New" w:hAnsi="Courier New" w:cs="Courier New"/>
+          <w:sz w:val="18"/>
+          <w:szCs w:val="18"/>
+        </w:rPr>
+        <w:t>const</w:t>
+      </w:r>
+      <w:proofErr w:type="spellEnd"/>
+      <w:r>
+        <w:rPr>
+          <w:rFonts w:ascii="Courier New" w:eastAsia="Courier New" w:hAnsi="Courier New" w:cs="Courier New"/>
+          <w:sz w:val="18"/>
+          <w:szCs w:val="18"/>
+        </w:rPr>
+        <w:t xml:space="preserve"> vector&lt;vector&lt;int&gt;&gt;&amp; matriz) {</w:t>
+      </w:r>
+    </w:p>
+    <w:p>
+      <w:pPr>
+        <w:pBdr>
+          <w:top w:val="single" w:sz="4" w:space="1" w:color="auto"/>
+          <w:left w:val="single" w:sz="4" w:space="4" w:color="auto"/>
+          <w:bottom w:val="single" w:sz="4" w:space="1" w:color="auto"/>
+          <w:right w:val="single" w:sz="4" w:space="4" w:color="auto"/>
+        </w:pBdr>
+        <w:spacing w:before="60" w:after="60" w:line="360" w:lineRule="auto"/>
+        <w:ind w:left="720"/>
+      </w:pPr>
+      <w:r>
+        <w:rPr>
+          <w:rFonts w:ascii="Courier New" w:eastAsia="Courier New" w:hAnsi="Courier New" w:cs="Courier New"/>
+          <w:sz w:val="18"/>
+          <w:szCs w:val="18"/>
+        </w:rPr>
+        <w:t xml:space="preserve">    int conteo = 0;                        // Inicializa contador</w:t>
+      </w:r>
+    </w:p>
+    <w:p>
+      <w:pPr>
+        <w:pBdr>
+          <w:top w:val="single" w:sz="4" w:space="1" w:color="auto"/>
+          <w:left w:val="single" w:sz="4" w:space="4" w:color="auto"/>
+          <w:bottom w:val="single" w:sz="4" w:space="1" w:color="auto"/>
+          <w:right w:val="single" w:sz="4" w:space="4" w:color="auto"/>
+        </w:pBdr>
+        <w:spacing w:before="60" w:after="60" w:line="360" w:lineRule="auto"/>
+        <w:ind w:left="720"/>
       </w:pPr>
       <w:r>
         <w:rPr>
@@ -1496,171 +2618,120 @@
         </w:rPr>
         <w:t xml:space="preserve">    </w:t>
       </w:r>
-      <w:r>
-        <w:rPr>
-          <w:rFonts w:ascii="Courier New" w:eastAsia="Courier New" w:hAnsi="Courier New" w:cs="Courier New"/>
-          <w:sz w:val="18"/>
-          <w:szCs w:val="18"/>
-          <w:lang w:val="en-US"/>
-        </w:rPr>
-        <w:t>return [[</w:t>
-      </w:r>
-      <w:proofErr w:type="spellStart"/>
-      <w:r>
-        <w:rPr>
-          <w:rFonts w:ascii="Courier New" w:eastAsia="Courier New" w:hAnsi="Courier New" w:cs="Courier New"/>
-          <w:sz w:val="18"/>
-          <w:szCs w:val="18"/>
-          <w:lang w:val="en-US"/>
-        </w:rPr>
-        <w:t>random.randint</w:t>
-      </w:r>
-      <w:proofErr w:type="spellEnd"/>
-      <w:r>
-        <w:rPr>
-          <w:rFonts w:ascii="Courier New" w:eastAsia="Courier New" w:hAnsi="Courier New" w:cs="Courier New"/>
-          <w:sz w:val="18"/>
-          <w:szCs w:val="18"/>
-          <w:lang w:val="en-US"/>
-        </w:rPr>
-        <w:t>(0, 100) for _ in range(</w:t>
-      </w:r>
-      <w:proofErr w:type="spellStart"/>
-      <w:r>
-        <w:rPr>
-          <w:rFonts w:ascii="Courier New" w:eastAsia="Courier New" w:hAnsi="Courier New" w:cs="Courier New"/>
-          <w:sz w:val="18"/>
-          <w:szCs w:val="18"/>
-          <w:lang w:val="en-US"/>
-        </w:rPr>
-        <w:t>columnas</w:t>
-      </w:r>
-      <w:proofErr w:type="spellEnd"/>
-      <w:r>
-        <w:rPr>
-          <w:rFonts w:ascii="Courier New" w:eastAsia="Courier New" w:hAnsi="Courier New" w:cs="Courier New"/>
-          <w:sz w:val="18"/>
-          <w:szCs w:val="18"/>
-          <w:lang w:val="en-US"/>
-        </w:rPr>
-        <w:t>)]</w:t>
-      </w:r>
-    </w:p>
-    <w:p>
-      <w:pPr>
-        <w:spacing w:before="60" w:after="60" w:line="360" w:lineRule="auto"/>
-        <w:ind w:left="720"/>
-        <w:rPr>
-          <w:lang w:val="en-US"/>
-        </w:rPr>
-      </w:pPr>
-      <w:r>
-        <w:rPr>
-          <w:rFonts w:ascii="Courier New" w:eastAsia="Courier New" w:hAnsi="Courier New" w:cs="Courier New"/>
-          <w:sz w:val="18"/>
-          <w:szCs w:val="18"/>
-          <w:lang w:val="en-US"/>
-        </w:rPr>
-        <w:t xml:space="preserve">            for _ in range(</w:t>
-      </w:r>
-      <w:proofErr w:type="spellStart"/>
-      <w:r>
-        <w:rPr>
-          <w:rFonts w:ascii="Courier New" w:eastAsia="Courier New" w:hAnsi="Courier New" w:cs="Courier New"/>
-          <w:sz w:val="18"/>
-          <w:szCs w:val="18"/>
-          <w:lang w:val="en-US"/>
-        </w:rPr>
-        <w:t>filas</w:t>
-      </w:r>
-      <w:proofErr w:type="spellEnd"/>
-      <w:r>
-        <w:rPr>
-          <w:rFonts w:ascii="Courier New" w:eastAsia="Courier New" w:hAnsi="Courier New" w:cs="Courier New"/>
-          <w:sz w:val="18"/>
-          <w:szCs w:val="18"/>
-          <w:lang w:val="en-US"/>
-        </w:rPr>
-        <w:t>)]</w:t>
-      </w:r>
-    </w:p>
-    <w:p>
-      <w:pPr>
-        <w:spacing w:line="480" w:lineRule="auto"/>
-        <w:rPr>
-          <w:lang w:val="en-US"/>
-        </w:rPr>
-      </w:pPr>
-    </w:p>
-    <w:p>
-      <w:pPr>
-        <w:spacing w:before="60" w:after="60" w:line="360" w:lineRule="auto"/>
-        <w:ind w:left="720"/>
-        <w:rPr>
-          <w:lang w:val="en-US"/>
-        </w:rPr>
-      </w:pPr>
-      <w:r>
-        <w:rPr>
-          <w:rFonts w:ascii="Courier New" w:eastAsia="Courier New" w:hAnsi="Courier New" w:cs="Courier New"/>
-          <w:sz w:val="18"/>
-          <w:szCs w:val="18"/>
-          <w:lang w:val="en-US"/>
-        </w:rPr>
-        <w:t xml:space="preserve">def </w:t>
-      </w:r>
-      <w:proofErr w:type="spellStart"/>
-      <w:r>
-        <w:rPr>
-          <w:rFonts w:ascii="Courier New" w:eastAsia="Courier New" w:hAnsi="Courier New" w:cs="Courier New"/>
-          <w:sz w:val="18"/>
-          <w:szCs w:val="18"/>
-          <w:lang w:val="en-US"/>
-        </w:rPr>
-        <w:t>contar_pares</w:t>
-      </w:r>
-      <w:proofErr w:type="spellEnd"/>
-      <w:r>
-        <w:rPr>
-          <w:rFonts w:ascii="Courier New" w:eastAsia="Courier New" w:hAnsi="Courier New" w:cs="Courier New"/>
-          <w:sz w:val="18"/>
-          <w:szCs w:val="18"/>
-          <w:lang w:val="en-US"/>
-        </w:rPr>
-        <w:t>(</w:t>
-      </w:r>
-      <w:proofErr w:type="spellStart"/>
-      <w:r>
-        <w:rPr>
-          <w:rFonts w:ascii="Courier New" w:eastAsia="Courier New" w:hAnsi="Courier New" w:cs="Courier New"/>
-          <w:sz w:val="18"/>
-          <w:szCs w:val="18"/>
-          <w:lang w:val="en-US"/>
-        </w:rPr>
-        <w:t>matriz</w:t>
-      </w:r>
-      <w:proofErr w:type="spellEnd"/>
-      <w:r>
-        <w:rPr>
-          <w:rFonts w:ascii="Courier New" w:eastAsia="Courier New" w:hAnsi="Courier New" w:cs="Courier New"/>
-          <w:sz w:val="18"/>
-          <w:szCs w:val="18"/>
-          <w:lang w:val="en-US"/>
-        </w:rPr>
-        <w:t>):</w:t>
-      </w:r>
-    </w:p>
-    <w:p>
-      <w:pPr>
-        <w:spacing w:before="60" w:after="60" w:line="360" w:lineRule="auto"/>
-        <w:ind w:left="720"/>
-      </w:pPr>
-      <w:r>
-        <w:rPr>
-          <w:rFonts w:ascii="Courier New" w:eastAsia="Courier New" w:hAnsi="Courier New" w:cs="Courier New"/>
-          <w:sz w:val="18"/>
-          <w:szCs w:val="18"/>
-          <w:lang w:val="en-US"/>
+      <w:proofErr w:type="spellStart"/>
+      <w:r>
+        <w:rPr>
+          <w:rFonts w:ascii="Courier New" w:eastAsia="Courier New" w:hAnsi="Courier New" w:cs="Courier New"/>
+          <w:sz w:val="18"/>
+          <w:szCs w:val="18"/>
+        </w:rPr>
+        <w:t>for</w:t>
+      </w:r>
+      <w:proofErr w:type="spellEnd"/>
+      <w:r>
+        <w:rPr>
+          <w:rFonts w:ascii="Courier New" w:eastAsia="Courier New" w:hAnsi="Courier New" w:cs="Courier New"/>
+          <w:sz w:val="18"/>
+          <w:szCs w:val="18"/>
+        </w:rPr>
+        <w:t xml:space="preserve"> (</w:t>
+      </w:r>
+      <w:proofErr w:type="spellStart"/>
+      <w:r>
+        <w:rPr>
+          <w:rFonts w:ascii="Courier New" w:eastAsia="Courier New" w:hAnsi="Courier New" w:cs="Courier New"/>
+          <w:sz w:val="18"/>
+          <w:szCs w:val="18"/>
+        </w:rPr>
+        <w:t>const</w:t>
+      </w:r>
+      <w:proofErr w:type="spellEnd"/>
+      <w:r>
+        <w:rPr>
+          <w:rFonts w:ascii="Courier New" w:eastAsia="Courier New" w:hAnsi="Courier New" w:cs="Courier New"/>
+          <w:sz w:val="18"/>
+          <w:szCs w:val="18"/>
+        </w:rPr>
+        <w:t xml:space="preserve"> auto&amp; fila : matriz)        // Recorre cada fila</w:t>
+      </w:r>
+    </w:p>
+    <w:p>
+      <w:pPr>
+        <w:pBdr>
+          <w:top w:val="single" w:sz="4" w:space="1" w:color="auto"/>
+          <w:left w:val="single" w:sz="4" w:space="4" w:color="auto"/>
+          <w:bottom w:val="single" w:sz="4" w:space="1" w:color="auto"/>
+          <w:right w:val="single" w:sz="4" w:space="4" w:color="auto"/>
+        </w:pBdr>
+        <w:spacing w:before="60" w:after="60" w:line="360" w:lineRule="auto"/>
+        <w:ind w:left="720"/>
+      </w:pPr>
+      <w:r>
+        <w:rPr>
+          <w:rFonts w:ascii="Courier New" w:eastAsia="Courier New" w:hAnsi="Courier New" w:cs="Courier New"/>
+          <w:sz w:val="18"/>
+          <w:szCs w:val="18"/>
+        </w:rPr>
+        <w:t xml:space="preserve">        </w:t>
+      </w:r>
+      <w:proofErr w:type="spellStart"/>
+      <w:r>
+        <w:rPr>
+          <w:rFonts w:ascii="Courier New" w:eastAsia="Courier New" w:hAnsi="Courier New" w:cs="Courier New"/>
+          <w:sz w:val="18"/>
+          <w:szCs w:val="18"/>
+        </w:rPr>
+        <w:t>for</w:t>
+      </w:r>
+      <w:proofErr w:type="spellEnd"/>
+      <w:r>
+        <w:rPr>
+          <w:rFonts w:ascii="Courier New" w:eastAsia="Courier New" w:hAnsi="Courier New" w:cs="Courier New"/>
+          <w:sz w:val="18"/>
+          <w:szCs w:val="18"/>
+        </w:rPr>
+        <w:t xml:space="preserve"> (int val : fila)               // Recorre cada elemento</w:t>
+      </w:r>
+    </w:p>
+    <w:p>
+      <w:pPr>
+        <w:pBdr>
+          <w:top w:val="single" w:sz="4" w:space="1" w:color="auto"/>
+          <w:left w:val="single" w:sz="4" w:space="4" w:color="auto"/>
+          <w:bottom w:val="single" w:sz="4" w:space="1" w:color="auto"/>
+          <w:right w:val="single" w:sz="4" w:space="4" w:color="auto"/>
+        </w:pBdr>
+        <w:spacing w:before="60" w:after="60" w:line="360" w:lineRule="auto"/>
+        <w:ind w:left="720"/>
+      </w:pPr>
+      <w:r>
+        <w:rPr>
+          <w:rFonts w:ascii="Courier New" w:eastAsia="Courier New" w:hAnsi="Courier New" w:cs="Courier New"/>
+          <w:sz w:val="18"/>
+          <w:szCs w:val="18"/>
+        </w:rPr>
+        <w:t xml:space="preserve">            if (val % 2 == 0) ++conteo;   // Incrementa si es par</w:t>
+      </w:r>
+    </w:p>
+    <w:p>
+      <w:pPr>
+        <w:pBdr>
+          <w:top w:val="single" w:sz="4" w:space="1" w:color="auto"/>
+          <w:left w:val="single" w:sz="4" w:space="4" w:color="auto"/>
+          <w:bottom w:val="single" w:sz="4" w:space="1" w:color="auto"/>
+          <w:right w:val="single" w:sz="4" w:space="4" w:color="auto"/>
+        </w:pBdr>
+        <w:spacing w:before="60" w:after="60" w:line="360" w:lineRule="auto"/>
+        <w:ind w:left="720"/>
+        <w:rPr>
+          <w:lang w:val="en-US"/>
+        </w:rPr>
+      </w:pPr>
+      <w:r>
+        <w:rPr>
+          <w:rFonts w:ascii="Courier New" w:eastAsia="Courier New" w:hAnsi="Courier New" w:cs="Courier New"/>
+          <w:sz w:val="18"/>
+          <w:szCs w:val="18"/>
         </w:rPr>
         <w:t xml:space="preserve">    </w:t>
       </w:r>
@@ -1669,20 +2740,99 @@
           <w:rFonts w:ascii="Courier New" w:eastAsia="Courier New" w:hAnsi="Courier New" w:cs="Courier New"/>
           <w:sz w:val="18"/>
           <w:szCs w:val="18"/>
-        </w:rPr>
-        <w:t>conteo = 0                  # Inicializa el contador en cero</w:t>
-      </w:r>
-    </w:p>
-    <w:p>
-      <w:pPr>
-        <w:spacing w:before="60" w:after="60" w:line="360" w:lineRule="auto"/>
-        <w:ind w:left="720"/>
-      </w:pPr>
-      <w:r>
-        <w:rPr>
-          <w:rFonts w:ascii="Courier New" w:eastAsia="Courier New" w:hAnsi="Courier New" w:cs="Courier New"/>
-          <w:sz w:val="18"/>
-          <w:szCs w:val="18"/>
+          <w:lang w:val="en-US"/>
+        </w:rPr>
+        <w:t xml:space="preserve">return </w:t>
+      </w:r>
+      <w:proofErr w:type="spellStart"/>
+      <w:r>
+        <w:rPr>
+          <w:rFonts w:ascii="Courier New" w:eastAsia="Courier New" w:hAnsi="Courier New" w:cs="Courier New"/>
+          <w:sz w:val="18"/>
+          <w:szCs w:val="18"/>
+          <w:lang w:val="en-US"/>
+        </w:rPr>
+        <w:t>conteo</w:t>
+      </w:r>
+      <w:proofErr w:type="spellEnd"/>
+      <w:r>
+        <w:rPr>
+          <w:rFonts w:ascii="Courier New" w:eastAsia="Courier New" w:hAnsi="Courier New" w:cs="Courier New"/>
+          <w:sz w:val="18"/>
+          <w:szCs w:val="18"/>
+          <w:lang w:val="en-US"/>
+        </w:rPr>
+        <w:t>;</w:t>
+      </w:r>
+    </w:p>
+    <w:p>
+      <w:pPr>
+        <w:pBdr>
+          <w:top w:val="single" w:sz="4" w:space="1" w:color="auto"/>
+          <w:left w:val="single" w:sz="4" w:space="4" w:color="auto"/>
+          <w:bottom w:val="single" w:sz="4" w:space="1" w:color="auto"/>
+          <w:right w:val="single" w:sz="4" w:space="4" w:color="auto"/>
+        </w:pBdr>
+        <w:spacing w:before="60" w:after="60" w:line="360" w:lineRule="auto"/>
+        <w:ind w:left="720"/>
+        <w:rPr>
+          <w:lang w:val="en-US"/>
+        </w:rPr>
+      </w:pPr>
+      <w:r>
+        <w:rPr>
+          <w:rFonts w:ascii="Courier New" w:eastAsia="Courier New" w:hAnsi="Courier New" w:cs="Courier New"/>
+          <w:sz w:val="18"/>
+          <w:szCs w:val="18"/>
+          <w:lang w:val="en-US"/>
+        </w:rPr>
+        <w:t>}</w:t>
+      </w:r>
+    </w:p>
+    <w:p>
+      <w:pPr>
+        <w:pBdr>
+          <w:top w:val="single" w:sz="4" w:space="1" w:color="auto"/>
+          <w:left w:val="single" w:sz="4" w:space="4" w:color="auto"/>
+          <w:bottom w:val="single" w:sz="4" w:space="1" w:color="auto"/>
+          <w:right w:val="single" w:sz="4" w:space="4" w:color="auto"/>
+        </w:pBdr>
+        <w:spacing w:before="60" w:after="60" w:line="360" w:lineRule="auto"/>
+        <w:ind w:left="720"/>
+        <w:rPr>
+          <w:lang w:val="en-US"/>
+        </w:rPr>
+      </w:pPr>
+      <w:r>
+        <w:rPr>
+          <w:rFonts w:ascii="Courier New" w:eastAsia="Courier New" w:hAnsi="Courier New" w:cs="Courier New"/>
+          <w:sz w:val="18"/>
+          <w:szCs w:val="18"/>
+          <w:lang w:val="en-US"/>
+        </w:rPr>
+        <w:t>int main() {</w:t>
+      </w:r>
+    </w:p>
+    <w:p>
+      <w:pPr>
+        <w:pBdr>
+          <w:top w:val="single" w:sz="4" w:space="1" w:color="auto"/>
+          <w:left w:val="single" w:sz="4" w:space="4" w:color="auto"/>
+          <w:bottom w:val="single" w:sz="4" w:space="1" w:color="auto"/>
+          <w:right w:val="single" w:sz="4" w:space="4" w:color="auto"/>
+        </w:pBdr>
+        <w:spacing w:before="60" w:after="60" w:line="360" w:lineRule="auto"/>
+        <w:ind w:left="720"/>
+        <w:rPr>
+          <w:lang w:val="en-US"/>
+        </w:rPr>
+      </w:pPr>
+      <w:r>
+        <w:rPr>
+          <w:rFonts w:ascii="Courier New" w:eastAsia="Courier New" w:hAnsi="Courier New" w:cs="Courier New"/>
+          <w:sz w:val="18"/>
+          <w:szCs w:val="18"/>
+          <w:lang w:val="en-US"/>
         </w:rPr>
         <w:t xml:space="preserve">    </w:t>
       </w:r>
@@ -1692,1488 +2842,436 @@
           <w:rFonts w:ascii="Courier New" w:eastAsia="Courier New" w:hAnsi="Courier New" w:cs="Courier New"/>
           <w:sz w:val="18"/>
           <w:szCs w:val="18"/>
-        </w:rPr>
-        <w:t>for</w:t>
-      </w:r>
-      <w:proofErr w:type="spellEnd"/>
-      <w:r>
-        <w:rPr>
-          <w:rFonts w:ascii="Courier New" w:eastAsia="Courier New" w:hAnsi="Courier New" w:cs="Courier New"/>
-          <w:sz w:val="18"/>
-          <w:szCs w:val="18"/>
-        </w:rPr>
-        <w:t xml:space="preserve"> fila in matriz:         # Recorre cada fila de la matriz</w:t>
-      </w:r>
-    </w:p>
-    <w:p>
-      <w:pPr>
-        <w:spacing w:before="60" w:after="60" w:line="360" w:lineRule="auto"/>
-        <w:ind w:left="720"/>
-      </w:pPr>
-      <w:r>
-        <w:rPr>
-          <w:rFonts w:ascii="Courier New" w:eastAsia="Courier New" w:hAnsi="Courier New" w:cs="Courier New"/>
-          <w:sz w:val="18"/>
-          <w:szCs w:val="18"/>
-        </w:rPr>
-        <w:t xml:space="preserve">        </w:t>
-      </w:r>
-      <w:proofErr w:type="spellStart"/>
-      <w:r>
-        <w:rPr>
-          <w:rFonts w:ascii="Courier New" w:eastAsia="Courier New" w:hAnsi="Courier New" w:cs="Courier New"/>
-          <w:sz w:val="18"/>
-          <w:szCs w:val="18"/>
-        </w:rPr>
-        <w:t>for</w:t>
-      </w:r>
-      <w:proofErr w:type="spellEnd"/>
-      <w:r>
-        <w:rPr>
-          <w:rFonts w:ascii="Courier New" w:eastAsia="Courier New" w:hAnsi="Courier New" w:cs="Courier New"/>
-          <w:sz w:val="18"/>
-          <w:szCs w:val="18"/>
-        </w:rPr>
-        <w:t xml:space="preserve"> valor in fila:      # Recorre cada elemento de la fila</w:t>
-      </w:r>
-    </w:p>
-    <w:p>
-      <w:pPr>
-        <w:spacing w:before="60" w:after="60" w:line="360" w:lineRule="auto"/>
-        <w:ind w:left="720"/>
-      </w:pPr>
-      <w:r>
-        <w:rPr>
-          <w:rFonts w:ascii="Courier New" w:eastAsia="Courier New" w:hAnsi="Courier New" w:cs="Courier New"/>
-          <w:sz w:val="18"/>
-          <w:szCs w:val="18"/>
-        </w:rPr>
-        <w:t xml:space="preserve">            </w:t>
-      </w:r>
-      <w:proofErr w:type="spellStart"/>
-      <w:r>
-        <w:rPr>
-          <w:rFonts w:ascii="Courier New" w:eastAsia="Courier New" w:hAnsi="Courier New" w:cs="Courier New"/>
-          <w:sz w:val="18"/>
-          <w:szCs w:val="18"/>
-        </w:rPr>
-        <w:t>if</w:t>
-      </w:r>
-      <w:proofErr w:type="spellEnd"/>
-      <w:r>
-        <w:rPr>
-          <w:rFonts w:ascii="Courier New" w:eastAsia="Courier New" w:hAnsi="Courier New" w:cs="Courier New"/>
-          <w:sz w:val="18"/>
-          <w:szCs w:val="18"/>
-        </w:rPr>
-        <w:t xml:space="preserve"> valor % 2 == 0:  # Verifica si el valor es par</w:t>
-      </w:r>
-    </w:p>
-    <w:p>
-      <w:pPr>
-        <w:spacing w:before="60" w:after="60" w:line="360" w:lineRule="auto"/>
-        <w:ind w:left="720"/>
-      </w:pPr>
-      <w:r>
-        <w:rPr>
-          <w:rFonts w:ascii="Courier New" w:eastAsia="Courier New" w:hAnsi="Courier New" w:cs="Courier New"/>
-          <w:sz w:val="18"/>
-          <w:szCs w:val="18"/>
-        </w:rPr>
-        <w:t xml:space="preserve">                conteo += 1    # Incrementa el contador</w:t>
-      </w:r>
-    </w:p>
-    <w:p>
-      <w:pPr>
-        <w:spacing w:before="60" w:after="60" w:line="360" w:lineRule="auto"/>
-        <w:ind w:left="720"/>
-      </w:pPr>
-      <w:r>
-        <w:rPr>
-          <w:rFonts w:ascii="Courier New" w:eastAsia="Courier New" w:hAnsi="Courier New" w:cs="Courier New"/>
-          <w:sz w:val="18"/>
-          <w:szCs w:val="18"/>
-        </w:rPr>
-        <w:t xml:space="preserve">    return conteo               # Retorna el total de pares</w:t>
-      </w:r>
-    </w:p>
-    <w:p>
-      <w:pPr>
-        <w:spacing w:line="480" w:lineRule="auto"/>
-      </w:pPr>
-    </w:p>
-    <w:p>
-      <w:pPr>
-        <w:spacing w:before="60" w:after="60" w:line="360" w:lineRule="auto"/>
-        <w:ind w:left="720"/>
-      </w:pPr>
-      <w:r>
-        <w:rPr>
-          <w:rFonts w:ascii="Courier New" w:eastAsia="Courier New" w:hAnsi="Courier New" w:cs="Courier New"/>
-          <w:sz w:val="18"/>
-          <w:szCs w:val="18"/>
-        </w:rPr>
-        <w:t>filas, columnas = 100, 100              # Define el tamaño de la matriz</w:t>
-      </w:r>
-    </w:p>
-    <w:p>
-      <w:pPr>
-        <w:spacing w:before="60" w:after="60" w:line="360" w:lineRule="auto"/>
-        <w:ind w:left="720"/>
-      </w:pPr>
-      <w:r>
-        <w:rPr>
-          <w:rFonts w:ascii="Courier New" w:eastAsia="Courier New" w:hAnsi="Courier New" w:cs="Courier New"/>
-          <w:sz w:val="18"/>
-          <w:szCs w:val="18"/>
-        </w:rPr>
-        <w:t xml:space="preserve">matriz = </w:t>
-      </w:r>
-      <w:proofErr w:type="spellStart"/>
-      <w:r>
-        <w:rPr>
-          <w:rFonts w:ascii="Courier New" w:eastAsia="Courier New" w:hAnsi="Courier New" w:cs="Courier New"/>
-          <w:sz w:val="18"/>
-          <w:szCs w:val="18"/>
-        </w:rPr>
-        <w:t>generar_matriz</w:t>
-      </w:r>
-      <w:proofErr w:type="spellEnd"/>
-      <w:r>
-        <w:rPr>
-          <w:rFonts w:ascii="Courier New" w:eastAsia="Courier New" w:hAnsi="Courier New" w:cs="Courier New"/>
-          <w:sz w:val="18"/>
-          <w:szCs w:val="18"/>
-        </w:rPr>
-        <w:t>(filas, columnas) # Genera la matriz aleatoria</w:t>
-      </w:r>
-    </w:p>
-    <w:p>
-      <w:pPr>
-        <w:spacing w:before="60" w:after="60" w:line="360" w:lineRule="auto"/>
-        <w:ind w:left="720"/>
-      </w:pPr>
-      <w:r>
-        <w:rPr>
-          <w:rFonts w:ascii="Courier New" w:eastAsia="Courier New" w:hAnsi="Courier New" w:cs="Courier New"/>
-          <w:sz w:val="18"/>
-          <w:szCs w:val="18"/>
-        </w:rPr>
-        <w:t xml:space="preserve">inicio = </w:t>
-      </w:r>
-      <w:proofErr w:type="spellStart"/>
-      <w:r>
-        <w:rPr>
-          <w:rFonts w:ascii="Courier New" w:eastAsia="Courier New" w:hAnsi="Courier New" w:cs="Courier New"/>
-          <w:sz w:val="18"/>
-          <w:szCs w:val="18"/>
-        </w:rPr>
-        <w:t>time.time</w:t>
-      </w:r>
-      <w:proofErr w:type="spellEnd"/>
-      <w:r>
-        <w:rPr>
-          <w:rFonts w:ascii="Courier New" w:eastAsia="Courier New" w:hAnsi="Courier New" w:cs="Courier New"/>
-          <w:sz w:val="18"/>
-          <w:szCs w:val="18"/>
-        </w:rPr>
-        <w:t>()                    # Registra el tiempo inicial</w:t>
-      </w:r>
-    </w:p>
-    <w:p>
-      <w:pPr>
-        <w:spacing w:before="60" w:after="60" w:line="360" w:lineRule="auto"/>
-        <w:ind w:left="720"/>
-      </w:pPr>
-      <w:r>
-        <w:rPr>
-          <w:rFonts w:ascii="Courier New" w:eastAsia="Courier New" w:hAnsi="Courier New" w:cs="Courier New"/>
-          <w:sz w:val="18"/>
-          <w:szCs w:val="18"/>
-        </w:rPr>
+          <w:lang w:val="en-US"/>
+        </w:rPr>
+        <w:t>srand</w:t>
+      </w:r>
+      <w:proofErr w:type="spellEnd"/>
+      <w:r>
+        <w:rPr>
+          <w:rFonts w:ascii="Courier New" w:eastAsia="Courier New" w:hAnsi="Courier New" w:cs="Courier New"/>
+          <w:sz w:val="18"/>
+          <w:szCs w:val="18"/>
+          <w:lang w:val="en-US"/>
+        </w:rPr>
+        <w:t xml:space="preserve">(time(0));                        // </w:t>
+      </w:r>
+      <w:proofErr w:type="spellStart"/>
+      <w:r>
+        <w:rPr>
+          <w:rFonts w:ascii="Courier New" w:eastAsia="Courier New" w:hAnsi="Courier New" w:cs="Courier New"/>
+          <w:sz w:val="18"/>
+          <w:szCs w:val="18"/>
+          <w:lang w:val="en-US"/>
+        </w:rPr>
+        <w:t>Inicializa</w:t>
+      </w:r>
+      <w:proofErr w:type="spellEnd"/>
+      <w:r>
+        <w:rPr>
+          <w:rFonts w:ascii="Courier New" w:eastAsia="Courier New" w:hAnsi="Courier New" w:cs="Courier New"/>
+          <w:sz w:val="18"/>
+          <w:szCs w:val="18"/>
+          <w:lang w:val="en-US"/>
+        </w:rPr>
+        <w:t xml:space="preserve"> </w:t>
+      </w:r>
+      <w:proofErr w:type="spellStart"/>
+      <w:r>
+        <w:rPr>
+          <w:rFonts w:ascii="Courier New" w:eastAsia="Courier New" w:hAnsi="Courier New" w:cs="Courier New"/>
+          <w:sz w:val="18"/>
+          <w:szCs w:val="18"/>
+          <w:lang w:val="en-US"/>
+        </w:rPr>
+        <w:t>semilla</w:t>
+      </w:r>
+      <w:proofErr w:type="spellEnd"/>
+      <w:r>
+        <w:rPr>
+          <w:rFonts w:ascii="Courier New" w:eastAsia="Courier New" w:hAnsi="Courier New" w:cs="Courier New"/>
+          <w:sz w:val="18"/>
+          <w:szCs w:val="18"/>
+          <w:lang w:val="en-US"/>
+        </w:rPr>
+        <w:t xml:space="preserve"> </w:t>
+      </w:r>
+      <w:proofErr w:type="spellStart"/>
+      <w:r>
+        <w:rPr>
+          <w:rFonts w:ascii="Courier New" w:eastAsia="Courier New" w:hAnsi="Courier New" w:cs="Courier New"/>
+          <w:sz w:val="18"/>
+          <w:szCs w:val="18"/>
+          <w:lang w:val="en-US"/>
+        </w:rPr>
+        <w:t>aleatoria</w:t>
+      </w:r>
+      <w:proofErr w:type="spellEnd"/>
+    </w:p>
+    <w:p>
+      <w:pPr>
+        <w:pBdr>
+          <w:top w:val="single" w:sz="4" w:space="1" w:color="auto"/>
+          <w:left w:val="single" w:sz="4" w:space="4" w:color="auto"/>
+          <w:bottom w:val="single" w:sz="4" w:space="1" w:color="auto"/>
+          <w:right w:val="single" w:sz="4" w:space="4" w:color="auto"/>
+        </w:pBdr>
+        <w:spacing w:before="60" w:after="60" w:line="360" w:lineRule="auto"/>
+        <w:ind w:left="720"/>
+      </w:pPr>
+      <w:r>
+        <w:rPr>
+          <w:rFonts w:ascii="Courier New" w:eastAsia="Courier New" w:hAnsi="Courier New" w:cs="Courier New"/>
+          <w:sz w:val="18"/>
+          <w:szCs w:val="18"/>
+          <w:lang w:val="en-US"/>
+        </w:rPr>
+        <w:t xml:space="preserve">    </w:t>
+      </w:r>
+      <w:r>
+        <w:rPr>
+          <w:rFonts w:ascii="Courier New" w:eastAsia="Courier New" w:hAnsi="Courier New" w:cs="Courier New"/>
+          <w:sz w:val="18"/>
+          <w:szCs w:val="18"/>
+        </w:rPr>
+        <w:t>int filas = 100, columnas = 100;       // Tamaño de la matriz</w:t>
+      </w:r>
+    </w:p>
+    <w:p>
+      <w:pPr>
+        <w:pBdr>
+          <w:top w:val="single" w:sz="4" w:space="1" w:color="auto"/>
+          <w:left w:val="single" w:sz="4" w:space="4" w:color="auto"/>
+          <w:bottom w:val="single" w:sz="4" w:space="1" w:color="auto"/>
+          <w:right w:val="single" w:sz="4" w:space="4" w:color="auto"/>
+        </w:pBdr>
+        <w:spacing w:before="60" w:after="60" w:line="360" w:lineRule="auto"/>
+        <w:ind w:left="720"/>
+      </w:pPr>
+      <w:r>
+        <w:rPr>
+          <w:rFonts w:ascii="Courier New" w:eastAsia="Courier New" w:hAnsi="Courier New" w:cs="Courier New"/>
+          <w:sz w:val="18"/>
+          <w:szCs w:val="18"/>
+        </w:rPr>
+        <w:t xml:space="preserve">    auto matriz = </w:t>
+      </w:r>
+      <w:proofErr w:type="spellStart"/>
+      <w:r>
+        <w:rPr>
+          <w:rFonts w:ascii="Courier New" w:eastAsia="Courier New" w:hAnsi="Courier New" w:cs="Courier New"/>
+          <w:sz w:val="18"/>
+          <w:szCs w:val="18"/>
+        </w:rPr>
+        <w:t>generarMatriz</w:t>
+      </w:r>
+      <w:proofErr w:type="spellEnd"/>
+      <w:r>
+        <w:rPr>
+          <w:rFonts w:ascii="Courier New" w:eastAsia="Courier New" w:hAnsi="Courier New" w:cs="Courier New"/>
+          <w:sz w:val="18"/>
+          <w:szCs w:val="18"/>
+        </w:rPr>
+        <w:t>(filas, columnas);</w:t>
+      </w:r>
+    </w:p>
+    <w:p>
+      <w:pPr>
+        <w:pBdr>
+          <w:top w:val="single" w:sz="4" w:space="1" w:color="auto"/>
+          <w:left w:val="single" w:sz="4" w:space="4" w:color="auto"/>
+          <w:bottom w:val="single" w:sz="4" w:space="1" w:color="auto"/>
+          <w:right w:val="single" w:sz="4" w:space="4" w:color="auto"/>
+        </w:pBdr>
+        <w:spacing w:before="60" w:after="60" w:line="360" w:lineRule="auto"/>
+        <w:ind w:left="720"/>
+      </w:pPr>
+      <w:r>
+        <w:rPr>
+          <w:rFonts w:ascii="Courier New" w:eastAsia="Courier New" w:hAnsi="Courier New" w:cs="Courier New"/>
+          <w:sz w:val="18"/>
+          <w:szCs w:val="18"/>
+        </w:rPr>
+        <w:t xml:space="preserve">    </w:t>
+      </w:r>
+      <w:proofErr w:type="spellStart"/>
+      <w:r>
+        <w:rPr>
+          <w:rFonts w:ascii="Courier New" w:eastAsia="Courier New" w:hAnsi="Courier New" w:cs="Courier New"/>
+          <w:sz w:val="18"/>
+          <w:szCs w:val="18"/>
+        </w:rPr>
+        <w:t>clock_t</w:t>
+      </w:r>
+      <w:proofErr w:type="spellEnd"/>
+      <w:r>
+        <w:rPr>
+          <w:rFonts w:ascii="Courier New" w:eastAsia="Courier New" w:hAnsi="Courier New" w:cs="Courier New"/>
+          <w:sz w:val="18"/>
+          <w:szCs w:val="18"/>
+        </w:rPr>
+        <w:t xml:space="preserve"> inicio = </w:t>
+      </w:r>
+      <w:proofErr w:type="spellStart"/>
+      <w:r>
+        <w:rPr>
+          <w:rFonts w:ascii="Courier New" w:eastAsia="Courier New" w:hAnsi="Courier New" w:cs="Courier New"/>
+          <w:sz w:val="18"/>
+          <w:szCs w:val="18"/>
+        </w:rPr>
+        <w:t>clock</w:t>
+      </w:r>
+      <w:proofErr w:type="spellEnd"/>
+      <w:r>
+        <w:rPr>
+          <w:rFonts w:ascii="Courier New" w:eastAsia="Courier New" w:hAnsi="Courier New" w:cs="Courier New"/>
+          <w:sz w:val="18"/>
+          <w:szCs w:val="18"/>
+        </w:rPr>
+        <w:t>();              // Tiempo inicial</w:t>
+      </w:r>
+    </w:p>
+    <w:p>
+      <w:pPr>
+        <w:pBdr>
+          <w:top w:val="single" w:sz="4" w:space="1" w:color="auto"/>
+          <w:left w:val="single" w:sz="4" w:space="4" w:color="auto"/>
+          <w:bottom w:val="single" w:sz="4" w:space="1" w:color="auto"/>
+          <w:right w:val="single" w:sz="4" w:space="4" w:color="auto"/>
+        </w:pBdr>
+        <w:spacing w:before="60" w:after="60" w:line="360" w:lineRule="auto"/>
+        <w:ind w:left="720"/>
+      </w:pPr>
+      <w:r>
+        <w:rPr>
+          <w:rFonts w:ascii="Courier New" w:eastAsia="Courier New" w:hAnsi="Courier New" w:cs="Courier New"/>
+          <w:sz w:val="18"/>
+          <w:szCs w:val="18"/>
+        </w:rPr>
+        <w:t xml:space="preserve">    int resultado = </w:t>
+      </w:r>
+      <w:proofErr w:type="spellStart"/>
+      <w:r>
+        <w:rPr>
+          <w:rFonts w:ascii="Courier New" w:eastAsia="Courier New" w:hAnsi="Courier New" w:cs="Courier New"/>
+          <w:sz w:val="18"/>
+          <w:szCs w:val="18"/>
+        </w:rPr>
+        <w:t>contarPares</w:t>
+      </w:r>
+      <w:proofErr w:type="spellEnd"/>
+      <w:r>
+        <w:rPr>
+          <w:rFonts w:ascii="Courier New" w:eastAsia="Courier New" w:hAnsi="Courier New" w:cs="Courier New"/>
+          <w:sz w:val="18"/>
+          <w:szCs w:val="18"/>
+        </w:rPr>
+        <w:t>(matriz);</w:t>
+      </w:r>
+    </w:p>
+    <w:p>
+      <w:pPr>
+        <w:pBdr>
+          <w:top w:val="single" w:sz="4" w:space="1" w:color="auto"/>
+          <w:left w:val="single" w:sz="4" w:space="4" w:color="auto"/>
+          <w:bottom w:val="single" w:sz="4" w:space="1" w:color="auto"/>
+          <w:right w:val="single" w:sz="4" w:space="4" w:color="auto"/>
+        </w:pBdr>
+        <w:spacing w:before="60" w:after="60" w:line="360" w:lineRule="auto"/>
+        <w:ind w:left="720"/>
+      </w:pPr>
+      <w:r>
+        <w:rPr>
+          <w:rFonts w:ascii="Courier New" w:eastAsia="Courier New" w:hAnsi="Courier New" w:cs="Courier New"/>
+          <w:sz w:val="18"/>
+          <w:szCs w:val="18"/>
+        </w:rPr>
+        <w:t xml:space="preserve">    </w:t>
+      </w:r>
+      <w:proofErr w:type="spellStart"/>
+      <w:r>
+        <w:rPr>
+          <w:rFonts w:ascii="Courier New" w:eastAsia="Courier New" w:hAnsi="Courier New" w:cs="Courier New"/>
+          <w:sz w:val="18"/>
+          <w:szCs w:val="18"/>
+        </w:rPr>
+        <w:t>clock_t</w:t>
+      </w:r>
+      <w:proofErr w:type="spellEnd"/>
+      <w:r>
+        <w:rPr>
+          <w:rFonts w:ascii="Courier New" w:eastAsia="Courier New" w:hAnsi="Courier New" w:cs="Courier New"/>
+          <w:sz w:val="18"/>
+          <w:szCs w:val="18"/>
+        </w:rPr>
+        <w:t xml:space="preserve"> fin = </w:t>
+      </w:r>
+      <w:proofErr w:type="spellStart"/>
+      <w:r>
+        <w:rPr>
+          <w:rFonts w:ascii="Courier New" w:eastAsia="Courier New" w:hAnsi="Courier New" w:cs="Courier New"/>
+          <w:sz w:val="18"/>
+          <w:szCs w:val="18"/>
+        </w:rPr>
+        <w:t>clock</w:t>
+      </w:r>
+      <w:proofErr w:type="spellEnd"/>
+      <w:r>
+        <w:rPr>
+          <w:rFonts w:ascii="Courier New" w:eastAsia="Courier New" w:hAnsi="Courier New" w:cs="Courier New"/>
+          <w:sz w:val="18"/>
+          <w:szCs w:val="18"/>
+        </w:rPr>
+        <w:t>();                 // Tiempo final</w:t>
+      </w:r>
+    </w:p>
+    <w:p>
+      <w:pPr>
+        <w:pBdr>
+          <w:top w:val="single" w:sz="4" w:space="1" w:color="auto"/>
+          <w:left w:val="single" w:sz="4" w:space="4" w:color="auto"/>
+          <w:bottom w:val="single" w:sz="4" w:space="1" w:color="auto"/>
+          <w:right w:val="single" w:sz="4" w:space="4" w:color="auto"/>
+        </w:pBdr>
+        <w:spacing w:before="60" w:after="60" w:line="360" w:lineRule="auto"/>
+        <w:ind w:left="720"/>
+      </w:pPr>
+      <w:r>
+        <w:rPr>
+          <w:rFonts w:ascii="Courier New" w:eastAsia="Courier New" w:hAnsi="Courier New" w:cs="Courier New"/>
+          <w:sz w:val="18"/>
+          <w:szCs w:val="18"/>
+        </w:rPr>
+        <w:t xml:space="preserve">    cout &lt;&lt; 'Números pares: ' &lt;&lt; resultado &lt;&lt; endl;</w:t>
+      </w:r>
+    </w:p>
+    <w:p>
+      <w:pPr>
+        <w:pBdr>
+          <w:top w:val="single" w:sz="4" w:space="1" w:color="auto"/>
+          <w:left w:val="single" w:sz="4" w:space="4" w:color="auto"/>
+          <w:bottom w:val="single" w:sz="4" w:space="1" w:color="auto"/>
+          <w:right w:val="single" w:sz="4" w:space="4" w:color="auto"/>
+        </w:pBdr>
+        <w:spacing w:before="60" w:after="60" w:line="360" w:lineRule="auto"/>
+        <w:ind w:left="720"/>
+        <w:rPr>
+          <w:lang w:val="en-US"/>
+        </w:rPr>
+      </w:pPr>
+      <w:r>
+        <w:rPr>
+          <w:rFonts w:ascii="Courier New" w:eastAsia="Courier New" w:hAnsi="Courier New" w:cs="Courier New"/>
+          <w:sz w:val="18"/>
+          <w:szCs w:val="18"/>
+        </w:rPr>
+        <w:t xml:space="preserve">    </w:t>
+      </w:r>
+      <w:r>
+        <w:rPr>
+          <w:rFonts w:ascii="Courier New" w:eastAsia="Courier New" w:hAnsi="Courier New" w:cs="Courier New"/>
+          <w:sz w:val="18"/>
+          <w:szCs w:val="18"/>
+          <w:lang w:val="en-US"/>
+        </w:rPr>
+        <w:t>cout &lt;&lt; 'Tiempo: ' &lt;&lt; double(fin-</w:t>
+      </w:r>
+      <w:proofErr w:type="spellStart"/>
+      <w:r>
+        <w:rPr>
+          <w:rFonts w:ascii="Courier New" w:eastAsia="Courier New" w:hAnsi="Courier New" w:cs="Courier New"/>
+          <w:sz w:val="18"/>
+          <w:szCs w:val="18"/>
+          <w:lang w:val="en-US"/>
+        </w:rPr>
+        <w:t>inicio</w:t>
+      </w:r>
+      <w:proofErr w:type="spellEnd"/>
+      <w:r>
+        <w:rPr>
+          <w:rFonts w:ascii="Courier New" w:eastAsia="Courier New" w:hAnsi="Courier New" w:cs="Courier New"/>
+          <w:sz w:val="18"/>
+          <w:szCs w:val="18"/>
+          <w:lang w:val="en-US"/>
+        </w:rPr>
+        <w:t>)/</w:t>
+      </w:r>
+      <w:proofErr w:type="spellStart"/>
+      <w:r>
+        <w:rPr>
+          <w:rFonts w:ascii="Courier New" w:eastAsia="Courier New" w:hAnsi="Courier New" w:cs="Courier New"/>
+          <w:sz w:val="18"/>
+          <w:szCs w:val="18"/>
+          <w:lang w:val="en-US"/>
+        </w:rPr>
+        <w:t>CLOCKS_PER_SEC</w:t>
+      </w:r>
+      <w:proofErr w:type="spellEnd"/>
+      <w:r>
+        <w:rPr>
+          <w:rFonts w:ascii="Courier New" w:eastAsia="Courier New" w:hAnsi="Courier New" w:cs="Courier New"/>
+          <w:sz w:val="18"/>
+          <w:szCs w:val="18"/>
+          <w:lang w:val="en-US"/>
+        </w:rPr>
+        <w:t xml:space="preserve"> &lt;&lt; 's\n';</w:t>
+      </w:r>
+    </w:p>
+    <w:p>
+      <w:pPr>
+        <w:pBdr>
+          <w:top w:val="single" w:sz="4" w:space="1" w:color="auto"/>
+          <w:left w:val="single" w:sz="4" w:space="4" w:color="auto"/>
+          <w:bottom w:val="single" w:sz="4" w:space="1" w:color="auto"/>
+          <w:right w:val="single" w:sz="4" w:space="4" w:color="auto"/>
+        </w:pBdr>
+        <w:spacing w:before="60" w:after="60" w:line="360" w:lineRule="auto"/>
+        <w:ind w:left="720"/>
+      </w:pPr>
+      <w:r>
+        <w:rPr>
+          <w:rFonts w:ascii="Courier New" w:eastAsia="Courier New" w:hAnsi="Courier New" w:cs="Courier New"/>
+          <w:sz w:val="18"/>
+          <w:szCs w:val="18"/>
+          <w:lang w:val="en-US"/>
+        </w:rPr>
+        <w:t xml:space="preserve">    </w:t>
+      </w:r>
+      <w:r>
+        <w:rPr>
+          <w:rFonts w:ascii="Courier New" w:eastAsia="Courier New" w:hAnsi="Courier New" w:cs="Courier New"/>
+          <w:sz w:val="18"/>
+          <w:szCs w:val="18"/>
+        </w:rPr>
+        <w:t>return 0;</w:t>
+      </w:r>
+    </w:p>
+    <w:p>
+      <w:pPr>
+        <w:pBdr>
+          <w:top w:val="single" w:sz="4" w:space="1" w:color="auto"/>
+          <w:left w:val="single" w:sz="4" w:space="4" w:color="auto"/>
+          <w:bottom w:val="single" w:sz="4" w:space="1" w:color="auto"/>
+          <w:right w:val="single" w:sz="4" w:space="4" w:color="auto"/>
+        </w:pBdr>
+        <w:spacing w:before="60" w:after="60" w:line="360" w:lineRule="auto"/>
+        <w:ind w:left="720"/>
+      </w:pPr>
+      <w:r>
+        <w:rPr>
+          <w:rFonts w:ascii="Courier New" w:eastAsia="Courier New" w:hAnsi="Courier New" w:cs="Courier New"/>
+          <w:sz w:val="18"/>
+          <w:szCs w:val="18"/>
+        </w:rPr>
+        <w:t>}</w:t>
+      </w:r>
+    </w:p>
+    <w:p>
+      <w:pPr>
+        <w:pStyle w:val="Ttulo2"/>
+      </w:pPr>
+      <w:r>
         <w:lastRenderedPageBreak/>
-        <w:t xml:space="preserve">resultado = </w:t>
-      </w:r>
-      <w:proofErr w:type="spellStart"/>
-      <w:r>
-        <w:rPr>
-          <w:rFonts w:ascii="Courier New" w:eastAsia="Courier New" w:hAnsi="Courier New" w:cs="Courier New"/>
-          <w:sz w:val="18"/>
-          <w:szCs w:val="18"/>
-        </w:rPr>
-        <w:t>contar_pares</w:t>
-      </w:r>
-      <w:proofErr w:type="spellEnd"/>
-      <w:r>
-        <w:rPr>
-          <w:rFonts w:ascii="Courier New" w:eastAsia="Courier New" w:hAnsi="Courier New" w:cs="Courier New"/>
-          <w:sz w:val="18"/>
-          <w:szCs w:val="18"/>
-        </w:rPr>
-        <w:t>(matriz)        # Ejecuta el conteo</w:t>
-      </w:r>
-    </w:p>
-    <w:p>
-      <w:pPr>
-        <w:spacing w:before="60" w:after="60" w:line="360" w:lineRule="auto"/>
-        <w:ind w:left="720"/>
-      </w:pPr>
-      <w:r>
-        <w:rPr>
-          <w:rFonts w:ascii="Courier New" w:eastAsia="Courier New" w:hAnsi="Courier New" w:cs="Courier New"/>
-          <w:sz w:val="18"/>
-          <w:szCs w:val="18"/>
-        </w:rPr>
-        <w:t xml:space="preserve">fin = </w:t>
-      </w:r>
-      <w:proofErr w:type="spellStart"/>
-      <w:r>
-        <w:rPr>
-          <w:rFonts w:ascii="Courier New" w:eastAsia="Courier New" w:hAnsi="Courier New" w:cs="Courier New"/>
-          <w:sz w:val="18"/>
-          <w:szCs w:val="18"/>
-        </w:rPr>
-        <w:t>time.time</w:t>
-      </w:r>
-      <w:proofErr w:type="spellEnd"/>
-      <w:r>
-        <w:rPr>
-          <w:rFonts w:ascii="Courier New" w:eastAsia="Courier New" w:hAnsi="Courier New" w:cs="Courier New"/>
-          <w:sz w:val="18"/>
-          <w:szCs w:val="18"/>
-        </w:rPr>
-        <w:t>()                       # Registra el tiempo final</w:t>
-      </w:r>
-    </w:p>
-    <w:p>
-      <w:pPr>
-        <w:spacing w:before="60" w:after="60" w:line="360" w:lineRule="auto"/>
-        <w:ind w:left="720"/>
-      </w:pPr>
-      <w:proofErr w:type="spellStart"/>
-      <w:r>
-        <w:rPr>
-          <w:rFonts w:ascii="Courier New" w:eastAsia="Courier New" w:hAnsi="Courier New" w:cs="Courier New"/>
-          <w:sz w:val="18"/>
-          <w:szCs w:val="18"/>
-        </w:rPr>
-        <w:t>print</w:t>
-      </w:r>
-      <w:proofErr w:type="spellEnd"/>
-      <w:r>
-        <w:rPr>
-          <w:rFonts w:ascii="Courier New" w:eastAsia="Courier New" w:hAnsi="Courier New" w:cs="Courier New"/>
-          <w:sz w:val="18"/>
-          <w:szCs w:val="18"/>
-        </w:rPr>
-        <w:t>(</w:t>
-      </w:r>
-      <w:proofErr w:type="spellStart"/>
-      <w:r>
-        <w:rPr>
-          <w:rFonts w:ascii="Courier New" w:eastAsia="Courier New" w:hAnsi="Courier New" w:cs="Courier New"/>
-          <w:sz w:val="18"/>
-          <w:szCs w:val="18"/>
-        </w:rPr>
-        <w:t>f'Números</w:t>
-      </w:r>
-      <w:proofErr w:type="spellEnd"/>
-      <w:r>
-        <w:rPr>
-          <w:rFonts w:ascii="Courier New" w:eastAsia="Courier New" w:hAnsi="Courier New" w:cs="Courier New"/>
-          <w:sz w:val="18"/>
-          <w:szCs w:val="18"/>
-        </w:rPr>
-        <w:t xml:space="preserve"> pares: {resultado}')</w:t>
-      </w:r>
-    </w:p>
-    <w:p>
-      <w:pPr>
-        <w:spacing w:before="60" w:after="60" w:line="360" w:lineRule="auto"/>
-        <w:ind w:left="720"/>
-      </w:pPr>
-      <w:proofErr w:type="spellStart"/>
-      <w:r>
-        <w:rPr>
-          <w:rFonts w:ascii="Courier New" w:eastAsia="Courier New" w:hAnsi="Courier New" w:cs="Courier New"/>
-          <w:sz w:val="18"/>
-          <w:szCs w:val="18"/>
-        </w:rPr>
-        <w:t>print</w:t>
-      </w:r>
-      <w:proofErr w:type="spellEnd"/>
-      <w:r>
-        <w:rPr>
-          <w:rFonts w:ascii="Courier New" w:eastAsia="Courier New" w:hAnsi="Courier New" w:cs="Courier New"/>
-          <w:sz w:val="18"/>
-          <w:szCs w:val="18"/>
-        </w:rPr>
-        <w:t>(</w:t>
-      </w:r>
-      <w:proofErr w:type="spellStart"/>
-      <w:r>
-        <w:rPr>
-          <w:rFonts w:ascii="Courier New" w:eastAsia="Courier New" w:hAnsi="Courier New" w:cs="Courier New"/>
-          <w:sz w:val="18"/>
-          <w:szCs w:val="18"/>
-        </w:rPr>
-        <w:t>f'Tiempo</w:t>
-      </w:r>
-      <w:proofErr w:type="spellEnd"/>
-      <w:r>
-        <w:rPr>
-          <w:rFonts w:ascii="Courier New" w:eastAsia="Courier New" w:hAnsi="Courier New" w:cs="Courier New"/>
-          <w:sz w:val="18"/>
-          <w:szCs w:val="18"/>
-        </w:rPr>
-        <w:t>: {fin - inicio:.6f} segundos')</w:t>
-      </w:r>
-    </w:p>
-    <w:p>
-      <w:pPr>
-        <w:spacing w:line="480" w:lineRule="auto"/>
-      </w:pPr>
-    </w:p>
-    <w:p>
-      <w:pPr>
-        <w:pStyle w:val="Ttulo2"/>
-      </w:pPr>
-      <w:r>
-        <w:t>Implementación en C++</w:t>
-      </w:r>
-    </w:p>
-    <w:p>
-      <w:pPr>
-        <w:spacing w:before="60" w:after="60" w:line="360" w:lineRule="auto"/>
-        <w:ind w:left="720"/>
-      </w:pPr>
-      <w:r>
-        <w:rPr>
-          <w:rFonts w:ascii="Courier New" w:eastAsia="Courier New" w:hAnsi="Courier New" w:cs="Courier New"/>
-          <w:sz w:val="18"/>
-          <w:szCs w:val="18"/>
-        </w:rPr>
-        <w:t>#include &lt;iostream&gt;</w:t>
-      </w:r>
-    </w:p>
-    <w:p>
-      <w:pPr>
-        <w:spacing w:before="60" w:after="60" w:line="360" w:lineRule="auto"/>
-        <w:ind w:left="720"/>
-        <w:rPr>
-          <w:lang w:val="en-US"/>
-        </w:rPr>
-      </w:pPr>
-      <w:r>
-        <w:rPr>
-          <w:rFonts w:ascii="Courier New" w:eastAsia="Courier New" w:hAnsi="Courier New" w:cs="Courier New"/>
-          <w:sz w:val="18"/>
-          <w:szCs w:val="18"/>
-          <w:lang w:val="en-US"/>
-        </w:rPr>
-        <w:t>#include &lt;vector&gt;</w:t>
-      </w:r>
-    </w:p>
-    <w:p>
-      <w:pPr>
-        <w:spacing w:before="60" w:after="60" w:line="360" w:lineRule="auto"/>
-        <w:ind w:left="720"/>
-        <w:rPr>
-          <w:lang w:val="en-US"/>
-        </w:rPr>
-      </w:pPr>
-      <w:r>
-        <w:rPr>
-          <w:rFonts w:ascii="Courier New" w:eastAsia="Courier New" w:hAnsi="Courier New" w:cs="Courier New"/>
-          <w:sz w:val="18"/>
-          <w:szCs w:val="18"/>
-          <w:lang w:val="en-US"/>
-        </w:rPr>
-        <w:t>#include &lt;</w:t>
-      </w:r>
-      <w:proofErr w:type="spellStart"/>
-      <w:r>
-        <w:rPr>
-          <w:rFonts w:ascii="Courier New" w:eastAsia="Courier New" w:hAnsi="Courier New" w:cs="Courier New"/>
-          <w:sz w:val="18"/>
-          <w:szCs w:val="18"/>
-          <w:lang w:val="en-US"/>
-        </w:rPr>
-        <w:t>ctime</w:t>
-      </w:r>
-      <w:proofErr w:type="spellEnd"/>
-      <w:r>
-        <w:rPr>
-          <w:rFonts w:ascii="Courier New" w:eastAsia="Courier New" w:hAnsi="Courier New" w:cs="Courier New"/>
-          <w:sz w:val="18"/>
-          <w:szCs w:val="18"/>
-          <w:lang w:val="en-US"/>
-        </w:rPr>
-        <w:t>&gt;</w:t>
-      </w:r>
-    </w:p>
-    <w:p>
-      <w:pPr>
-        <w:spacing w:before="60" w:after="60" w:line="360" w:lineRule="auto"/>
-        <w:ind w:left="720"/>
-        <w:rPr>
-          <w:lang w:val="en-US"/>
-        </w:rPr>
-      </w:pPr>
-      <w:r>
-        <w:rPr>
-          <w:rFonts w:ascii="Courier New" w:eastAsia="Courier New" w:hAnsi="Courier New" w:cs="Courier New"/>
-          <w:sz w:val="18"/>
-          <w:szCs w:val="18"/>
-          <w:lang w:val="en-US"/>
-        </w:rPr>
-        <w:t>#include &lt;</w:t>
-      </w:r>
-      <w:proofErr w:type="spellStart"/>
-      <w:r>
-        <w:rPr>
-          <w:rFonts w:ascii="Courier New" w:eastAsia="Courier New" w:hAnsi="Courier New" w:cs="Courier New"/>
-          <w:sz w:val="18"/>
-          <w:szCs w:val="18"/>
-          <w:lang w:val="en-US"/>
-        </w:rPr>
-        <w:t>cstdlib</w:t>
-      </w:r>
-      <w:proofErr w:type="spellEnd"/>
-      <w:r>
-        <w:rPr>
-          <w:rFonts w:ascii="Courier New" w:eastAsia="Courier New" w:hAnsi="Courier New" w:cs="Courier New"/>
-          <w:sz w:val="18"/>
-          <w:szCs w:val="18"/>
-          <w:lang w:val="en-US"/>
-        </w:rPr>
-        <w:t>&gt;</w:t>
-      </w:r>
-    </w:p>
-    <w:p>
-      <w:pPr>
-        <w:spacing w:before="60" w:after="60" w:line="360" w:lineRule="auto"/>
-        <w:ind w:left="720"/>
-      </w:pPr>
-      <w:proofErr w:type="spellStart"/>
-      <w:r>
-        <w:rPr>
-          <w:rFonts w:ascii="Courier New" w:eastAsia="Courier New" w:hAnsi="Courier New" w:cs="Courier New"/>
-          <w:sz w:val="18"/>
-          <w:szCs w:val="18"/>
-        </w:rPr>
-        <w:t>using</w:t>
-      </w:r>
-      <w:proofErr w:type="spellEnd"/>
-      <w:r>
-        <w:rPr>
-          <w:rFonts w:ascii="Courier New" w:eastAsia="Courier New" w:hAnsi="Courier New" w:cs="Courier New"/>
-          <w:sz w:val="18"/>
-          <w:szCs w:val="18"/>
-        </w:rPr>
-        <w:t xml:space="preserve"> </w:t>
-      </w:r>
-      <w:proofErr w:type="spellStart"/>
-      <w:r>
-        <w:rPr>
-          <w:rFonts w:ascii="Courier New" w:eastAsia="Courier New" w:hAnsi="Courier New" w:cs="Courier New"/>
-          <w:sz w:val="18"/>
-          <w:szCs w:val="18"/>
-        </w:rPr>
-        <w:t>namespace</w:t>
-      </w:r>
-      <w:proofErr w:type="spellEnd"/>
-      <w:r>
-        <w:rPr>
-          <w:rFonts w:ascii="Courier New" w:eastAsia="Courier New" w:hAnsi="Courier New" w:cs="Courier New"/>
-          <w:sz w:val="18"/>
-          <w:szCs w:val="18"/>
-        </w:rPr>
-        <w:t xml:space="preserve"> std;</w:t>
-      </w:r>
-    </w:p>
-    <w:p>
-      <w:pPr>
-        <w:spacing w:line="480" w:lineRule="auto"/>
-      </w:pPr>
-    </w:p>
-    <w:p>
-      <w:pPr>
-        <w:spacing w:before="60" w:after="60" w:line="360" w:lineRule="auto"/>
-        <w:ind w:left="720"/>
-      </w:pPr>
-      <w:r>
-        <w:rPr>
-          <w:rFonts w:ascii="Courier New" w:eastAsia="Courier New" w:hAnsi="Courier New" w:cs="Courier New"/>
-          <w:sz w:val="18"/>
-          <w:szCs w:val="18"/>
-        </w:rPr>
-        <w:t>// Genera una matriz de enteros aleatorios entre 0 y 100</w:t>
-      </w:r>
-    </w:p>
-    <w:p>
-      <w:pPr>
-        <w:spacing w:before="60" w:after="60" w:line="360" w:lineRule="auto"/>
-        <w:ind w:left="720"/>
-      </w:pPr>
-      <w:r>
-        <w:rPr>
-          <w:rFonts w:ascii="Courier New" w:eastAsia="Courier New" w:hAnsi="Courier New" w:cs="Courier New"/>
-          <w:sz w:val="18"/>
-          <w:szCs w:val="18"/>
-        </w:rPr>
-        <w:t xml:space="preserve">vector&lt;vector&lt;int&gt;&gt; </w:t>
-      </w:r>
-      <w:proofErr w:type="spellStart"/>
-      <w:r>
-        <w:rPr>
-          <w:rFonts w:ascii="Courier New" w:eastAsia="Courier New" w:hAnsi="Courier New" w:cs="Courier New"/>
-          <w:sz w:val="18"/>
-          <w:szCs w:val="18"/>
-        </w:rPr>
-        <w:t>generarMatriz</w:t>
-      </w:r>
-      <w:proofErr w:type="spellEnd"/>
-      <w:r>
-        <w:rPr>
-          <w:rFonts w:ascii="Courier New" w:eastAsia="Courier New" w:hAnsi="Courier New" w:cs="Courier New"/>
-          <w:sz w:val="18"/>
-          <w:szCs w:val="18"/>
-        </w:rPr>
-        <w:t>(int filas, int columnas) {</w:t>
-      </w:r>
-    </w:p>
-    <w:p>
-      <w:pPr>
-        <w:spacing w:before="60" w:after="60" w:line="360" w:lineRule="auto"/>
-        <w:ind w:left="720"/>
-      </w:pPr>
-      <w:r>
-        <w:rPr>
-          <w:rFonts w:ascii="Courier New" w:eastAsia="Courier New" w:hAnsi="Courier New" w:cs="Courier New"/>
-          <w:sz w:val="18"/>
-          <w:szCs w:val="18"/>
-        </w:rPr>
-        <w:t xml:space="preserve">    // Inicializa la estructura con las dimensiones dadas</w:t>
-      </w:r>
-    </w:p>
-    <w:p>
-      <w:pPr>
-        <w:spacing w:before="60" w:after="60" w:line="360" w:lineRule="auto"/>
-        <w:ind w:left="720"/>
-      </w:pPr>
-      <w:r>
-        <w:rPr>
-          <w:rFonts w:ascii="Courier New" w:eastAsia="Courier New" w:hAnsi="Courier New" w:cs="Courier New"/>
-          <w:sz w:val="18"/>
-          <w:szCs w:val="18"/>
-        </w:rPr>
-        <w:t xml:space="preserve">    vector&lt;vector&lt;int&gt;&gt; matriz(filas, vector&lt;int&gt;(columnas));</w:t>
-      </w:r>
-    </w:p>
-    <w:p>
-      <w:pPr>
-        <w:spacing w:before="60" w:after="60" w:line="360" w:lineRule="auto"/>
-        <w:ind w:left="720"/>
-        <w:rPr>
-          <w:lang w:val="en-US"/>
-        </w:rPr>
-      </w:pPr>
-      <w:r>
-        <w:rPr>
-          <w:rFonts w:ascii="Courier New" w:eastAsia="Courier New" w:hAnsi="Courier New" w:cs="Courier New"/>
-          <w:sz w:val="18"/>
-          <w:szCs w:val="18"/>
-        </w:rPr>
-        <w:t xml:space="preserve">    </w:t>
-      </w:r>
-      <w:r>
-        <w:rPr>
-          <w:rFonts w:ascii="Courier New" w:eastAsia="Courier New" w:hAnsi="Courier New" w:cs="Courier New"/>
-          <w:sz w:val="18"/>
-          <w:szCs w:val="18"/>
-          <w:lang w:val="en-US"/>
-        </w:rPr>
-        <w:t xml:space="preserve">for (int </w:t>
-      </w:r>
-      <w:proofErr w:type="spellStart"/>
-      <w:r>
-        <w:rPr>
-          <w:rFonts w:ascii="Courier New" w:eastAsia="Courier New" w:hAnsi="Courier New" w:cs="Courier New"/>
-          <w:sz w:val="18"/>
-          <w:szCs w:val="18"/>
-          <w:lang w:val="en-US"/>
-        </w:rPr>
-        <w:t>i</w:t>
-      </w:r>
-      <w:proofErr w:type="spellEnd"/>
-      <w:r>
-        <w:rPr>
-          <w:rFonts w:ascii="Courier New" w:eastAsia="Courier New" w:hAnsi="Courier New" w:cs="Courier New"/>
-          <w:sz w:val="18"/>
-          <w:szCs w:val="18"/>
-          <w:lang w:val="en-US"/>
-        </w:rPr>
-        <w:t xml:space="preserve"> = 0; </w:t>
-      </w:r>
-      <w:proofErr w:type="spellStart"/>
-      <w:r>
-        <w:rPr>
-          <w:rFonts w:ascii="Courier New" w:eastAsia="Courier New" w:hAnsi="Courier New" w:cs="Courier New"/>
-          <w:sz w:val="18"/>
-          <w:szCs w:val="18"/>
-          <w:lang w:val="en-US"/>
-        </w:rPr>
-        <w:t>i</w:t>
-      </w:r>
-      <w:proofErr w:type="spellEnd"/>
-      <w:r>
-        <w:rPr>
-          <w:rFonts w:ascii="Courier New" w:eastAsia="Courier New" w:hAnsi="Courier New" w:cs="Courier New"/>
-          <w:sz w:val="18"/>
-          <w:szCs w:val="18"/>
-          <w:lang w:val="en-US"/>
-        </w:rPr>
-        <w:t xml:space="preserve"> &lt; </w:t>
-      </w:r>
-      <w:proofErr w:type="spellStart"/>
-      <w:r>
-        <w:rPr>
-          <w:rFonts w:ascii="Courier New" w:eastAsia="Courier New" w:hAnsi="Courier New" w:cs="Courier New"/>
-          <w:sz w:val="18"/>
-          <w:szCs w:val="18"/>
-          <w:lang w:val="en-US"/>
-        </w:rPr>
-        <w:t>filas</w:t>
-      </w:r>
-      <w:proofErr w:type="spellEnd"/>
-      <w:r>
-        <w:rPr>
-          <w:rFonts w:ascii="Courier New" w:eastAsia="Courier New" w:hAnsi="Courier New" w:cs="Courier New"/>
-          <w:sz w:val="18"/>
-          <w:szCs w:val="18"/>
-          <w:lang w:val="en-US"/>
-        </w:rPr>
-        <w:t>; ++</w:t>
-      </w:r>
-      <w:proofErr w:type="spellStart"/>
-      <w:r>
-        <w:rPr>
-          <w:rFonts w:ascii="Courier New" w:eastAsia="Courier New" w:hAnsi="Courier New" w:cs="Courier New"/>
-          <w:sz w:val="18"/>
-          <w:szCs w:val="18"/>
-          <w:lang w:val="en-US"/>
-        </w:rPr>
-        <w:t>i</w:t>
-      </w:r>
-      <w:proofErr w:type="spellEnd"/>
-      <w:r>
-        <w:rPr>
-          <w:rFonts w:ascii="Courier New" w:eastAsia="Courier New" w:hAnsi="Courier New" w:cs="Courier New"/>
-          <w:sz w:val="18"/>
-          <w:szCs w:val="18"/>
-          <w:lang w:val="en-US"/>
-        </w:rPr>
-        <w:t xml:space="preserve">)      // </w:t>
-      </w:r>
-      <w:proofErr w:type="spellStart"/>
-      <w:r>
-        <w:rPr>
-          <w:rFonts w:ascii="Courier New" w:eastAsia="Courier New" w:hAnsi="Courier New" w:cs="Courier New"/>
-          <w:sz w:val="18"/>
-          <w:szCs w:val="18"/>
-          <w:lang w:val="en-US"/>
-        </w:rPr>
-        <w:t>Recorre</w:t>
-      </w:r>
-      <w:proofErr w:type="spellEnd"/>
-      <w:r>
-        <w:rPr>
-          <w:rFonts w:ascii="Courier New" w:eastAsia="Courier New" w:hAnsi="Courier New" w:cs="Courier New"/>
-          <w:sz w:val="18"/>
-          <w:szCs w:val="18"/>
-          <w:lang w:val="en-US"/>
-        </w:rPr>
-        <w:t xml:space="preserve"> </w:t>
-      </w:r>
-      <w:proofErr w:type="spellStart"/>
-      <w:r>
-        <w:rPr>
-          <w:rFonts w:ascii="Courier New" w:eastAsia="Courier New" w:hAnsi="Courier New" w:cs="Courier New"/>
-          <w:sz w:val="18"/>
-          <w:szCs w:val="18"/>
-          <w:lang w:val="en-US"/>
-        </w:rPr>
-        <w:t>filas</w:t>
-      </w:r>
-      <w:proofErr w:type="spellEnd"/>
-    </w:p>
-    <w:p>
-      <w:pPr>
-        <w:spacing w:before="60" w:after="60" w:line="360" w:lineRule="auto"/>
-        <w:ind w:left="720"/>
-      </w:pPr>
-      <w:r>
-        <w:rPr>
-          <w:rFonts w:ascii="Courier New" w:eastAsia="Courier New" w:hAnsi="Courier New" w:cs="Courier New"/>
-          <w:sz w:val="18"/>
-          <w:szCs w:val="18"/>
-          <w:lang w:val="en-US"/>
-        </w:rPr>
-        <w:t xml:space="preserve">        </w:t>
-      </w:r>
-      <w:proofErr w:type="spellStart"/>
-      <w:r>
-        <w:rPr>
-          <w:rFonts w:ascii="Courier New" w:eastAsia="Courier New" w:hAnsi="Courier New" w:cs="Courier New"/>
-          <w:sz w:val="18"/>
-          <w:szCs w:val="18"/>
-        </w:rPr>
-        <w:t>for</w:t>
-      </w:r>
-      <w:proofErr w:type="spellEnd"/>
-      <w:r>
-        <w:rPr>
-          <w:rFonts w:ascii="Courier New" w:eastAsia="Courier New" w:hAnsi="Courier New" w:cs="Courier New"/>
-          <w:sz w:val="18"/>
-          <w:szCs w:val="18"/>
-        </w:rPr>
-        <w:t xml:space="preserve"> (int j = 0; j &lt; columnas; ++j) // Recorre columnas</w:t>
-      </w:r>
-    </w:p>
-    <w:p>
-      <w:pPr>
-        <w:spacing w:before="60" w:after="60" w:line="360" w:lineRule="auto"/>
-        <w:ind w:left="720"/>
-      </w:pPr>
-      <w:r>
-        <w:rPr>
-          <w:rFonts w:ascii="Courier New" w:eastAsia="Courier New" w:hAnsi="Courier New" w:cs="Courier New"/>
-          <w:sz w:val="18"/>
-          <w:szCs w:val="18"/>
-        </w:rPr>
-        <w:t xml:space="preserve">            matriz[i][j] = rand() % 101;  // Asigna valor aleatorio</w:t>
-      </w:r>
-    </w:p>
-    <w:p>
-      <w:pPr>
-        <w:spacing w:before="60" w:after="60" w:line="360" w:lineRule="auto"/>
-        <w:ind w:left="720"/>
-      </w:pPr>
-      <w:r>
-        <w:rPr>
-          <w:rFonts w:ascii="Courier New" w:eastAsia="Courier New" w:hAnsi="Courier New" w:cs="Courier New"/>
-          <w:sz w:val="18"/>
-          <w:szCs w:val="18"/>
-        </w:rPr>
-        <w:t xml:space="preserve">    return matriz;</w:t>
-      </w:r>
-    </w:p>
-    <w:p>
-      <w:pPr>
-        <w:spacing w:before="60" w:after="60" w:line="360" w:lineRule="auto"/>
-        <w:ind w:left="720"/>
-      </w:pPr>
-      <w:r>
-        <w:rPr>
-          <w:rFonts w:ascii="Courier New" w:eastAsia="Courier New" w:hAnsi="Courier New" w:cs="Courier New"/>
-          <w:sz w:val="18"/>
-          <w:szCs w:val="18"/>
-        </w:rPr>
-        <w:t>}</w:t>
-      </w:r>
-    </w:p>
-    <w:p>
-      <w:pPr>
-        <w:spacing w:line="480" w:lineRule="auto"/>
-      </w:pPr>
-    </w:p>
-    <w:p>
-      <w:pPr>
-        <w:spacing w:before="60" w:after="60" w:line="360" w:lineRule="auto"/>
-        <w:ind w:left="720"/>
-      </w:pPr>
-      <w:r>
-        <w:rPr>
-          <w:rFonts w:ascii="Courier New" w:eastAsia="Courier New" w:hAnsi="Courier New" w:cs="Courier New"/>
-          <w:sz w:val="18"/>
-          <w:szCs w:val="18"/>
-        </w:rPr>
-        <w:t>// Cuenta cuántos elementos de la matriz son números pares</w:t>
-      </w:r>
-    </w:p>
-    <w:p>
-      <w:pPr>
-        <w:spacing w:before="60" w:after="60" w:line="360" w:lineRule="auto"/>
-        <w:ind w:left="720"/>
-      </w:pPr>
-      <w:r>
-        <w:rPr>
-          <w:rFonts w:ascii="Courier New" w:eastAsia="Courier New" w:hAnsi="Courier New" w:cs="Courier New"/>
-          <w:sz w:val="18"/>
-          <w:szCs w:val="18"/>
-        </w:rPr>
-        <w:t xml:space="preserve">int </w:t>
-      </w:r>
-      <w:proofErr w:type="spellStart"/>
-      <w:r>
-        <w:rPr>
-          <w:rFonts w:ascii="Courier New" w:eastAsia="Courier New" w:hAnsi="Courier New" w:cs="Courier New"/>
-          <w:sz w:val="18"/>
-          <w:szCs w:val="18"/>
-        </w:rPr>
-        <w:t>contarPares</w:t>
-      </w:r>
-      <w:proofErr w:type="spellEnd"/>
-      <w:r>
-        <w:rPr>
-          <w:rFonts w:ascii="Courier New" w:eastAsia="Courier New" w:hAnsi="Courier New" w:cs="Courier New"/>
-          <w:sz w:val="18"/>
-          <w:szCs w:val="18"/>
-        </w:rPr>
-        <w:t>(</w:t>
-      </w:r>
-      <w:proofErr w:type="spellStart"/>
-      <w:r>
-        <w:rPr>
-          <w:rFonts w:ascii="Courier New" w:eastAsia="Courier New" w:hAnsi="Courier New" w:cs="Courier New"/>
-          <w:sz w:val="18"/>
-          <w:szCs w:val="18"/>
-        </w:rPr>
-        <w:t>const</w:t>
-      </w:r>
-      <w:proofErr w:type="spellEnd"/>
-      <w:r>
-        <w:rPr>
-          <w:rFonts w:ascii="Courier New" w:eastAsia="Courier New" w:hAnsi="Courier New" w:cs="Courier New"/>
-          <w:sz w:val="18"/>
-          <w:szCs w:val="18"/>
-        </w:rPr>
-        <w:t xml:space="preserve"> vector&lt;vector&lt;int&gt;&gt;&amp; matriz) {</w:t>
-      </w:r>
-    </w:p>
-    <w:p>
-      <w:pPr>
-        <w:spacing w:before="60" w:after="60" w:line="360" w:lineRule="auto"/>
-        <w:ind w:left="720"/>
-      </w:pPr>
-      <w:r>
-        <w:rPr>
-          <w:rFonts w:ascii="Courier New" w:eastAsia="Courier New" w:hAnsi="Courier New" w:cs="Courier New"/>
-          <w:sz w:val="18"/>
-          <w:szCs w:val="18"/>
-        </w:rPr>
-        <w:t xml:space="preserve">    int conteo = 0;                        // Inicializa contador</w:t>
-      </w:r>
-    </w:p>
-    <w:p>
-      <w:pPr>
-        <w:spacing w:before="60" w:after="60" w:line="360" w:lineRule="auto"/>
-        <w:ind w:left="720"/>
-      </w:pPr>
-      <w:r>
-        <w:rPr>
-          <w:rFonts w:ascii="Courier New" w:eastAsia="Courier New" w:hAnsi="Courier New" w:cs="Courier New"/>
-          <w:sz w:val="18"/>
-          <w:szCs w:val="18"/>
-        </w:rPr>
-        <w:t xml:space="preserve">    </w:t>
-      </w:r>
-      <w:proofErr w:type="spellStart"/>
-      <w:r>
-        <w:rPr>
-          <w:rFonts w:ascii="Courier New" w:eastAsia="Courier New" w:hAnsi="Courier New" w:cs="Courier New"/>
-          <w:sz w:val="18"/>
-          <w:szCs w:val="18"/>
-        </w:rPr>
-        <w:t>for</w:t>
-      </w:r>
-      <w:proofErr w:type="spellEnd"/>
-      <w:r>
-        <w:rPr>
-          <w:rFonts w:ascii="Courier New" w:eastAsia="Courier New" w:hAnsi="Courier New" w:cs="Courier New"/>
-          <w:sz w:val="18"/>
-          <w:szCs w:val="18"/>
-        </w:rPr>
-        <w:t xml:space="preserve"> (</w:t>
-      </w:r>
-      <w:proofErr w:type="spellStart"/>
-      <w:r>
-        <w:rPr>
-          <w:rFonts w:ascii="Courier New" w:eastAsia="Courier New" w:hAnsi="Courier New" w:cs="Courier New"/>
-          <w:sz w:val="18"/>
-          <w:szCs w:val="18"/>
-        </w:rPr>
-        <w:t>const</w:t>
-      </w:r>
-      <w:proofErr w:type="spellEnd"/>
-      <w:r>
-        <w:rPr>
-          <w:rFonts w:ascii="Courier New" w:eastAsia="Courier New" w:hAnsi="Courier New" w:cs="Courier New"/>
-          <w:sz w:val="18"/>
-          <w:szCs w:val="18"/>
-        </w:rPr>
-        <w:t xml:space="preserve"> auto&amp; fila : matriz)        // Recorre cada fila</w:t>
-      </w:r>
-    </w:p>
-    <w:p>
-      <w:pPr>
-        <w:spacing w:before="60" w:after="60" w:line="360" w:lineRule="auto"/>
-        <w:ind w:left="720"/>
-      </w:pPr>
-      <w:r>
-        <w:rPr>
-          <w:rFonts w:ascii="Courier New" w:eastAsia="Courier New" w:hAnsi="Courier New" w:cs="Courier New"/>
-          <w:sz w:val="18"/>
-          <w:szCs w:val="18"/>
-        </w:rPr>
-        <w:t xml:space="preserve">        </w:t>
-      </w:r>
-      <w:proofErr w:type="spellStart"/>
-      <w:r>
-        <w:rPr>
-          <w:rFonts w:ascii="Courier New" w:eastAsia="Courier New" w:hAnsi="Courier New" w:cs="Courier New"/>
-          <w:sz w:val="18"/>
-          <w:szCs w:val="18"/>
-        </w:rPr>
-        <w:t>for</w:t>
-      </w:r>
-      <w:proofErr w:type="spellEnd"/>
-      <w:r>
-        <w:rPr>
-          <w:rFonts w:ascii="Courier New" w:eastAsia="Courier New" w:hAnsi="Courier New" w:cs="Courier New"/>
-          <w:sz w:val="18"/>
-          <w:szCs w:val="18"/>
-        </w:rPr>
-        <w:t xml:space="preserve"> (int val : fila)               // Recorre cada elemento</w:t>
-      </w:r>
-    </w:p>
-    <w:p>
-      <w:pPr>
-        <w:spacing w:before="60" w:after="60" w:line="360" w:lineRule="auto"/>
-        <w:ind w:left="720"/>
-      </w:pPr>
-      <w:r>
-        <w:rPr>
-          <w:rFonts w:ascii="Courier New" w:eastAsia="Courier New" w:hAnsi="Courier New" w:cs="Courier New"/>
-          <w:sz w:val="18"/>
-          <w:szCs w:val="18"/>
-        </w:rPr>
-        <w:t xml:space="preserve">            </w:t>
-      </w:r>
-      <w:proofErr w:type="spellStart"/>
-      <w:r>
-        <w:rPr>
-          <w:rFonts w:ascii="Courier New" w:eastAsia="Courier New" w:hAnsi="Courier New" w:cs="Courier New"/>
-          <w:sz w:val="18"/>
-          <w:szCs w:val="18"/>
-        </w:rPr>
-        <w:t>if</w:t>
-      </w:r>
-      <w:proofErr w:type="spellEnd"/>
-      <w:r>
-        <w:rPr>
-          <w:rFonts w:ascii="Courier New" w:eastAsia="Courier New" w:hAnsi="Courier New" w:cs="Courier New"/>
-          <w:sz w:val="18"/>
-          <w:szCs w:val="18"/>
-        </w:rPr>
-        <w:t xml:space="preserve"> (val % 2 == 0) ++conteo;   // Incrementa si es par</w:t>
-      </w:r>
-    </w:p>
-    <w:p>
-      <w:pPr>
-        <w:spacing w:before="60" w:after="60" w:line="360" w:lineRule="auto"/>
-        <w:ind w:left="720"/>
-        <w:rPr>
-          <w:lang w:val="en-US"/>
-        </w:rPr>
-      </w:pPr>
-      <w:r>
-        <w:rPr>
-          <w:rFonts w:ascii="Courier New" w:eastAsia="Courier New" w:hAnsi="Courier New" w:cs="Courier New"/>
-          <w:sz w:val="18"/>
-          <w:szCs w:val="18"/>
-        </w:rPr>
-        <w:t xml:space="preserve">    </w:t>
-      </w:r>
-      <w:r>
-        <w:rPr>
-          <w:rFonts w:ascii="Courier New" w:eastAsia="Courier New" w:hAnsi="Courier New" w:cs="Courier New"/>
-          <w:sz w:val="18"/>
-          <w:szCs w:val="18"/>
-          <w:lang w:val="en-US"/>
-        </w:rPr>
-        <w:t xml:space="preserve">return </w:t>
-      </w:r>
-      <w:proofErr w:type="spellStart"/>
-      <w:r>
-        <w:rPr>
-          <w:rFonts w:ascii="Courier New" w:eastAsia="Courier New" w:hAnsi="Courier New" w:cs="Courier New"/>
-          <w:sz w:val="18"/>
-          <w:szCs w:val="18"/>
-          <w:lang w:val="en-US"/>
-        </w:rPr>
-        <w:t>conteo</w:t>
-      </w:r>
-      <w:proofErr w:type="spellEnd"/>
-      <w:r>
-        <w:rPr>
-          <w:rFonts w:ascii="Courier New" w:eastAsia="Courier New" w:hAnsi="Courier New" w:cs="Courier New"/>
-          <w:sz w:val="18"/>
-          <w:szCs w:val="18"/>
-          <w:lang w:val="en-US"/>
-        </w:rPr>
-        <w:t>;</w:t>
-      </w:r>
-    </w:p>
-    <w:p>
-      <w:pPr>
-        <w:spacing w:before="60" w:after="60" w:line="360" w:lineRule="auto"/>
-        <w:ind w:left="720"/>
-        <w:rPr>
-          <w:lang w:val="en-US"/>
-        </w:rPr>
-      </w:pPr>
-      <w:r>
-        <w:rPr>
-          <w:rFonts w:ascii="Courier New" w:eastAsia="Courier New" w:hAnsi="Courier New" w:cs="Courier New"/>
-          <w:sz w:val="18"/>
-          <w:szCs w:val="18"/>
-          <w:lang w:val="en-US"/>
-        </w:rPr>
-        <w:t>}</w:t>
-      </w:r>
-    </w:p>
-    <w:p>
-      <w:pPr>
-        <w:spacing w:line="480" w:lineRule="auto"/>
-        <w:rPr>
-          <w:lang w:val="en-US"/>
-        </w:rPr>
-      </w:pPr>
-    </w:p>
-    <w:p>
-      <w:pPr>
-        <w:spacing w:before="60" w:after="60" w:line="360" w:lineRule="auto"/>
-        <w:ind w:left="720"/>
-        <w:rPr>
-          <w:lang w:val="en-US"/>
-        </w:rPr>
-      </w:pPr>
-      <w:r>
-        <w:rPr>
-          <w:rFonts w:ascii="Courier New" w:eastAsia="Courier New" w:hAnsi="Courier New" w:cs="Courier New"/>
-          <w:sz w:val="18"/>
-          <w:szCs w:val="18"/>
-          <w:lang w:val="en-US"/>
-        </w:rPr>
-        <w:lastRenderedPageBreak/>
-        <w:t>int main() {</w:t>
-      </w:r>
-    </w:p>
-    <w:p>
-      <w:pPr>
-        <w:spacing w:before="60" w:after="60" w:line="360" w:lineRule="auto"/>
-        <w:ind w:left="720"/>
-        <w:rPr>
-          <w:lang w:val="en-US"/>
-        </w:rPr>
-      </w:pPr>
-      <w:r>
-        <w:rPr>
-          <w:rFonts w:ascii="Courier New" w:eastAsia="Courier New" w:hAnsi="Courier New" w:cs="Courier New"/>
-          <w:sz w:val="18"/>
-          <w:szCs w:val="18"/>
-          <w:lang w:val="en-US"/>
-        </w:rPr>
-        <w:t xml:space="preserve">    </w:t>
-      </w:r>
-      <w:proofErr w:type="spellStart"/>
-      <w:r>
-        <w:rPr>
-          <w:rFonts w:ascii="Courier New" w:eastAsia="Courier New" w:hAnsi="Courier New" w:cs="Courier New"/>
-          <w:sz w:val="18"/>
-          <w:szCs w:val="18"/>
-          <w:lang w:val="en-US"/>
-        </w:rPr>
-        <w:t>srand</w:t>
-      </w:r>
-      <w:proofErr w:type="spellEnd"/>
-      <w:r>
-        <w:rPr>
-          <w:rFonts w:ascii="Courier New" w:eastAsia="Courier New" w:hAnsi="Courier New" w:cs="Courier New"/>
-          <w:sz w:val="18"/>
-          <w:szCs w:val="18"/>
-          <w:lang w:val="en-US"/>
-        </w:rPr>
-        <w:t xml:space="preserve">(time(0));                        // </w:t>
-      </w:r>
-      <w:proofErr w:type="spellStart"/>
-      <w:r>
-        <w:rPr>
-          <w:rFonts w:ascii="Courier New" w:eastAsia="Courier New" w:hAnsi="Courier New" w:cs="Courier New"/>
-          <w:sz w:val="18"/>
-          <w:szCs w:val="18"/>
-          <w:lang w:val="en-US"/>
-        </w:rPr>
-        <w:t>Inicializa</w:t>
-      </w:r>
-      <w:proofErr w:type="spellEnd"/>
-      <w:r>
-        <w:rPr>
-          <w:rFonts w:ascii="Courier New" w:eastAsia="Courier New" w:hAnsi="Courier New" w:cs="Courier New"/>
-          <w:sz w:val="18"/>
-          <w:szCs w:val="18"/>
-          <w:lang w:val="en-US"/>
-        </w:rPr>
-        <w:t xml:space="preserve"> </w:t>
-      </w:r>
-      <w:proofErr w:type="spellStart"/>
-      <w:r>
-        <w:rPr>
-          <w:rFonts w:ascii="Courier New" w:eastAsia="Courier New" w:hAnsi="Courier New" w:cs="Courier New"/>
-          <w:sz w:val="18"/>
-          <w:szCs w:val="18"/>
-          <w:lang w:val="en-US"/>
-        </w:rPr>
-        <w:t>semilla</w:t>
-      </w:r>
-      <w:proofErr w:type="spellEnd"/>
-      <w:r>
-        <w:rPr>
-          <w:rFonts w:ascii="Courier New" w:eastAsia="Courier New" w:hAnsi="Courier New" w:cs="Courier New"/>
-          <w:sz w:val="18"/>
-          <w:szCs w:val="18"/>
-          <w:lang w:val="en-US"/>
-        </w:rPr>
-        <w:t xml:space="preserve"> </w:t>
-      </w:r>
-      <w:proofErr w:type="spellStart"/>
-      <w:r>
-        <w:rPr>
-          <w:rFonts w:ascii="Courier New" w:eastAsia="Courier New" w:hAnsi="Courier New" w:cs="Courier New"/>
-          <w:sz w:val="18"/>
-          <w:szCs w:val="18"/>
-          <w:lang w:val="en-US"/>
-        </w:rPr>
-        <w:t>aleatoria</w:t>
-      </w:r>
-      <w:proofErr w:type="spellEnd"/>
-    </w:p>
-    <w:p>
-      <w:pPr>
-        <w:spacing w:before="60" w:after="60" w:line="360" w:lineRule="auto"/>
-        <w:ind w:left="720"/>
-      </w:pPr>
-      <w:r>
-        <w:rPr>
-          <w:rFonts w:ascii="Courier New" w:eastAsia="Courier New" w:hAnsi="Courier New" w:cs="Courier New"/>
-          <w:sz w:val="18"/>
-          <w:szCs w:val="18"/>
-          <w:lang w:val="en-US"/>
-        </w:rPr>
-        <w:t xml:space="preserve">    </w:t>
-      </w:r>
-      <w:r>
-        <w:rPr>
-          <w:rFonts w:ascii="Courier New" w:eastAsia="Courier New" w:hAnsi="Courier New" w:cs="Courier New"/>
-          <w:sz w:val="18"/>
-          <w:szCs w:val="18"/>
-        </w:rPr>
-        <w:t>int filas = 100, columnas = 100;       // Tamaño de la matriz</w:t>
-      </w:r>
-    </w:p>
-    <w:p>
-      <w:pPr>
-        <w:spacing w:before="60" w:after="60" w:line="360" w:lineRule="auto"/>
-        <w:ind w:left="720"/>
-      </w:pPr>
-      <w:r>
-        <w:rPr>
-          <w:rFonts w:ascii="Courier New" w:eastAsia="Courier New" w:hAnsi="Courier New" w:cs="Courier New"/>
-          <w:sz w:val="18"/>
-          <w:szCs w:val="18"/>
-        </w:rPr>
-        <w:t xml:space="preserve">    auto matriz = </w:t>
-      </w:r>
-      <w:proofErr w:type="spellStart"/>
-      <w:r>
-        <w:rPr>
-          <w:rFonts w:ascii="Courier New" w:eastAsia="Courier New" w:hAnsi="Courier New" w:cs="Courier New"/>
-          <w:sz w:val="18"/>
-          <w:szCs w:val="18"/>
-        </w:rPr>
-        <w:t>generarMatriz</w:t>
-      </w:r>
-      <w:proofErr w:type="spellEnd"/>
-      <w:r>
-        <w:rPr>
-          <w:rFonts w:ascii="Courier New" w:eastAsia="Courier New" w:hAnsi="Courier New" w:cs="Courier New"/>
-          <w:sz w:val="18"/>
-          <w:szCs w:val="18"/>
-        </w:rPr>
-        <w:t>(filas, columnas);</w:t>
-      </w:r>
-    </w:p>
-    <w:p>
-      <w:pPr>
-        <w:spacing w:before="60" w:after="60" w:line="360" w:lineRule="auto"/>
-        <w:ind w:left="720"/>
-      </w:pPr>
-      <w:r>
-        <w:rPr>
-          <w:rFonts w:ascii="Courier New" w:eastAsia="Courier New" w:hAnsi="Courier New" w:cs="Courier New"/>
-          <w:sz w:val="18"/>
-          <w:szCs w:val="18"/>
-        </w:rPr>
-        <w:t xml:space="preserve">    </w:t>
-      </w:r>
-      <w:proofErr w:type="spellStart"/>
-      <w:r>
-        <w:rPr>
-          <w:rFonts w:ascii="Courier New" w:eastAsia="Courier New" w:hAnsi="Courier New" w:cs="Courier New"/>
-          <w:sz w:val="18"/>
-          <w:szCs w:val="18"/>
-        </w:rPr>
-        <w:t>clock_t</w:t>
-      </w:r>
-      <w:proofErr w:type="spellEnd"/>
-      <w:r>
-        <w:rPr>
-          <w:rFonts w:ascii="Courier New" w:eastAsia="Courier New" w:hAnsi="Courier New" w:cs="Courier New"/>
-          <w:sz w:val="18"/>
-          <w:szCs w:val="18"/>
-        </w:rPr>
-        <w:t xml:space="preserve"> inicio = </w:t>
-      </w:r>
-      <w:proofErr w:type="spellStart"/>
-      <w:r>
-        <w:rPr>
-          <w:rFonts w:ascii="Courier New" w:eastAsia="Courier New" w:hAnsi="Courier New" w:cs="Courier New"/>
-          <w:sz w:val="18"/>
-          <w:szCs w:val="18"/>
-        </w:rPr>
-        <w:t>clock</w:t>
-      </w:r>
-      <w:proofErr w:type="spellEnd"/>
-      <w:r>
-        <w:rPr>
-          <w:rFonts w:ascii="Courier New" w:eastAsia="Courier New" w:hAnsi="Courier New" w:cs="Courier New"/>
-          <w:sz w:val="18"/>
-          <w:szCs w:val="18"/>
-        </w:rPr>
-        <w:t>();              // Tiempo inicial</w:t>
-      </w:r>
-    </w:p>
-    <w:p>
-      <w:pPr>
-        <w:spacing w:before="60" w:after="60" w:line="360" w:lineRule="auto"/>
-        <w:ind w:left="720"/>
-      </w:pPr>
-      <w:r>
-        <w:rPr>
-          <w:rFonts w:ascii="Courier New" w:eastAsia="Courier New" w:hAnsi="Courier New" w:cs="Courier New"/>
-          <w:sz w:val="18"/>
-          <w:szCs w:val="18"/>
-        </w:rPr>
-        <w:t xml:space="preserve">    int resultado = </w:t>
-      </w:r>
-      <w:proofErr w:type="spellStart"/>
-      <w:r>
-        <w:rPr>
-          <w:rFonts w:ascii="Courier New" w:eastAsia="Courier New" w:hAnsi="Courier New" w:cs="Courier New"/>
-          <w:sz w:val="18"/>
-          <w:szCs w:val="18"/>
-        </w:rPr>
-        <w:t>contarPares</w:t>
-      </w:r>
-      <w:proofErr w:type="spellEnd"/>
-      <w:r>
-        <w:rPr>
-          <w:rFonts w:ascii="Courier New" w:eastAsia="Courier New" w:hAnsi="Courier New" w:cs="Courier New"/>
-          <w:sz w:val="18"/>
-          <w:szCs w:val="18"/>
-        </w:rPr>
-        <w:t>(matriz);</w:t>
-      </w:r>
-    </w:p>
-    <w:p>
-      <w:pPr>
-        <w:spacing w:before="60" w:after="60" w:line="360" w:lineRule="auto"/>
-        <w:ind w:left="720"/>
-      </w:pPr>
-      <w:r>
-        <w:rPr>
-          <w:rFonts w:ascii="Courier New" w:eastAsia="Courier New" w:hAnsi="Courier New" w:cs="Courier New"/>
-          <w:sz w:val="18"/>
-          <w:szCs w:val="18"/>
-        </w:rPr>
-        <w:t xml:space="preserve">    </w:t>
-      </w:r>
-      <w:proofErr w:type="spellStart"/>
-      <w:r>
-        <w:rPr>
-          <w:rFonts w:ascii="Courier New" w:eastAsia="Courier New" w:hAnsi="Courier New" w:cs="Courier New"/>
-          <w:sz w:val="18"/>
-          <w:szCs w:val="18"/>
-        </w:rPr>
-        <w:t>clock_t</w:t>
-      </w:r>
-      <w:proofErr w:type="spellEnd"/>
-      <w:r>
-        <w:rPr>
-          <w:rFonts w:ascii="Courier New" w:eastAsia="Courier New" w:hAnsi="Courier New" w:cs="Courier New"/>
-          <w:sz w:val="18"/>
-          <w:szCs w:val="18"/>
-        </w:rPr>
-        <w:t xml:space="preserve"> fin = </w:t>
-      </w:r>
-      <w:proofErr w:type="spellStart"/>
-      <w:r>
-        <w:rPr>
-          <w:rFonts w:ascii="Courier New" w:eastAsia="Courier New" w:hAnsi="Courier New" w:cs="Courier New"/>
-          <w:sz w:val="18"/>
-          <w:szCs w:val="18"/>
-        </w:rPr>
-        <w:t>clock</w:t>
-      </w:r>
-      <w:proofErr w:type="spellEnd"/>
-      <w:r>
-        <w:rPr>
-          <w:rFonts w:ascii="Courier New" w:eastAsia="Courier New" w:hAnsi="Courier New" w:cs="Courier New"/>
-          <w:sz w:val="18"/>
-          <w:szCs w:val="18"/>
-        </w:rPr>
-        <w:t>();                 // Tiempo final</w:t>
-      </w:r>
-    </w:p>
-    <w:p>
-      <w:pPr>
-        <w:spacing w:before="60" w:after="60" w:line="360" w:lineRule="auto"/>
-        <w:ind w:left="720"/>
-      </w:pPr>
-      <w:r>
-        <w:rPr>
-          <w:rFonts w:ascii="Courier New" w:eastAsia="Courier New" w:hAnsi="Courier New" w:cs="Courier New"/>
-          <w:sz w:val="18"/>
-          <w:szCs w:val="18"/>
-        </w:rPr>
-        <w:t xml:space="preserve">    cout &lt;&lt; 'Números pares: ' &lt;&lt; resultado &lt;&lt; endl;</w:t>
-      </w:r>
-    </w:p>
-    <w:p>
-      <w:pPr>
-        <w:spacing w:before="60" w:after="60" w:line="360" w:lineRule="auto"/>
-        <w:ind w:left="720"/>
-        <w:rPr>
-          <w:lang w:val="en-US"/>
-        </w:rPr>
-      </w:pPr>
-      <w:r>
-        <w:rPr>
-          <w:rFonts w:ascii="Courier New" w:eastAsia="Courier New" w:hAnsi="Courier New" w:cs="Courier New"/>
-          <w:sz w:val="18"/>
-          <w:szCs w:val="18"/>
-        </w:rPr>
-        <w:t xml:space="preserve">    </w:t>
-      </w:r>
-      <w:r>
-        <w:rPr>
-          <w:rFonts w:ascii="Courier New" w:eastAsia="Courier New" w:hAnsi="Courier New" w:cs="Courier New"/>
-          <w:sz w:val="18"/>
-          <w:szCs w:val="18"/>
-          <w:lang w:val="en-US"/>
-        </w:rPr>
-        <w:t>cout &lt;&lt; 'Tiempo: ' &lt;&lt; double(fin-</w:t>
-      </w:r>
-      <w:proofErr w:type="spellStart"/>
-      <w:r>
-        <w:rPr>
-          <w:rFonts w:ascii="Courier New" w:eastAsia="Courier New" w:hAnsi="Courier New" w:cs="Courier New"/>
-          <w:sz w:val="18"/>
-          <w:szCs w:val="18"/>
-          <w:lang w:val="en-US"/>
-        </w:rPr>
-        <w:t>inicio</w:t>
-      </w:r>
-      <w:proofErr w:type="spellEnd"/>
-      <w:r>
-        <w:rPr>
-          <w:rFonts w:ascii="Courier New" w:eastAsia="Courier New" w:hAnsi="Courier New" w:cs="Courier New"/>
-          <w:sz w:val="18"/>
-          <w:szCs w:val="18"/>
-          <w:lang w:val="en-US"/>
-        </w:rPr>
-        <w:t>)/</w:t>
-      </w:r>
-      <w:proofErr w:type="spellStart"/>
-      <w:r>
-        <w:rPr>
-          <w:rFonts w:ascii="Courier New" w:eastAsia="Courier New" w:hAnsi="Courier New" w:cs="Courier New"/>
-          <w:sz w:val="18"/>
-          <w:szCs w:val="18"/>
-          <w:lang w:val="en-US"/>
-        </w:rPr>
-        <w:t>CLOCKS_PER_SEC</w:t>
-      </w:r>
-      <w:proofErr w:type="spellEnd"/>
-      <w:r>
-        <w:rPr>
-          <w:rFonts w:ascii="Courier New" w:eastAsia="Courier New" w:hAnsi="Courier New" w:cs="Courier New"/>
-          <w:sz w:val="18"/>
-          <w:szCs w:val="18"/>
-          <w:lang w:val="en-US"/>
-        </w:rPr>
-        <w:t xml:space="preserve"> &lt;&lt; 's\n';</w:t>
-      </w:r>
-    </w:p>
-    <w:p>
-      <w:pPr>
-        <w:spacing w:before="60" w:after="60" w:line="360" w:lineRule="auto"/>
-        <w:ind w:left="720"/>
-      </w:pPr>
-      <w:r>
-        <w:rPr>
-          <w:rFonts w:ascii="Courier New" w:eastAsia="Courier New" w:hAnsi="Courier New" w:cs="Courier New"/>
-          <w:sz w:val="18"/>
-          <w:szCs w:val="18"/>
-          <w:lang w:val="en-US"/>
-        </w:rPr>
-        <w:t xml:space="preserve">    </w:t>
-      </w:r>
-      <w:r>
-        <w:rPr>
-          <w:rFonts w:ascii="Courier New" w:eastAsia="Courier New" w:hAnsi="Courier New" w:cs="Courier New"/>
-          <w:sz w:val="18"/>
-          <w:szCs w:val="18"/>
-        </w:rPr>
-        <w:t>return 0;</w:t>
-      </w:r>
-    </w:p>
-    <w:p>
-      <w:pPr>
-        <w:spacing w:before="60" w:after="60" w:line="360" w:lineRule="auto"/>
-        <w:ind w:left="720"/>
-      </w:pPr>
-      <w:r>
-        <w:rPr>
-          <w:rFonts w:ascii="Courier New" w:eastAsia="Courier New" w:hAnsi="Courier New" w:cs="Courier New"/>
-          <w:sz w:val="18"/>
-          <w:szCs w:val="18"/>
-        </w:rPr>
-        <w:t>}</w:t>
-      </w:r>
-    </w:p>
-    <w:p>
-      <w:pPr>
-        <w:spacing w:line="480" w:lineRule="auto"/>
-      </w:pPr>
-    </w:p>
-    <w:p>
-      <w:pPr>
-        <w:pStyle w:val="Ttulo2"/>
-      </w:pPr>
-      <w:r>
         <w:t>Resultados con Diferentes Tamaños de Matriz</w:t>
       </w:r>
     </w:p>
@@ -3704,6 +3802,12 @@
     </w:p>
     <w:p>
       <w:pPr>
+        <w:pBdr>
+          <w:top w:val="single" w:sz="4" w:space="1" w:color="auto"/>
+          <w:left w:val="single" w:sz="4" w:space="4" w:color="auto"/>
+          <w:bottom w:val="single" w:sz="4" w:space="1" w:color="auto"/>
+          <w:right w:val="single" w:sz="4" w:space="4" w:color="auto"/>
+        </w:pBdr>
         <w:spacing w:before="60" w:after="60" w:line="360" w:lineRule="auto"/>
         <w:ind w:left="720"/>
       </w:pPr>
@@ -3746,6 +3850,12 @@
     </w:p>
     <w:p>
       <w:pPr>
+        <w:pBdr>
+          <w:top w:val="single" w:sz="4" w:space="1" w:color="auto"/>
+          <w:left w:val="single" w:sz="4" w:space="4" w:color="auto"/>
+          <w:bottom w:val="single" w:sz="4" w:space="1" w:color="auto"/>
+          <w:right w:val="single" w:sz="4" w:space="4" w:color="auto"/>
+        </w:pBdr>
         <w:spacing w:before="60" w:after="60" w:line="360" w:lineRule="auto"/>
         <w:ind w:left="720"/>
       </w:pPr>
@@ -3760,8 +3870,95 @@
     </w:p>
     <w:p>
       <w:pPr>
-        <w:spacing w:before="60" w:after="60" w:line="360" w:lineRule="auto"/>
-        <w:ind w:left="720"/>
+        <w:pBdr>
+          <w:top w:val="single" w:sz="4" w:space="1" w:color="auto"/>
+          <w:left w:val="single" w:sz="4" w:space="4" w:color="auto"/>
+          <w:bottom w:val="single" w:sz="4" w:space="1" w:color="auto"/>
+          <w:right w:val="single" w:sz="4" w:space="4" w:color="auto"/>
+        </w:pBdr>
+        <w:spacing w:before="60" w:after="60" w:line="360" w:lineRule="auto"/>
+        <w:ind w:left="720"/>
+      </w:pPr>
+      <w:r>
+        <w:rPr>
+          <w:rFonts w:ascii="Courier New" w:eastAsia="Courier New" w:hAnsi="Courier New" w:cs="Courier New"/>
+          <w:sz w:val="18"/>
+          <w:szCs w:val="18"/>
+        </w:rPr>
+        <w:t xml:space="preserve">    if n &lt; 2: return False</w:t>
+      </w:r>
+    </w:p>
+    <w:p>
+      <w:pPr>
+        <w:pBdr>
+          <w:top w:val="single" w:sz="4" w:space="1" w:color="auto"/>
+          <w:left w:val="single" w:sz="4" w:space="4" w:color="auto"/>
+          <w:bottom w:val="single" w:sz="4" w:space="1" w:color="auto"/>
+          <w:right w:val="single" w:sz="4" w:space="4" w:color="auto"/>
+        </w:pBdr>
+        <w:spacing w:before="60" w:after="60" w:line="360" w:lineRule="auto"/>
+        <w:ind w:left="720"/>
+      </w:pPr>
+      <w:r>
+        <w:rPr>
+          <w:rFonts w:ascii="Courier New" w:eastAsia="Courier New" w:hAnsi="Courier New" w:cs="Courier New"/>
+          <w:sz w:val="18"/>
+          <w:szCs w:val="18"/>
+        </w:rPr>
+        <w:t xml:space="preserve">    # Se verifica divisibilidad hasta la raíz cuadrada de n</w:t>
+      </w:r>
+    </w:p>
+    <w:p>
+      <w:pPr>
+        <w:pBdr>
+          <w:top w:val="single" w:sz="4" w:space="1" w:color="auto"/>
+          <w:left w:val="single" w:sz="4" w:space="4" w:color="auto"/>
+          <w:bottom w:val="single" w:sz="4" w:space="1" w:color="auto"/>
+          <w:right w:val="single" w:sz="4" w:space="4" w:color="auto"/>
+        </w:pBdr>
+        <w:spacing w:before="60" w:after="60" w:line="360" w:lineRule="auto"/>
+        <w:ind w:left="720"/>
+      </w:pPr>
+      <w:r>
+        <w:rPr>
+          <w:rFonts w:ascii="Courier New" w:eastAsia="Courier New" w:hAnsi="Courier New" w:cs="Courier New"/>
+          <w:sz w:val="18"/>
+          <w:szCs w:val="18"/>
+        </w:rPr>
+        <w:t xml:space="preserve">    # Esto reduce la complejidad de O(n) a O(</w:t>
+      </w:r>
+      <w:proofErr w:type="spellStart"/>
+      <w:r>
+        <w:rPr>
+          <w:rFonts w:ascii="Courier New" w:eastAsia="Courier New" w:hAnsi="Courier New" w:cs="Courier New"/>
+          <w:sz w:val="18"/>
+          <w:szCs w:val="18"/>
+        </w:rPr>
+        <w:t>sqrt</w:t>
+      </w:r>
+      <w:proofErr w:type="spellEnd"/>
+      <w:r>
+        <w:rPr>
+          <w:rFonts w:ascii="Courier New" w:eastAsia="Courier New" w:hAnsi="Courier New" w:cs="Courier New"/>
+          <w:sz w:val="18"/>
+          <w:szCs w:val="18"/>
+        </w:rPr>
+        <w:t>(n))</w:t>
+      </w:r>
+    </w:p>
+    <w:p>
+      <w:pPr>
+        <w:pBdr>
+          <w:top w:val="single" w:sz="4" w:space="1" w:color="auto"/>
+          <w:left w:val="single" w:sz="4" w:space="4" w:color="auto"/>
+          <w:bottom w:val="single" w:sz="4" w:space="1" w:color="auto"/>
+          <w:right w:val="single" w:sz="4" w:space="4" w:color="auto"/>
+        </w:pBdr>
+        <w:spacing w:before="60" w:after="60" w:line="360" w:lineRule="auto"/>
+        <w:ind w:left="720"/>
+        <w:rPr>
+          <w:lang w:val="en-US"/>
+        </w:rPr>
       </w:pPr>
       <w:r>
         <w:rPr>
@@ -3771,51 +3968,405 @@
         </w:rPr>
         <w:t xml:space="preserve">    </w:t>
       </w:r>
-      <w:proofErr w:type="spellStart"/>
-      <w:r>
-        <w:rPr>
-          <w:rFonts w:ascii="Courier New" w:eastAsia="Courier New" w:hAnsi="Courier New" w:cs="Courier New"/>
-          <w:sz w:val="18"/>
-          <w:szCs w:val="18"/>
-        </w:rPr>
-        <w:t>if</w:t>
-      </w:r>
-      <w:proofErr w:type="spellEnd"/>
-      <w:r>
-        <w:rPr>
-          <w:rFonts w:ascii="Courier New" w:eastAsia="Courier New" w:hAnsi="Courier New" w:cs="Courier New"/>
-          <w:sz w:val="18"/>
-          <w:szCs w:val="18"/>
-        </w:rPr>
-        <w:t xml:space="preserve"> n &lt; 2: return False</w:t>
-      </w:r>
-    </w:p>
-    <w:p>
-      <w:pPr>
-        <w:spacing w:before="60" w:after="60" w:line="360" w:lineRule="auto"/>
-        <w:ind w:left="720"/>
-      </w:pPr>
-      <w:r>
-        <w:rPr>
-          <w:rFonts w:ascii="Courier New" w:eastAsia="Courier New" w:hAnsi="Courier New" w:cs="Courier New"/>
-          <w:sz w:val="18"/>
-          <w:szCs w:val="18"/>
-        </w:rPr>
-        <w:t xml:space="preserve">    # Se verifica divisibilidad hasta la raíz cuadrada de n</w:t>
-      </w:r>
-    </w:p>
-    <w:p>
-      <w:pPr>
-        <w:spacing w:before="60" w:after="60" w:line="360" w:lineRule="auto"/>
-        <w:ind w:left="720"/>
-      </w:pPr>
-      <w:r>
-        <w:rPr>
-          <w:rFonts w:ascii="Courier New" w:eastAsia="Courier New" w:hAnsi="Courier New" w:cs="Courier New"/>
-          <w:sz w:val="18"/>
-          <w:szCs w:val="18"/>
-        </w:rPr>
-        <w:t xml:space="preserve">    # Esto reduce la complejidad de O(n) a O(</w:t>
+      <w:r>
+        <w:rPr>
+          <w:rFonts w:ascii="Courier New" w:eastAsia="Courier New" w:hAnsi="Courier New" w:cs="Courier New"/>
+          <w:sz w:val="18"/>
+          <w:szCs w:val="18"/>
+          <w:lang w:val="en-US"/>
+        </w:rPr>
+        <w:t>for i in range(2, int(n**0.5) + 1):</w:t>
+      </w:r>
+    </w:p>
+    <w:p>
+      <w:pPr>
+        <w:pBdr>
+          <w:top w:val="single" w:sz="4" w:space="1" w:color="auto"/>
+          <w:left w:val="single" w:sz="4" w:space="4" w:color="auto"/>
+          <w:bottom w:val="single" w:sz="4" w:space="1" w:color="auto"/>
+          <w:right w:val="single" w:sz="4" w:space="4" w:color="auto"/>
+        </w:pBdr>
+        <w:spacing w:before="60" w:after="60" w:line="360" w:lineRule="auto"/>
+        <w:ind w:left="720"/>
+      </w:pPr>
+      <w:r>
+        <w:rPr>
+          <w:rFonts w:ascii="Courier New" w:eastAsia="Courier New" w:hAnsi="Courier New" w:cs="Courier New"/>
+          <w:sz w:val="18"/>
+          <w:szCs w:val="18"/>
+          <w:lang w:val="en-US"/>
+        </w:rPr>
+        <w:t xml:space="preserve">        </w:t>
+      </w:r>
+      <w:r>
+        <w:rPr>
+          <w:rFonts w:ascii="Courier New" w:eastAsia="Courier New" w:hAnsi="Courier New" w:cs="Courier New"/>
+          <w:sz w:val="18"/>
+          <w:szCs w:val="18"/>
+        </w:rPr>
+        <w:t>if n % i == 0: return False  # Si tiene divisor, no es primo</w:t>
+      </w:r>
+    </w:p>
+    <w:p>
+      <w:pPr>
+        <w:pBdr>
+          <w:top w:val="single" w:sz="4" w:space="1" w:color="auto"/>
+          <w:left w:val="single" w:sz="4" w:space="4" w:color="auto"/>
+          <w:bottom w:val="single" w:sz="4" w:space="1" w:color="auto"/>
+          <w:right w:val="single" w:sz="4" w:space="4" w:color="auto"/>
+        </w:pBdr>
+        <w:spacing w:before="60" w:after="60" w:line="360" w:lineRule="auto"/>
+        <w:ind w:left="720"/>
+      </w:pPr>
+      <w:r>
+        <w:rPr>
+          <w:rFonts w:ascii="Courier New" w:eastAsia="Courier New" w:hAnsi="Courier New" w:cs="Courier New"/>
+          <w:sz w:val="18"/>
+          <w:szCs w:val="18"/>
+        </w:rPr>
+        <w:lastRenderedPageBreak/>
+        <w:t xml:space="preserve">    return True                       # Si no tiene divisores, es primo</w:t>
+      </w:r>
+    </w:p>
+    <w:p>
+      <w:pPr>
+        <w:pBdr>
+          <w:top w:val="single" w:sz="4" w:space="1" w:color="auto"/>
+          <w:left w:val="single" w:sz="4" w:space="4" w:color="auto"/>
+          <w:bottom w:val="single" w:sz="4" w:space="1" w:color="auto"/>
+          <w:right w:val="single" w:sz="4" w:space="4" w:color="auto"/>
+        </w:pBdr>
+        <w:spacing w:before="60" w:after="60" w:line="360" w:lineRule="auto"/>
+        <w:ind w:left="720"/>
+      </w:pPr>
+      <w:proofErr w:type="spellStart"/>
+      <w:r>
+        <w:rPr>
+          <w:rFonts w:ascii="Courier New" w:eastAsia="Courier New" w:hAnsi="Courier New" w:cs="Courier New"/>
+          <w:sz w:val="18"/>
+          <w:szCs w:val="18"/>
+        </w:rPr>
+        <w:t>def</w:t>
+      </w:r>
+      <w:proofErr w:type="spellEnd"/>
+      <w:r>
+        <w:rPr>
+          <w:rFonts w:ascii="Courier New" w:eastAsia="Courier New" w:hAnsi="Courier New" w:cs="Courier New"/>
+          <w:sz w:val="18"/>
+          <w:szCs w:val="18"/>
+        </w:rPr>
+        <w:t xml:space="preserve"> </w:t>
+      </w:r>
+      <w:proofErr w:type="spellStart"/>
+      <w:r>
+        <w:rPr>
+          <w:rFonts w:ascii="Courier New" w:eastAsia="Courier New" w:hAnsi="Courier New" w:cs="Courier New"/>
+          <w:sz w:val="18"/>
+          <w:szCs w:val="18"/>
+        </w:rPr>
+        <w:t>contar_primos</w:t>
+      </w:r>
+      <w:proofErr w:type="spellEnd"/>
+      <w:r>
+        <w:rPr>
+          <w:rFonts w:ascii="Courier New" w:eastAsia="Courier New" w:hAnsi="Courier New" w:cs="Courier New"/>
+          <w:sz w:val="18"/>
+          <w:szCs w:val="18"/>
+        </w:rPr>
+        <w:t>(matriz):</w:t>
+      </w:r>
+    </w:p>
+    <w:p>
+      <w:pPr>
+        <w:pBdr>
+          <w:top w:val="single" w:sz="4" w:space="1" w:color="auto"/>
+          <w:left w:val="single" w:sz="4" w:space="4" w:color="auto"/>
+          <w:bottom w:val="single" w:sz="4" w:space="1" w:color="auto"/>
+          <w:right w:val="single" w:sz="4" w:space="4" w:color="auto"/>
+        </w:pBdr>
+        <w:spacing w:before="60" w:after="60" w:line="360" w:lineRule="auto"/>
+        <w:ind w:left="720"/>
+      </w:pPr>
+      <w:r>
+        <w:rPr>
+          <w:rFonts w:ascii="Courier New" w:eastAsia="Courier New" w:hAnsi="Courier New" w:cs="Courier New"/>
+          <w:sz w:val="18"/>
+          <w:szCs w:val="18"/>
+        </w:rPr>
+        <w:t xml:space="preserve">    conteo = 0</w:t>
+      </w:r>
+    </w:p>
+    <w:p>
+      <w:pPr>
+        <w:pBdr>
+          <w:top w:val="single" w:sz="4" w:space="1" w:color="auto"/>
+          <w:left w:val="single" w:sz="4" w:space="4" w:color="auto"/>
+          <w:bottom w:val="single" w:sz="4" w:space="1" w:color="auto"/>
+          <w:right w:val="single" w:sz="4" w:space="4" w:color="auto"/>
+        </w:pBdr>
+        <w:spacing w:before="60" w:after="60" w:line="360" w:lineRule="auto"/>
+        <w:ind w:left="720"/>
+        <w:rPr>
+          <w:lang w:val="en-US"/>
+        </w:rPr>
+      </w:pPr>
+      <w:r>
+        <w:rPr>
+          <w:rFonts w:ascii="Courier New" w:eastAsia="Courier New" w:hAnsi="Courier New" w:cs="Courier New"/>
+          <w:sz w:val="18"/>
+          <w:szCs w:val="18"/>
+        </w:rPr>
+        <w:t xml:space="preserve">    </w:t>
+      </w:r>
+      <w:r>
+        <w:rPr>
+          <w:rFonts w:ascii="Courier New" w:eastAsia="Courier New" w:hAnsi="Courier New" w:cs="Courier New"/>
+          <w:sz w:val="18"/>
+          <w:szCs w:val="18"/>
+          <w:lang w:val="en-US"/>
+        </w:rPr>
+        <w:t xml:space="preserve">for fila in </w:t>
+      </w:r>
+      <w:proofErr w:type="spellStart"/>
+      <w:r>
+        <w:rPr>
+          <w:rFonts w:ascii="Courier New" w:eastAsia="Courier New" w:hAnsi="Courier New" w:cs="Courier New"/>
+          <w:sz w:val="18"/>
+          <w:szCs w:val="18"/>
+          <w:lang w:val="en-US"/>
+        </w:rPr>
+        <w:t>matriz</w:t>
+      </w:r>
+      <w:proofErr w:type="spellEnd"/>
+      <w:r>
+        <w:rPr>
+          <w:rFonts w:ascii="Courier New" w:eastAsia="Courier New" w:hAnsi="Courier New" w:cs="Courier New"/>
+          <w:sz w:val="18"/>
+          <w:szCs w:val="18"/>
+          <w:lang w:val="en-US"/>
+        </w:rPr>
+        <w:t>:</w:t>
+      </w:r>
+    </w:p>
+    <w:p>
+      <w:pPr>
+        <w:pBdr>
+          <w:top w:val="single" w:sz="4" w:space="1" w:color="auto"/>
+          <w:left w:val="single" w:sz="4" w:space="4" w:color="auto"/>
+          <w:bottom w:val="single" w:sz="4" w:space="1" w:color="auto"/>
+          <w:right w:val="single" w:sz="4" w:space="4" w:color="auto"/>
+        </w:pBdr>
+        <w:spacing w:before="60" w:after="60" w:line="360" w:lineRule="auto"/>
+        <w:ind w:left="720"/>
+        <w:rPr>
+          <w:lang w:val="en-US"/>
+        </w:rPr>
+      </w:pPr>
+      <w:r>
+        <w:rPr>
+          <w:rFonts w:ascii="Courier New" w:eastAsia="Courier New" w:hAnsi="Courier New" w:cs="Courier New"/>
+          <w:sz w:val="18"/>
+          <w:szCs w:val="18"/>
+          <w:lang w:val="en-US"/>
+        </w:rPr>
+        <w:t xml:space="preserve">        for valor in fila:</w:t>
+      </w:r>
+    </w:p>
+    <w:p>
+      <w:pPr>
+        <w:pBdr>
+          <w:top w:val="single" w:sz="4" w:space="1" w:color="auto"/>
+          <w:left w:val="single" w:sz="4" w:space="4" w:color="auto"/>
+          <w:bottom w:val="single" w:sz="4" w:space="1" w:color="auto"/>
+          <w:right w:val="single" w:sz="4" w:space="4" w:color="auto"/>
+        </w:pBdr>
+        <w:spacing w:before="60" w:after="60" w:line="360" w:lineRule="auto"/>
+        <w:ind w:left="720"/>
+      </w:pPr>
+      <w:r>
+        <w:rPr>
+          <w:rFonts w:ascii="Courier New" w:eastAsia="Courier New" w:hAnsi="Courier New" w:cs="Courier New"/>
+          <w:sz w:val="18"/>
+          <w:szCs w:val="18"/>
+          <w:lang w:val="en-US"/>
+        </w:rPr>
+        <w:t xml:space="preserve">            </w:t>
+      </w:r>
+      <w:r>
+        <w:rPr>
+          <w:rFonts w:ascii="Courier New" w:eastAsia="Courier New" w:hAnsi="Courier New" w:cs="Courier New"/>
+          <w:sz w:val="18"/>
+          <w:szCs w:val="18"/>
+        </w:rPr>
+        <w:t xml:space="preserve">if </w:t>
+      </w:r>
+      <w:proofErr w:type="spellStart"/>
+      <w:r>
+        <w:rPr>
+          <w:rFonts w:ascii="Courier New" w:eastAsia="Courier New" w:hAnsi="Courier New" w:cs="Courier New"/>
+          <w:sz w:val="18"/>
+          <w:szCs w:val="18"/>
+        </w:rPr>
+        <w:t>es_primo</w:t>
+      </w:r>
+      <w:proofErr w:type="spellEnd"/>
+      <w:r>
+        <w:rPr>
+          <w:rFonts w:ascii="Courier New" w:eastAsia="Courier New" w:hAnsi="Courier New" w:cs="Courier New"/>
+          <w:sz w:val="18"/>
+          <w:szCs w:val="18"/>
+        </w:rPr>
+        <w:t>(valor):</w:t>
+      </w:r>
+    </w:p>
+    <w:p>
+      <w:pPr>
+        <w:pBdr>
+          <w:top w:val="single" w:sz="4" w:space="1" w:color="auto"/>
+          <w:left w:val="single" w:sz="4" w:space="4" w:color="auto"/>
+          <w:bottom w:val="single" w:sz="4" w:space="1" w:color="auto"/>
+          <w:right w:val="single" w:sz="4" w:space="4" w:color="auto"/>
+        </w:pBdr>
+        <w:spacing w:before="60" w:after="60" w:line="360" w:lineRule="auto"/>
+        <w:ind w:left="720"/>
+      </w:pPr>
+      <w:r>
+        <w:rPr>
+          <w:rFonts w:ascii="Courier New" w:eastAsia="Courier New" w:hAnsi="Courier New" w:cs="Courier New"/>
+          <w:sz w:val="18"/>
+          <w:szCs w:val="18"/>
+        </w:rPr>
+        <w:t xml:space="preserve">                conteo += 1</w:t>
+      </w:r>
+    </w:p>
+    <w:p>
+      <w:pPr>
+        <w:pBdr>
+          <w:top w:val="single" w:sz="4" w:space="1" w:color="auto"/>
+          <w:left w:val="single" w:sz="4" w:space="4" w:color="auto"/>
+          <w:bottom w:val="single" w:sz="4" w:space="1" w:color="auto"/>
+          <w:right w:val="single" w:sz="4" w:space="4" w:color="auto"/>
+        </w:pBdr>
+        <w:spacing w:before="60" w:after="60" w:line="360" w:lineRule="auto"/>
+        <w:ind w:left="720"/>
+      </w:pPr>
+      <w:r>
+        <w:rPr>
+          <w:rFonts w:ascii="Courier New" w:eastAsia="Courier New" w:hAnsi="Courier New" w:cs="Courier New"/>
+          <w:sz w:val="18"/>
+          <w:szCs w:val="18"/>
+        </w:rPr>
+        <w:t xml:space="preserve">    return conteo</w:t>
+      </w:r>
+    </w:p>
+    <w:p>
+      <w:pPr>
+        <w:spacing w:line="480" w:lineRule="auto"/>
+      </w:pPr>
+    </w:p>
+    <w:p>
+      <w:pPr>
+        <w:pStyle w:val="Ttulo2"/>
+      </w:pPr>
+      <w:r>
+        <w:t>Implementación en C++</w:t>
+      </w:r>
+    </w:p>
+    <w:p>
+      <w:pPr>
+        <w:pBdr>
+          <w:top w:val="single" w:sz="4" w:space="1" w:color="auto"/>
+          <w:left w:val="single" w:sz="4" w:space="4" w:color="auto"/>
+          <w:bottom w:val="single" w:sz="4" w:space="1" w:color="auto"/>
+          <w:right w:val="single" w:sz="4" w:space="4" w:color="auto"/>
+        </w:pBdr>
+        <w:spacing w:before="60" w:after="60" w:line="360" w:lineRule="auto"/>
+        <w:ind w:left="720"/>
+        <w:rPr>
+          <w:lang w:val="en-US"/>
+        </w:rPr>
+      </w:pPr>
+      <w:r>
+        <w:rPr>
+          <w:rFonts w:ascii="Courier New" w:eastAsia="Courier New" w:hAnsi="Courier New" w:cs="Courier New"/>
+          <w:sz w:val="18"/>
+          <w:szCs w:val="18"/>
+          <w:lang w:val="en-US"/>
+        </w:rPr>
+        <w:t xml:space="preserve">bool </w:t>
+      </w:r>
+      <w:proofErr w:type="spellStart"/>
+      <w:r>
+        <w:rPr>
+          <w:rFonts w:ascii="Courier New" w:eastAsia="Courier New" w:hAnsi="Courier New" w:cs="Courier New"/>
+          <w:sz w:val="18"/>
+          <w:szCs w:val="18"/>
+          <w:lang w:val="en-US"/>
+        </w:rPr>
+        <w:t>esPrimo</w:t>
+      </w:r>
+      <w:proofErr w:type="spellEnd"/>
+      <w:r>
+        <w:rPr>
+          <w:rFonts w:ascii="Courier New" w:eastAsia="Courier New" w:hAnsi="Courier New" w:cs="Courier New"/>
+          <w:sz w:val="18"/>
+          <w:szCs w:val="18"/>
+          <w:lang w:val="en-US"/>
+        </w:rPr>
+        <w:t>(int n) {</w:t>
+      </w:r>
+    </w:p>
+    <w:p>
+      <w:pPr>
+        <w:pBdr>
+          <w:top w:val="single" w:sz="4" w:space="1" w:color="auto"/>
+          <w:left w:val="single" w:sz="4" w:space="4" w:color="auto"/>
+          <w:bottom w:val="single" w:sz="4" w:space="1" w:color="auto"/>
+          <w:right w:val="single" w:sz="4" w:space="4" w:color="auto"/>
+        </w:pBdr>
+        <w:spacing w:before="60" w:after="60" w:line="360" w:lineRule="auto"/>
+        <w:ind w:left="720"/>
+        <w:rPr>
+          <w:lang w:val="en-US"/>
+        </w:rPr>
+      </w:pPr>
+      <w:r>
+        <w:rPr>
+          <w:rFonts w:ascii="Courier New" w:eastAsia="Courier New" w:hAnsi="Courier New" w:cs="Courier New"/>
+          <w:sz w:val="18"/>
+          <w:szCs w:val="18"/>
+          <w:lang w:val="en-US"/>
+        </w:rPr>
+        <w:t xml:space="preserve">    if (n &lt; 2) return false;</w:t>
+      </w:r>
+    </w:p>
+    <w:p>
+      <w:pPr>
+        <w:pBdr>
+          <w:top w:val="single" w:sz="4" w:space="1" w:color="auto"/>
+          <w:left w:val="single" w:sz="4" w:space="4" w:color="auto"/>
+          <w:bottom w:val="single" w:sz="4" w:space="1" w:color="auto"/>
+          <w:right w:val="single" w:sz="4" w:space="4" w:color="auto"/>
+        </w:pBdr>
+        <w:spacing w:before="60" w:after="60" w:line="360" w:lineRule="auto"/>
+        <w:ind w:left="720"/>
+      </w:pPr>
+      <w:r>
+        <w:rPr>
+          <w:rFonts w:ascii="Courier New" w:eastAsia="Courier New" w:hAnsi="Courier New" w:cs="Courier New"/>
+          <w:sz w:val="18"/>
+          <w:szCs w:val="18"/>
+          <w:lang w:val="en-US"/>
+        </w:rPr>
+        <w:t xml:space="preserve">    </w:t>
+      </w:r>
+      <w:r>
+        <w:rPr>
+          <w:rFonts w:ascii="Courier New" w:eastAsia="Courier New" w:hAnsi="Courier New" w:cs="Courier New"/>
+          <w:sz w:val="18"/>
+          <w:szCs w:val="18"/>
+        </w:rPr>
+        <w:t xml:space="preserve">// Revisamos divisores solo hasta </w:t>
       </w:r>
       <w:proofErr w:type="spellStart"/>
       <w:r>
@@ -3833,11 +4384,17 @@
           <w:sz w:val="18"/>
           <w:szCs w:val="18"/>
         </w:rPr>
-        <w:t>(n))</w:t>
-      </w:r>
-    </w:p>
-    <w:p>
-      <w:pPr>
+        <w:t>(n)</w:t>
+      </w:r>
+    </w:p>
+    <w:p>
+      <w:pPr>
+        <w:pBdr>
+          <w:top w:val="single" w:sz="4" w:space="1" w:color="auto"/>
+          <w:left w:val="single" w:sz="4" w:space="4" w:color="auto"/>
+          <w:bottom w:val="single" w:sz="4" w:space="1" w:color="auto"/>
+          <w:right w:val="single" w:sz="4" w:space="4" w:color="auto"/>
+        </w:pBdr>
         <w:spacing w:before="60" w:after="60" w:line="360" w:lineRule="auto"/>
         <w:ind w:left="720"/>
         <w:rPr>
@@ -3859,161 +4416,123 @@
           <w:szCs w:val="18"/>
           <w:lang w:val="en-US"/>
         </w:rPr>
-        <w:t xml:space="preserve">for </w:t>
-      </w:r>
-      <w:proofErr w:type="spellStart"/>
-      <w:r>
-        <w:rPr>
-          <w:rFonts w:ascii="Courier New" w:eastAsia="Courier New" w:hAnsi="Courier New" w:cs="Courier New"/>
-          <w:sz w:val="18"/>
-          <w:szCs w:val="18"/>
-          <w:lang w:val="en-US"/>
-        </w:rPr>
-        <w:t>i</w:t>
-      </w:r>
-      <w:proofErr w:type="spellEnd"/>
-      <w:r>
-        <w:rPr>
-          <w:rFonts w:ascii="Courier New" w:eastAsia="Courier New" w:hAnsi="Courier New" w:cs="Courier New"/>
-          <w:sz w:val="18"/>
-          <w:szCs w:val="18"/>
-          <w:lang w:val="en-US"/>
-        </w:rPr>
-        <w:t xml:space="preserve"> in range(2, int(n**0.5) + 1):</w:t>
-      </w:r>
-    </w:p>
-    <w:p>
-      <w:pPr>
-        <w:spacing w:before="60" w:after="60" w:line="360" w:lineRule="auto"/>
-        <w:ind w:left="720"/>
-      </w:pPr>
-      <w:r>
-        <w:rPr>
-          <w:rFonts w:ascii="Courier New" w:eastAsia="Courier New" w:hAnsi="Courier New" w:cs="Courier New"/>
-          <w:sz w:val="18"/>
-          <w:szCs w:val="18"/>
-          <w:lang w:val="en-US"/>
-        </w:rPr>
-        <w:t xml:space="preserve">        </w:t>
-      </w:r>
-      <w:proofErr w:type="spellStart"/>
-      <w:r>
-        <w:rPr>
-          <w:rFonts w:ascii="Courier New" w:eastAsia="Courier New" w:hAnsi="Courier New" w:cs="Courier New"/>
-          <w:sz w:val="18"/>
-          <w:szCs w:val="18"/>
-        </w:rPr>
-        <w:t>if</w:t>
-      </w:r>
-      <w:proofErr w:type="spellEnd"/>
-      <w:r>
-        <w:rPr>
-          <w:rFonts w:ascii="Courier New" w:eastAsia="Courier New" w:hAnsi="Courier New" w:cs="Courier New"/>
-          <w:sz w:val="18"/>
-          <w:szCs w:val="18"/>
-        </w:rPr>
-        <w:t xml:space="preserve"> n % i == 0: return False  # Si tiene divisor, no es primo</w:t>
-      </w:r>
-    </w:p>
-    <w:p>
-      <w:pPr>
-        <w:spacing w:before="60" w:after="60" w:line="360" w:lineRule="auto"/>
-        <w:ind w:left="720"/>
-      </w:pPr>
-      <w:r>
-        <w:rPr>
-          <w:rFonts w:ascii="Courier New" w:eastAsia="Courier New" w:hAnsi="Courier New" w:cs="Courier New"/>
-          <w:sz w:val="18"/>
-          <w:szCs w:val="18"/>
-        </w:rPr>
-        <w:t xml:space="preserve">    return True                       # Si no tiene divisores, es primo</w:t>
-      </w:r>
-    </w:p>
-    <w:p>
-      <w:pPr>
-        <w:spacing w:line="480" w:lineRule="auto"/>
-      </w:pPr>
-    </w:p>
-    <w:p>
-      <w:pPr>
-        <w:spacing w:before="60" w:after="60" w:line="360" w:lineRule="auto"/>
-        <w:ind w:left="720"/>
-      </w:pPr>
-      <w:proofErr w:type="spellStart"/>
-      <w:r>
-        <w:rPr>
-          <w:rFonts w:ascii="Courier New" w:eastAsia="Courier New" w:hAnsi="Courier New" w:cs="Courier New"/>
-          <w:sz w:val="18"/>
-          <w:szCs w:val="18"/>
-        </w:rPr>
-        <w:t>def</w:t>
-      </w:r>
-      <w:proofErr w:type="spellEnd"/>
-      <w:r>
-        <w:rPr>
-          <w:rFonts w:ascii="Courier New" w:eastAsia="Courier New" w:hAnsi="Courier New" w:cs="Courier New"/>
-          <w:sz w:val="18"/>
-          <w:szCs w:val="18"/>
-        </w:rPr>
-        <w:t xml:space="preserve"> </w:t>
-      </w:r>
-      <w:proofErr w:type="spellStart"/>
-      <w:r>
-        <w:rPr>
-          <w:rFonts w:ascii="Courier New" w:eastAsia="Courier New" w:hAnsi="Courier New" w:cs="Courier New"/>
-          <w:sz w:val="18"/>
-          <w:szCs w:val="18"/>
-        </w:rPr>
-        <w:t>contar_primos</w:t>
-      </w:r>
-      <w:proofErr w:type="spellEnd"/>
-      <w:r>
-        <w:rPr>
-          <w:rFonts w:ascii="Courier New" w:eastAsia="Courier New" w:hAnsi="Courier New" w:cs="Courier New"/>
-          <w:sz w:val="18"/>
-          <w:szCs w:val="18"/>
-        </w:rPr>
-        <w:t>(matriz):</w:t>
-      </w:r>
-    </w:p>
-    <w:p>
-      <w:pPr>
-        <w:spacing w:before="60" w:after="60" w:line="360" w:lineRule="auto"/>
-        <w:ind w:left="720"/>
-      </w:pPr>
-      <w:r>
-        <w:rPr>
-          <w:rFonts w:ascii="Courier New" w:eastAsia="Courier New" w:hAnsi="Courier New" w:cs="Courier New"/>
-          <w:sz w:val="18"/>
-          <w:szCs w:val="18"/>
-        </w:rPr>
-        <w:t xml:space="preserve">    conteo = 0</w:t>
-      </w:r>
-    </w:p>
-    <w:p>
-      <w:pPr>
-        <w:spacing w:before="60" w:after="60" w:line="360" w:lineRule="auto"/>
-        <w:ind w:left="720"/>
-        <w:rPr>
-          <w:lang w:val="en-US"/>
-        </w:rPr>
-      </w:pPr>
-      <w:r>
-        <w:rPr>
-          <w:rFonts w:ascii="Courier New" w:eastAsia="Courier New" w:hAnsi="Courier New" w:cs="Courier New"/>
-          <w:sz w:val="18"/>
-          <w:szCs w:val="18"/>
-        </w:rPr>
-        <w:t xml:space="preserve">    </w:t>
-      </w:r>
-      <w:r>
-        <w:rPr>
-          <w:rFonts w:ascii="Courier New" w:eastAsia="Courier New" w:hAnsi="Courier New" w:cs="Courier New"/>
-          <w:sz w:val="18"/>
-          <w:szCs w:val="18"/>
-          <w:lang w:val="en-US"/>
-        </w:rPr>
-        <w:t xml:space="preserve">for fila in </w:t>
+        <w:t>for (int i = 2; i * i &lt;= n; ++i)</w:t>
+      </w:r>
+    </w:p>
+    <w:p>
+      <w:pPr>
+        <w:pBdr>
+          <w:top w:val="single" w:sz="4" w:space="1" w:color="auto"/>
+          <w:left w:val="single" w:sz="4" w:space="4" w:color="auto"/>
+          <w:bottom w:val="single" w:sz="4" w:space="1" w:color="auto"/>
+          <w:right w:val="single" w:sz="4" w:space="4" w:color="auto"/>
+        </w:pBdr>
+        <w:spacing w:before="60" w:after="60" w:line="360" w:lineRule="auto"/>
+        <w:ind w:left="720"/>
+        <w:rPr>
+          <w:lang w:val="en-US"/>
+        </w:rPr>
+      </w:pPr>
+      <w:r>
+        <w:rPr>
+          <w:rFonts w:ascii="Courier New" w:eastAsia="Courier New" w:hAnsi="Courier New" w:cs="Courier New"/>
+          <w:sz w:val="18"/>
+          <w:szCs w:val="18"/>
+          <w:lang w:val="en-US"/>
+        </w:rPr>
+        <w:t xml:space="preserve">        if (n % i == 0) return false;</w:t>
+      </w:r>
+    </w:p>
+    <w:p>
+      <w:pPr>
+        <w:pBdr>
+          <w:top w:val="single" w:sz="4" w:space="1" w:color="auto"/>
+          <w:left w:val="single" w:sz="4" w:space="4" w:color="auto"/>
+          <w:bottom w:val="single" w:sz="4" w:space="1" w:color="auto"/>
+          <w:right w:val="single" w:sz="4" w:space="4" w:color="auto"/>
+        </w:pBdr>
+        <w:spacing w:before="60" w:after="60" w:line="360" w:lineRule="auto"/>
+        <w:ind w:left="720"/>
+        <w:rPr>
+          <w:lang w:val="en-US"/>
+        </w:rPr>
+      </w:pPr>
+      <w:r>
+        <w:rPr>
+          <w:rFonts w:ascii="Courier New" w:eastAsia="Courier New" w:hAnsi="Courier New" w:cs="Courier New"/>
+          <w:sz w:val="18"/>
+          <w:szCs w:val="18"/>
+          <w:lang w:val="en-US"/>
+        </w:rPr>
+        <w:t xml:space="preserve">    return true;</w:t>
+      </w:r>
+    </w:p>
+    <w:p>
+      <w:pPr>
+        <w:pBdr>
+          <w:top w:val="single" w:sz="4" w:space="1" w:color="auto"/>
+          <w:left w:val="single" w:sz="4" w:space="4" w:color="auto"/>
+          <w:bottom w:val="single" w:sz="4" w:space="1" w:color="auto"/>
+          <w:right w:val="single" w:sz="4" w:space="4" w:color="auto"/>
+        </w:pBdr>
+        <w:spacing w:before="60" w:after="60" w:line="360" w:lineRule="auto"/>
+        <w:ind w:left="720"/>
+        <w:rPr>
+          <w:lang w:val="en-US"/>
+        </w:rPr>
+      </w:pPr>
+      <w:r>
+        <w:rPr>
+          <w:rFonts w:ascii="Courier New" w:eastAsia="Courier New" w:hAnsi="Courier New" w:cs="Courier New"/>
+          <w:sz w:val="18"/>
+          <w:szCs w:val="18"/>
+          <w:lang w:val="en-US"/>
+        </w:rPr>
+        <w:t>}</w:t>
+      </w:r>
+    </w:p>
+    <w:p>
+      <w:pPr>
+        <w:pBdr>
+          <w:top w:val="single" w:sz="4" w:space="1" w:color="auto"/>
+          <w:left w:val="single" w:sz="4" w:space="4" w:color="auto"/>
+          <w:bottom w:val="single" w:sz="4" w:space="1" w:color="auto"/>
+          <w:right w:val="single" w:sz="4" w:space="4" w:color="auto"/>
+        </w:pBdr>
+        <w:spacing w:before="60" w:after="60" w:line="360" w:lineRule="auto"/>
+        <w:ind w:left="720"/>
+        <w:rPr>
+          <w:lang w:val="en-US"/>
+        </w:rPr>
+      </w:pPr>
+      <w:r>
+        <w:rPr>
+          <w:rFonts w:ascii="Courier New" w:eastAsia="Courier New" w:hAnsi="Courier New" w:cs="Courier New"/>
+          <w:sz w:val="18"/>
+          <w:szCs w:val="18"/>
+          <w:lang w:val="en-US"/>
+        </w:rPr>
+        <w:t xml:space="preserve">int </w:t>
+      </w:r>
+      <w:proofErr w:type="spellStart"/>
+      <w:r>
+        <w:rPr>
+          <w:rFonts w:ascii="Courier New" w:eastAsia="Courier New" w:hAnsi="Courier New" w:cs="Courier New"/>
+          <w:sz w:val="18"/>
+          <w:szCs w:val="18"/>
+          <w:lang w:val="en-US"/>
+        </w:rPr>
+        <w:t>contarPrimos</w:t>
+      </w:r>
+      <w:proofErr w:type="spellEnd"/>
+      <w:r>
+        <w:rPr>
+          <w:rFonts w:ascii="Courier New" w:eastAsia="Courier New" w:hAnsi="Courier New" w:cs="Courier New"/>
+          <w:sz w:val="18"/>
+          <w:szCs w:val="18"/>
+          <w:lang w:val="en-US"/>
+        </w:rPr>
+        <w:t xml:space="preserve">(const vector&lt;vector&lt;int&gt;&gt;&amp; </w:t>
       </w:r>
       <w:proofErr w:type="spellStart"/>
       <w:r>
@@ -4033,135 +4552,163 @@
           <w:szCs w:val="18"/>
           <w:lang w:val="en-US"/>
         </w:rPr>
-        <w:t>:</w:t>
-      </w:r>
-    </w:p>
-    <w:p>
-      <w:pPr>
-        <w:spacing w:before="60" w:after="60" w:line="360" w:lineRule="auto"/>
-        <w:ind w:left="720"/>
-        <w:rPr>
-          <w:lang w:val="en-US"/>
-        </w:rPr>
-      </w:pPr>
-      <w:r>
-        <w:rPr>
-          <w:rFonts w:ascii="Courier New" w:eastAsia="Courier New" w:hAnsi="Courier New" w:cs="Courier New"/>
-          <w:sz w:val="18"/>
-          <w:szCs w:val="18"/>
-          <w:lang w:val="en-US"/>
-        </w:rPr>
-        <w:t xml:space="preserve">        for valor in fila:</w:t>
-      </w:r>
-    </w:p>
-    <w:p>
-      <w:pPr>
-        <w:spacing w:before="60" w:after="60" w:line="360" w:lineRule="auto"/>
-        <w:ind w:left="720"/>
-      </w:pPr>
-      <w:r>
-        <w:rPr>
-          <w:rFonts w:ascii="Courier New" w:eastAsia="Courier New" w:hAnsi="Courier New" w:cs="Courier New"/>
-          <w:sz w:val="18"/>
-          <w:szCs w:val="18"/>
-          <w:lang w:val="en-US"/>
-        </w:rPr>
-        <w:t xml:space="preserve">            </w:t>
-      </w:r>
-      <w:proofErr w:type="spellStart"/>
-      <w:r>
-        <w:rPr>
-          <w:rFonts w:ascii="Courier New" w:eastAsia="Courier New" w:hAnsi="Courier New" w:cs="Courier New"/>
-          <w:sz w:val="18"/>
-          <w:szCs w:val="18"/>
-        </w:rPr>
-        <w:t>if</w:t>
-      </w:r>
-      <w:proofErr w:type="spellEnd"/>
-      <w:r>
-        <w:rPr>
-          <w:rFonts w:ascii="Courier New" w:eastAsia="Courier New" w:hAnsi="Courier New" w:cs="Courier New"/>
-          <w:sz w:val="18"/>
-          <w:szCs w:val="18"/>
-        </w:rPr>
-        <w:t xml:space="preserve"> </w:t>
-      </w:r>
-      <w:proofErr w:type="spellStart"/>
-      <w:r>
-        <w:rPr>
-          <w:rFonts w:ascii="Courier New" w:eastAsia="Courier New" w:hAnsi="Courier New" w:cs="Courier New"/>
-          <w:sz w:val="18"/>
-          <w:szCs w:val="18"/>
-        </w:rPr>
-        <w:t>es_primo</w:t>
-      </w:r>
-      <w:proofErr w:type="spellEnd"/>
-      <w:r>
-        <w:rPr>
-          <w:rFonts w:ascii="Courier New" w:eastAsia="Courier New" w:hAnsi="Courier New" w:cs="Courier New"/>
-          <w:sz w:val="18"/>
-          <w:szCs w:val="18"/>
-        </w:rPr>
-        <w:t>(valor):</w:t>
-      </w:r>
-    </w:p>
-    <w:p>
-      <w:pPr>
-        <w:spacing w:before="60" w:after="60" w:line="360" w:lineRule="auto"/>
-        <w:ind w:left="720"/>
-      </w:pPr>
-      <w:r>
-        <w:rPr>
-          <w:rFonts w:ascii="Courier New" w:eastAsia="Courier New" w:hAnsi="Courier New" w:cs="Courier New"/>
-          <w:sz w:val="18"/>
-          <w:szCs w:val="18"/>
-        </w:rPr>
-        <w:t xml:space="preserve">                conteo += 1</w:t>
-      </w:r>
-    </w:p>
-    <w:p>
-      <w:pPr>
-        <w:spacing w:before="60" w:after="60" w:line="360" w:lineRule="auto"/>
-        <w:ind w:left="720"/>
-      </w:pPr>
-      <w:r>
-        <w:rPr>
-          <w:rFonts w:ascii="Courier New" w:eastAsia="Courier New" w:hAnsi="Courier New" w:cs="Courier New"/>
-          <w:sz w:val="18"/>
-          <w:szCs w:val="18"/>
-        </w:rPr>
-        <w:t xml:space="preserve">    return conteo</w:t>
-      </w:r>
-    </w:p>
-    <w:p>
-      <w:pPr>
-        <w:spacing w:line="480" w:lineRule="auto"/>
-      </w:pPr>
-    </w:p>
-    <w:p>
-      <w:pPr>
-        <w:pStyle w:val="Ttulo2"/>
-      </w:pPr>
-      <w:r>
-        <w:t>Implementación en C++</w:t>
-      </w:r>
-    </w:p>
-    <w:p>
-      <w:pPr>
-        <w:spacing w:before="60" w:after="60" w:line="360" w:lineRule="auto"/>
-        <w:ind w:left="720"/>
-        <w:rPr>
-          <w:lang w:val="en-US"/>
-        </w:rPr>
-      </w:pPr>
-      <w:r>
-        <w:rPr>
-          <w:rFonts w:ascii="Courier New" w:eastAsia="Courier New" w:hAnsi="Courier New" w:cs="Courier New"/>
-          <w:sz w:val="18"/>
-          <w:szCs w:val="18"/>
-          <w:lang w:val="en-US"/>
-        </w:rPr>
-        <w:t xml:space="preserve">bool </w:t>
+        <w:t>) {</w:t>
+      </w:r>
+    </w:p>
+    <w:p>
+      <w:pPr>
+        <w:pBdr>
+          <w:top w:val="single" w:sz="4" w:space="1" w:color="auto"/>
+          <w:left w:val="single" w:sz="4" w:space="4" w:color="auto"/>
+          <w:bottom w:val="single" w:sz="4" w:space="1" w:color="auto"/>
+          <w:right w:val="single" w:sz="4" w:space="4" w:color="auto"/>
+        </w:pBdr>
+        <w:spacing w:before="60" w:after="60" w:line="360" w:lineRule="auto"/>
+        <w:ind w:left="720"/>
+        <w:rPr>
+          <w:lang w:val="en-US"/>
+        </w:rPr>
+      </w:pPr>
+      <w:r>
+        <w:rPr>
+          <w:rFonts w:ascii="Courier New" w:eastAsia="Courier New" w:hAnsi="Courier New" w:cs="Courier New"/>
+          <w:sz w:val="18"/>
+          <w:szCs w:val="18"/>
+          <w:lang w:val="en-US"/>
+        </w:rPr>
+        <w:t xml:space="preserve">    int </w:t>
+      </w:r>
+      <w:proofErr w:type="spellStart"/>
+      <w:r>
+        <w:rPr>
+          <w:rFonts w:ascii="Courier New" w:eastAsia="Courier New" w:hAnsi="Courier New" w:cs="Courier New"/>
+          <w:sz w:val="18"/>
+          <w:szCs w:val="18"/>
+          <w:lang w:val="en-US"/>
+        </w:rPr>
+        <w:t>conteo</w:t>
+      </w:r>
+      <w:proofErr w:type="spellEnd"/>
+      <w:r>
+        <w:rPr>
+          <w:rFonts w:ascii="Courier New" w:eastAsia="Courier New" w:hAnsi="Courier New" w:cs="Courier New"/>
+          <w:sz w:val="18"/>
+          <w:szCs w:val="18"/>
+          <w:lang w:val="en-US"/>
+        </w:rPr>
+        <w:t xml:space="preserve"> = 0;</w:t>
+      </w:r>
+    </w:p>
+    <w:p>
+      <w:pPr>
+        <w:pBdr>
+          <w:top w:val="single" w:sz="4" w:space="1" w:color="auto"/>
+          <w:left w:val="single" w:sz="4" w:space="4" w:color="auto"/>
+          <w:bottom w:val="single" w:sz="4" w:space="1" w:color="auto"/>
+          <w:right w:val="single" w:sz="4" w:space="4" w:color="auto"/>
+        </w:pBdr>
+        <w:spacing w:before="60" w:after="60" w:line="360" w:lineRule="auto"/>
+        <w:ind w:left="720"/>
+        <w:rPr>
+          <w:lang w:val="en-US"/>
+        </w:rPr>
+      </w:pPr>
+      <w:r>
+        <w:rPr>
+          <w:rFonts w:ascii="Courier New" w:eastAsia="Courier New" w:hAnsi="Courier New" w:cs="Courier New"/>
+          <w:sz w:val="18"/>
+          <w:szCs w:val="18"/>
+          <w:lang w:val="en-US"/>
+        </w:rPr>
+        <w:t xml:space="preserve">    for (const auto&amp; fila : </w:t>
+      </w:r>
+      <w:proofErr w:type="spellStart"/>
+      <w:r>
+        <w:rPr>
+          <w:rFonts w:ascii="Courier New" w:eastAsia="Courier New" w:hAnsi="Courier New" w:cs="Courier New"/>
+          <w:sz w:val="18"/>
+          <w:szCs w:val="18"/>
+          <w:lang w:val="en-US"/>
+        </w:rPr>
+        <w:t>matriz</w:t>
+      </w:r>
+      <w:proofErr w:type="spellEnd"/>
+      <w:r>
+        <w:rPr>
+          <w:rFonts w:ascii="Courier New" w:eastAsia="Courier New" w:hAnsi="Courier New" w:cs="Courier New"/>
+          <w:sz w:val="18"/>
+          <w:szCs w:val="18"/>
+          <w:lang w:val="en-US"/>
+        </w:rPr>
+        <w:t>)</w:t>
+      </w:r>
+    </w:p>
+    <w:p>
+      <w:pPr>
+        <w:pBdr>
+          <w:top w:val="single" w:sz="4" w:space="1" w:color="auto"/>
+          <w:left w:val="single" w:sz="4" w:space="4" w:color="auto"/>
+          <w:bottom w:val="single" w:sz="4" w:space="1" w:color="auto"/>
+          <w:right w:val="single" w:sz="4" w:space="4" w:color="auto"/>
+        </w:pBdr>
+        <w:spacing w:before="60" w:after="60" w:line="360" w:lineRule="auto"/>
+        <w:ind w:left="720"/>
+        <w:rPr>
+          <w:lang w:val="en-US"/>
+        </w:rPr>
+      </w:pPr>
+      <w:r>
+        <w:rPr>
+          <w:rFonts w:ascii="Courier New" w:eastAsia="Courier New" w:hAnsi="Courier New" w:cs="Courier New"/>
+          <w:sz w:val="18"/>
+          <w:szCs w:val="18"/>
+          <w:lang w:val="en-US"/>
+        </w:rPr>
+        <w:t xml:space="preserve">        for (int </w:t>
+      </w:r>
+      <w:proofErr w:type="spellStart"/>
+      <w:r>
+        <w:rPr>
+          <w:rFonts w:ascii="Courier New" w:eastAsia="Courier New" w:hAnsi="Courier New" w:cs="Courier New"/>
+          <w:sz w:val="18"/>
+          <w:szCs w:val="18"/>
+          <w:lang w:val="en-US"/>
+        </w:rPr>
+        <w:t>val</w:t>
+      </w:r>
+      <w:proofErr w:type="spellEnd"/>
+      <w:r>
+        <w:rPr>
+          <w:rFonts w:ascii="Courier New" w:eastAsia="Courier New" w:hAnsi="Courier New" w:cs="Courier New"/>
+          <w:sz w:val="18"/>
+          <w:szCs w:val="18"/>
+          <w:lang w:val="en-US"/>
+        </w:rPr>
+        <w:t xml:space="preserve"> : fila)</w:t>
+      </w:r>
+    </w:p>
+    <w:p>
+      <w:pPr>
+        <w:pBdr>
+          <w:top w:val="single" w:sz="4" w:space="1" w:color="auto"/>
+          <w:left w:val="single" w:sz="4" w:space="4" w:color="auto"/>
+          <w:bottom w:val="single" w:sz="4" w:space="1" w:color="auto"/>
+          <w:right w:val="single" w:sz="4" w:space="4" w:color="auto"/>
+        </w:pBdr>
+        <w:spacing w:before="60" w:after="60" w:line="360" w:lineRule="auto"/>
+        <w:ind w:left="720"/>
+        <w:rPr>
+          <w:lang w:val="en-US"/>
+        </w:rPr>
+      </w:pPr>
+      <w:r>
+        <w:rPr>
+          <w:rFonts w:ascii="Courier New" w:eastAsia="Courier New" w:hAnsi="Courier New" w:cs="Courier New"/>
+          <w:sz w:val="18"/>
+          <w:szCs w:val="18"/>
+          <w:lang w:val="en-US"/>
+        </w:rPr>
+        <w:t xml:space="preserve">            if (</w:t>
       </w:r>
       <w:proofErr w:type="spellStart"/>
       <w:r>
@@ -4181,331 +4728,27 @@
           <w:szCs w:val="18"/>
           <w:lang w:val="en-US"/>
         </w:rPr>
-        <w:t>(int n) {</w:t>
-      </w:r>
-    </w:p>
-    <w:p>
-      <w:pPr>
-        <w:spacing w:before="60" w:after="60" w:line="360" w:lineRule="auto"/>
-        <w:ind w:left="720"/>
-        <w:rPr>
-          <w:lang w:val="en-US"/>
-        </w:rPr>
-      </w:pPr>
-      <w:r>
-        <w:rPr>
-          <w:rFonts w:ascii="Courier New" w:eastAsia="Courier New" w:hAnsi="Courier New" w:cs="Courier New"/>
-          <w:sz w:val="18"/>
-          <w:szCs w:val="18"/>
-          <w:lang w:val="en-US"/>
-        </w:rPr>
-        <w:t xml:space="preserve">    if (n &lt; 2) return false;</w:t>
-      </w:r>
-    </w:p>
-    <w:p>
-      <w:pPr>
-        <w:spacing w:before="60" w:after="60" w:line="360" w:lineRule="auto"/>
-        <w:ind w:left="720"/>
-      </w:pPr>
-      <w:r>
-        <w:rPr>
-          <w:rFonts w:ascii="Courier New" w:eastAsia="Courier New" w:hAnsi="Courier New" w:cs="Courier New"/>
-          <w:sz w:val="18"/>
-          <w:szCs w:val="18"/>
-          <w:lang w:val="en-US"/>
-        </w:rPr>
-        <w:t xml:space="preserve">    </w:t>
-      </w:r>
-      <w:r>
-        <w:rPr>
-          <w:rFonts w:ascii="Courier New" w:eastAsia="Courier New" w:hAnsi="Courier New" w:cs="Courier New"/>
-          <w:sz w:val="18"/>
-          <w:szCs w:val="18"/>
-        </w:rPr>
-        <w:t xml:space="preserve">// Revisamos divisores solo hasta </w:t>
-      </w:r>
-      <w:proofErr w:type="spellStart"/>
-      <w:r>
-        <w:rPr>
-          <w:rFonts w:ascii="Courier New" w:eastAsia="Courier New" w:hAnsi="Courier New" w:cs="Courier New"/>
-          <w:sz w:val="18"/>
-          <w:szCs w:val="18"/>
-        </w:rPr>
-        <w:t>sqrt</w:t>
-      </w:r>
-      <w:proofErr w:type="spellEnd"/>
-      <w:r>
-        <w:rPr>
-          <w:rFonts w:ascii="Courier New" w:eastAsia="Courier New" w:hAnsi="Courier New" w:cs="Courier New"/>
-          <w:sz w:val="18"/>
-          <w:szCs w:val="18"/>
-        </w:rPr>
-        <w:t>(n)</w:t>
-      </w:r>
-    </w:p>
-    <w:p>
-      <w:pPr>
-        <w:spacing w:before="60" w:after="60" w:line="360" w:lineRule="auto"/>
-        <w:ind w:left="720"/>
-        <w:rPr>
-          <w:lang w:val="en-US"/>
-        </w:rPr>
-      </w:pPr>
-      <w:r>
-        <w:rPr>
-          <w:rFonts w:ascii="Courier New" w:eastAsia="Courier New" w:hAnsi="Courier New" w:cs="Courier New"/>
-          <w:sz w:val="18"/>
-          <w:szCs w:val="18"/>
-        </w:rPr>
-        <w:t xml:space="preserve">    </w:t>
-      </w:r>
-      <w:r>
-        <w:rPr>
-          <w:rFonts w:ascii="Courier New" w:eastAsia="Courier New" w:hAnsi="Courier New" w:cs="Courier New"/>
-          <w:sz w:val="18"/>
-          <w:szCs w:val="18"/>
-          <w:lang w:val="en-US"/>
-        </w:rPr>
-        <w:t xml:space="preserve">for (int </w:t>
-      </w:r>
-      <w:proofErr w:type="spellStart"/>
-      <w:r>
-        <w:rPr>
-          <w:rFonts w:ascii="Courier New" w:eastAsia="Courier New" w:hAnsi="Courier New" w:cs="Courier New"/>
-          <w:sz w:val="18"/>
-          <w:szCs w:val="18"/>
-          <w:lang w:val="en-US"/>
-        </w:rPr>
-        <w:t>i</w:t>
-      </w:r>
-      <w:proofErr w:type="spellEnd"/>
-      <w:r>
-        <w:rPr>
-          <w:rFonts w:ascii="Courier New" w:eastAsia="Courier New" w:hAnsi="Courier New" w:cs="Courier New"/>
-          <w:sz w:val="18"/>
-          <w:szCs w:val="18"/>
-          <w:lang w:val="en-US"/>
-        </w:rPr>
-        <w:t xml:space="preserve"> = 2; </w:t>
-      </w:r>
-      <w:proofErr w:type="spellStart"/>
-      <w:r>
-        <w:rPr>
-          <w:rFonts w:ascii="Courier New" w:eastAsia="Courier New" w:hAnsi="Courier New" w:cs="Courier New"/>
-          <w:sz w:val="18"/>
-          <w:szCs w:val="18"/>
-          <w:lang w:val="en-US"/>
-        </w:rPr>
-        <w:t>i</w:t>
-      </w:r>
-      <w:proofErr w:type="spellEnd"/>
-      <w:r>
-        <w:rPr>
-          <w:rFonts w:ascii="Courier New" w:eastAsia="Courier New" w:hAnsi="Courier New" w:cs="Courier New"/>
-          <w:sz w:val="18"/>
-          <w:szCs w:val="18"/>
-          <w:lang w:val="en-US"/>
-        </w:rPr>
-        <w:t xml:space="preserve"> * </w:t>
-      </w:r>
-      <w:proofErr w:type="spellStart"/>
-      <w:r>
-        <w:rPr>
-          <w:rFonts w:ascii="Courier New" w:eastAsia="Courier New" w:hAnsi="Courier New" w:cs="Courier New"/>
-          <w:sz w:val="18"/>
-          <w:szCs w:val="18"/>
-          <w:lang w:val="en-US"/>
-        </w:rPr>
-        <w:t>i</w:t>
-      </w:r>
-      <w:proofErr w:type="spellEnd"/>
-      <w:r>
-        <w:rPr>
-          <w:rFonts w:ascii="Courier New" w:eastAsia="Courier New" w:hAnsi="Courier New" w:cs="Courier New"/>
-          <w:sz w:val="18"/>
-          <w:szCs w:val="18"/>
-          <w:lang w:val="en-US"/>
-        </w:rPr>
-        <w:t xml:space="preserve"> &lt;= n; ++</w:t>
-      </w:r>
-      <w:proofErr w:type="spellStart"/>
-      <w:r>
-        <w:rPr>
-          <w:rFonts w:ascii="Courier New" w:eastAsia="Courier New" w:hAnsi="Courier New" w:cs="Courier New"/>
-          <w:sz w:val="18"/>
-          <w:szCs w:val="18"/>
-          <w:lang w:val="en-US"/>
-        </w:rPr>
-        <w:t>i</w:t>
-      </w:r>
-      <w:proofErr w:type="spellEnd"/>
-      <w:r>
-        <w:rPr>
-          <w:rFonts w:ascii="Courier New" w:eastAsia="Courier New" w:hAnsi="Courier New" w:cs="Courier New"/>
-          <w:sz w:val="18"/>
-          <w:szCs w:val="18"/>
-          <w:lang w:val="en-US"/>
-        </w:rPr>
-        <w:t>)</w:t>
-      </w:r>
-    </w:p>
-    <w:p>
-      <w:pPr>
-        <w:spacing w:before="60" w:after="60" w:line="360" w:lineRule="auto"/>
-        <w:ind w:left="720"/>
-        <w:rPr>
-          <w:lang w:val="en-US"/>
-        </w:rPr>
-      </w:pPr>
-      <w:r>
-        <w:rPr>
-          <w:rFonts w:ascii="Courier New" w:eastAsia="Courier New" w:hAnsi="Courier New" w:cs="Courier New"/>
-          <w:sz w:val="18"/>
-          <w:szCs w:val="18"/>
-          <w:lang w:val="en-US"/>
-        </w:rPr>
-        <w:t xml:space="preserve">        if (n % </w:t>
-      </w:r>
-      <w:proofErr w:type="spellStart"/>
-      <w:r>
-        <w:rPr>
-          <w:rFonts w:ascii="Courier New" w:eastAsia="Courier New" w:hAnsi="Courier New" w:cs="Courier New"/>
-          <w:sz w:val="18"/>
-          <w:szCs w:val="18"/>
-          <w:lang w:val="en-US"/>
-        </w:rPr>
-        <w:t>i</w:t>
-      </w:r>
-      <w:proofErr w:type="spellEnd"/>
-      <w:r>
-        <w:rPr>
-          <w:rFonts w:ascii="Courier New" w:eastAsia="Courier New" w:hAnsi="Courier New" w:cs="Courier New"/>
-          <w:sz w:val="18"/>
-          <w:szCs w:val="18"/>
-          <w:lang w:val="en-US"/>
-        </w:rPr>
-        <w:t xml:space="preserve"> == 0) return false;</w:t>
-      </w:r>
-    </w:p>
-    <w:p>
-      <w:pPr>
-        <w:spacing w:before="60" w:after="60" w:line="360" w:lineRule="auto"/>
-        <w:ind w:left="720"/>
-        <w:rPr>
-          <w:lang w:val="en-US"/>
-        </w:rPr>
-      </w:pPr>
-      <w:r>
-        <w:rPr>
-          <w:rFonts w:ascii="Courier New" w:eastAsia="Courier New" w:hAnsi="Courier New" w:cs="Courier New"/>
-          <w:sz w:val="18"/>
-          <w:szCs w:val="18"/>
-          <w:lang w:val="en-US"/>
-        </w:rPr>
-        <w:t xml:space="preserve">    return true;</w:t>
-      </w:r>
-    </w:p>
-    <w:p>
-      <w:pPr>
-        <w:spacing w:before="60" w:after="60" w:line="360" w:lineRule="auto"/>
-        <w:ind w:left="720"/>
-        <w:rPr>
-          <w:lang w:val="en-US"/>
-        </w:rPr>
-      </w:pPr>
-      <w:r>
-        <w:rPr>
-          <w:rFonts w:ascii="Courier New" w:eastAsia="Courier New" w:hAnsi="Courier New" w:cs="Courier New"/>
-          <w:sz w:val="18"/>
-          <w:szCs w:val="18"/>
-          <w:lang w:val="en-US"/>
-        </w:rPr>
-        <w:t>}</w:t>
-      </w:r>
-    </w:p>
-    <w:p>
-      <w:pPr>
-        <w:spacing w:line="480" w:lineRule="auto"/>
-        <w:rPr>
-          <w:lang w:val="en-US"/>
-        </w:rPr>
-      </w:pPr>
-    </w:p>
-    <w:p>
-      <w:pPr>
-        <w:spacing w:before="60" w:after="60" w:line="360" w:lineRule="auto"/>
-        <w:ind w:left="720"/>
-        <w:rPr>
-          <w:lang w:val="en-US"/>
-        </w:rPr>
-      </w:pPr>
-      <w:r>
-        <w:rPr>
-          <w:rFonts w:ascii="Courier New" w:eastAsia="Courier New" w:hAnsi="Courier New" w:cs="Courier New"/>
-          <w:sz w:val="18"/>
-          <w:szCs w:val="18"/>
-          <w:lang w:val="en-US"/>
-        </w:rPr>
-        <w:lastRenderedPageBreak/>
-        <w:t xml:space="preserve">int </w:t>
-      </w:r>
-      <w:proofErr w:type="spellStart"/>
-      <w:r>
-        <w:rPr>
-          <w:rFonts w:ascii="Courier New" w:eastAsia="Courier New" w:hAnsi="Courier New" w:cs="Courier New"/>
-          <w:sz w:val="18"/>
-          <w:szCs w:val="18"/>
-          <w:lang w:val="en-US"/>
-        </w:rPr>
-        <w:t>contarPrimos</w:t>
-      </w:r>
-      <w:proofErr w:type="spellEnd"/>
-      <w:r>
-        <w:rPr>
-          <w:rFonts w:ascii="Courier New" w:eastAsia="Courier New" w:hAnsi="Courier New" w:cs="Courier New"/>
-          <w:sz w:val="18"/>
-          <w:szCs w:val="18"/>
-          <w:lang w:val="en-US"/>
-        </w:rPr>
-        <w:t xml:space="preserve">(const vector&lt;vector&lt;int&gt;&gt;&amp; </w:t>
-      </w:r>
-      <w:proofErr w:type="spellStart"/>
-      <w:r>
-        <w:rPr>
-          <w:rFonts w:ascii="Courier New" w:eastAsia="Courier New" w:hAnsi="Courier New" w:cs="Courier New"/>
-          <w:sz w:val="18"/>
-          <w:szCs w:val="18"/>
-          <w:lang w:val="en-US"/>
-        </w:rPr>
-        <w:t>matriz</w:t>
-      </w:r>
-      <w:proofErr w:type="spellEnd"/>
-      <w:r>
-        <w:rPr>
-          <w:rFonts w:ascii="Courier New" w:eastAsia="Courier New" w:hAnsi="Courier New" w:cs="Courier New"/>
-          <w:sz w:val="18"/>
-          <w:szCs w:val="18"/>
-          <w:lang w:val="en-US"/>
-        </w:rPr>
-        <w:t>) {</w:t>
-      </w:r>
-    </w:p>
-    <w:p>
-      <w:pPr>
-        <w:spacing w:before="60" w:after="60" w:line="360" w:lineRule="auto"/>
-        <w:ind w:left="720"/>
-        <w:rPr>
-          <w:lang w:val="en-US"/>
-        </w:rPr>
-      </w:pPr>
-      <w:r>
-        <w:rPr>
-          <w:rFonts w:ascii="Courier New" w:eastAsia="Courier New" w:hAnsi="Courier New" w:cs="Courier New"/>
-          <w:sz w:val="18"/>
-          <w:szCs w:val="18"/>
-          <w:lang w:val="en-US"/>
-        </w:rPr>
-        <w:t xml:space="preserve">    int </w:t>
+        <w:t>(</w:t>
+      </w:r>
+      <w:proofErr w:type="spellStart"/>
+      <w:r>
+        <w:rPr>
+          <w:rFonts w:ascii="Courier New" w:eastAsia="Courier New" w:hAnsi="Courier New" w:cs="Courier New"/>
+          <w:sz w:val="18"/>
+          <w:szCs w:val="18"/>
+          <w:lang w:val="en-US"/>
+        </w:rPr>
+        <w:t>val</w:t>
+      </w:r>
+      <w:proofErr w:type="spellEnd"/>
+      <w:r>
+        <w:rPr>
+          <w:rFonts w:ascii="Courier New" w:eastAsia="Courier New" w:hAnsi="Courier New" w:cs="Courier New"/>
+          <w:sz w:val="18"/>
+          <w:szCs w:val="18"/>
+          <w:lang w:val="en-US"/>
+        </w:rPr>
+        <w:t>)) ++</w:t>
       </w:r>
       <w:proofErr w:type="spellStart"/>
       <w:r>
@@ -4525,141 +4768,31 @@
           <w:szCs w:val="18"/>
           <w:lang w:val="en-US"/>
         </w:rPr>
-        <w:t xml:space="preserve"> = 0;</w:t>
-      </w:r>
-    </w:p>
-    <w:p>
-      <w:pPr>
-        <w:spacing w:before="60" w:after="60" w:line="360" w:lineRule="auto"/>
-        <w:ind w:left="720"/>
-        <w:rPr>
-          <w:lang w:val="en-US"/>
-        </w:rPr>
-      </w:pPr>
-      <w:r>
-        <w:rPr>
-          <w:rFonts w:ascii="Courier New" w:eastAsia="Courier New" w:hAnsi="Courier New" w:cs="Courier New"/>
-          <w:sz w:val="18"/>
-          <w:szCs w:val="18"/>
-          <w:lang w:val="en-US"/>
-        </w:rPr>
-        <w:t xml:space="preserve">    for (const auto&amp; fila : </w:t>
-      </w:r>
-      <w:proofErr w:type="spellStart"/>
-      <w:r>
-        <w:rPr>
-          <w:rFonts w:ascii="Courier New" w:eastAsia="Courier New" w:hAnsi="Courier New" w:cs="Courier New"/>
-          <w:sz w:val="18"/>
-          <w:szCs w:val="18"/>
-          <w:lang w:val="en-US"/>
-        </w:rPr>
-        <w:t>matriz</w:t>
-      </w:r>
-      <w:proofErr w:type="spellEnd"/>
-      <w:r>
-        <w:rPr>
-          <w:rFonts w:ascii="Courier New" w:eastAsia="Courier New" w:hAnsi="Courier New" w:cs="Courier New"/>
-          <w:sz w:val="18"/>
-          <w:szCs w:val="18"/>
-          <w:lang w:val="en-US"/>
-        </w:rPr>
-        <w:t>)</w:t>
-      </w:r>
-    </w:p>
-    <w:p>
-      <w:pPr>
-        <w:spacing w:before="60" w:after="60" w:line="360" w:lineRule="auto"/>
-        <w:ind w:left="720"/>
-        <w:rPr>
-          <w:lang w:val="en-US"/>
-        </w:rPr>
-      </w:pPr>
-      <w:r>
-        <w:rPr>
-          <w:rFonts w:ascii="Courier New" w:eastAsia="Courier New" w:hAnsi="Courier New" w:cs="Courier New"/>
-          <w:sz w:val="18"/>
-          <w:szCs w:val="18"/>
-          <w:lang w:val="en-US"/>
-        </w:rPr>
-        <w:t xml:space="preserve">        for (int </w:t>
-      </w:r>
-      <w:proofErr w:type="spellStart"/>
-      <w:r>
-        <w:rPr>
-          <w:rFonts w:ascii="Courier New" w:eastAsia="Courier New" w:hAnsi="Courier New" w:cs="Courier New"/>
-          <w:sz w:val="18"/>
-          <w:szCs w:val="18"/>
-          <w:lang w:val="en-US"/>
-        </w:rPr>
-        <w:t>val</w:t>
-      </w:r>
-      <w:proofErr w:type="spellEnd"/>
-      <w:r>
-        <w:rPr>
-          <w:rFonts w:ascii="Courier New" w:eastAsia="Courier New" w:hAnsi="Courier New" w:cs="Courier New"/>
-          <w:sz w:val="18"/>
-          <w:szCs w:val="18"/>
-          <w:lang w:val="en-US"/>
-        </w:rPr>
-        <w:t xml:space="preserve"> : fila)</w:t>
-      </w:r>
-    </w:p>
-    <w:p>
-      <w:pPr>
-        <w:spacing w:before="60" w:after="60" w:line="360" w:lineRule="auto"/>
-        <w:ind w:left="720"/>
-        <w:rPr>
-          <w:lang w:val="en-US"/>
-        </w:rPr>
-      </w:pPr>
-      <w:r>
-        <w:rPr>
-          <w:rFonts w:ascii="Courier New" w:eastAsia="Courier New" w:hAnsi="Courier New" w:cs="Courier New"/>
-          <w:sz w:val="18"/>
-          <w:szCs w:val="18"/>
-          <w:lang w:val="en-US"/>
-        </w:rPr>
-        <w:t xml:space="preserve">            if (</w:t>
-      </w:r>
-      <w:proofErr w:type="spellStart"/>
-      <w:r>
-        <w:rPr>
-          <w:rFonts w:ascii="Courier New" w:eastAsia="Courier New" w:hAnsi="Courier New" w:cs="Courier New"/>
-          <w:sz w:val="18"/>
-          <w:szCs w:val="18"/>
-          <w:lang w:val="en-US"/>
-        </w:rPr>
-        <w:t>esPrimo</w:t>
-      </w:r>
-      <w:proofErr w:type="spellEnd"/>
-      <w:r>
-        <w:rPr>
-          <w:rFonts w:ascii="Courier New" w:eastAsia="Courier New" w:hAnsi="Courier New" w:cs="Courier New"/>
-          <w:sz w:val="18"/>
-          <w:szCs w:val="18"/>
-          <w:lang w:val="en-US"/>
-        </w:rPr>
-        <w:t>(</w:t>
-      </w:r>
-      <w:proofErr w:type="spellStart"/>
-      <w:r>
-        <w:rPr>
-          <w:rFonts w:ascii="Courier New" w:eastAsia="Courier New" w:hAnsi="Courier New" w:cs="Courier New"/>
-          <w:sz w:val="18"/>
-          <w:szCs w:val="18"/>
-          <w:lang w:val="en-US"/>
-        </w:rPr>
-        <w:t>val</w:t>
-      </w:r>
-      <w:proofErr w:type="spellEnd"/>
-      <w:r>
-        <w:rPr>
-          <w:rFonts w:ascii="Courier New" w:eastAsia="Courier New" w:hAnsi="Courier New" w:cs="Courier New"/>
-          <w:sz w:val="18"/>
-          <w:szCs w:val="18"/>
-          <w:lang w:val="en-US"/>
-        </w:rPr>
-        <w:t>)) ++</w:t>
+        <w:t>;</w:t>
+      </w:r>
+    </w:p>
+    <w:p>
+      <w:pPr>
+        <w:pBdr>
+          <w:top w:val="single" w:sz="4" w:space="1" w:color="auto"/>
+          <w:left w:val="single" w:sz="4" w:space="4" w:color="auto"/>
+          <w:bottom w:val="single" w:sz="4" w:space="1" w:color="auto"/>
+          <w:right w:val="single" w:sz="4" w:space="4" w:color="auto"/>
+        </w:pBdr>
+        <w:spacing w:before="60" w:after="60" w:line="360" w:lineRule="auto"/>
+        <w:ind w:left="720"/>
+        <w:rPr>
+          <w:lang w:val="en-US"/>
+        </w:rPr>
+      </w:pPr>
+      <w:r>
+        <w:rPr>
+          <w:rFonts w:ascii="Courier New" w:eastAsia="Courier New" w:hAnsi="Courier New" w:cs="Courier New"/>
+          <w:sz w:val="18"/>
+          <w:szCs w:val="18"/>
+          <w:lang w:val="en-US"/>
+        </w:rPr>
+        <w:t xml:space="preserve">    return </w:t>
       </w:r>
       <w:proofErr w:type="spellStart"/>
       <w:r>
@@ -4684,44 +4817,12 @@
     </w:p>
     <w:p>
       <w:pPr>
-        <w:spacing w:before="60" w:after="60" w:line="360" w:lineRule="auto"/>
-        <w:ind w:left="720"/>
-        <w:rPr>
-          <w:lang w:val="en-US"/>
-        </w:rPr>
-      </w:pPr>
-      <w:r>
-        <w:rPr>
-          <w:rFonts w:ascii="Courier New" w:eastAsia="Courier New" w:hAnsi="Courier New" w:cs="Courier New"/>
-          <w:sz w:val="18"/>
-          <w:szCs w:val="18"/>
-          <w:lang w:val="en-US"/>
-        </w:rPr>
-        <w:t xml:space="preserve">    return </w:t>
-      </w:r>
-      <w:proofErr w:type="spellStart"/>
-      <w:r>
-        <w:rPr>
-          <w:rFonts w:ascii="Courier New" w:eastAsia="Courier New" w:hAnsi="Courier New" w:cs="Courier New"/>
-          <w:sz w:val="18"/>
-          <w:szCs w:val="18"/>
-          <w:lang w:val="en-US"/>
-        </w:rPr>
-        <w:t>conteo</w:t>
-      </w:r>
-      <w:proofErr w:type="spellEnd"/>
-      <w:r>
-        <w:rPr>
-          <w:rFonts w:ascii="Courier New" w:eastAsia="Courier New" w:hAnsi="Courier New" w:cs="Courier New"/>
-          <w:sz w:val="18"/>
-          <w:szCs w:val="18"/>
-          <w:lang w:val="en-US"/>
-        </w:rPr>
-        <w:t>;</w:t>
-      </w:r>
-    </w:p>
-    <w:p>
-      <w:pPr>
+        <w:pBdr>
+          <w:top w:val="single" w:sz="4" w:space="1" w:color="auto"/>
+          <w:left w:val="single" w:sz="4" w:space="4" w:color="auto"/>
+          <w:bottom w:val="single" w:sz="4" w:space="1" w:color="auto"/>
+          <w:right w:val="single" w:sz="4" w:space="4" w:color="auto"/>
+        </w:pBdr>
         <w:spacing w:before="60" w:after="60" w:line="360" w:lineRule="auto"/>
         <w:ind w:left="720"/>
       </w:pPr>
@@ -4754,7 +4855,11 @@
         <w:jc w:val="both"/>
       </w:pPr>
       <w:r>
-        <w:t>La verificación de primalidad mediante fuerza bruta (dividir por todos los enteros hasta n-1) tendría complejidad O(n) por número. La optimización de revisar solo hasta la raíz cuadrada reduce esto a O(√n) por número, lo que es correcto porque si n tiene un divisor mayor que √n, también debe tener uno menor que √n.</w:t>
+        <w:t xml:space="preserve">La verificación de primalidad mediante fuerza bruta (dividir por todos los enteros hasta n-1) tendría complejidad O(n) por número. La optimización de revisar solo hasta la raíz cuadrada </w:t>
+      </w:r>
+      <w:r>
+        <w:lastRenderedPageBreak/>
+        <w:t>reduce esto a O(√n) por número, lo que es correcto porque si n tiene un divisor mayor que √n, también debe tener uno menor que √n.</w:t>
       </w:r>
     </w:p>
     <w:p>
@@ -4845,7 +4950,6 @@
         <w:jc w:val="both"/>
       </w:pPr>
       <w:r>
-        <w:lastRenderedPageBreak/>
         <w:t>Los resultados experimentales confirman el comportamiento predicho por el análisis teórico. La relación entre el tamaño de la matriz y el tiempo de ejecución es cuadrática: cada vez que se cuadruplicó el número de elementos, el tiempo también se cuadruplicó aproximadamente. Esto es consistente con la complejidad O(n²) derivada del análisis.</w:t>
       </w:r>
     </w:p>
@@ -4856,15 +4960,11 @@
         <w:jc w:val="both"/>
       </w:pPr>
       <w:r>
-        <w:t>La diferencia de rendimiento entre Python y C++ fue marcada y esperada. Python introduce una capa de interpretación por cada línea de código, y el acceso a elementos de listas implica indirecciones adicionales debido al tipado dinámico. C++, al compilar a código máquina, aprovecha directamente el hardware sin estas abstracciones. Esta diferencia no invalida a Python como lenguaje; simplemente indica que para operaciones de bajo nivel y alta frecuencia, C++ es más eficiente (</w:t>
-      </w:r>
-      <w:proofErr w:type="spellStart"/>
-      <w:r>
-        <w:t>Sedgewick</w:t>
-      </w:r>
-      <w:proofErr w:type="spellEnd"/>
-      <w:r>
-        <w:t xml:space="preserve"> &amp; Wayne, 2011).</w:t>
+        <w:t xml:space="preserve">La diferencia de rendimiento entre Python y C++ fue marcada y esperada. Python introduce una capa de interpretación por cada línea de código, y el acceso a elementos de listas implica indirecciones adicionales debido al tipado dinámico. C++, al compilar a código máquina, aprovecha directamente el hardware sin estas abstracciones. Esta diferencia no invalida a Python </w:t>
+      </w:r>
+      <w:r>
+        <w:lastRenderedPageBreak/>
+        <w:t>como lenguaje; simplemente indica que para operaciones de bajo nivel y alta frecuencia, C++ es más eficiente (Sedgewick &amp; Wayne, 2011).</w:t>
       </w:r>
     </w:p>
     <w:p>
@@ -4907,7 +5007,6 @@
         <w:jc w:val="both"/>
       </w:pPr>
       <w:r>
-        <w:lastRenderedPageBreak/>
         <w:t>La implementación en ambos lenguajes también evidenció que la complejidad algorítmica es independiente del lenguaje, pero el rendimiento práctico no lo es. C++ es significativamente más rápido que Python para este tipo de operaciones, lo que refuerza la importancia de elegir el lenguaje adecuado según el contexto del problema.</w:t>
       </w:r>
     </w:p>
@@ -4918,7 +5017,11 @@
         <w:jc w:val="both"/>
       </w:pPr>
       <w:r>
-        <w:t>La extensión con detección de primos fue un ejercicio valioso para practicar la optimización: reducir la verificación de O(n) a O(√n) por elemento es un cambio aparentemente pequeño, pero tiene impacto real cuando se trabaja con matrices grandes o valores grandes. Esto ilustra que la optimización no siempre requiere cambiar el algoritmo principal, sino que puede venir de mejorar una función auxiliar.</w:t>
+        <w:t xml:space="preserve">La extensión con detección de primos fue un ejercicio valioso para practicar la optimización: reducir la verificación de O(n) a O(√n) por elemento es un cambio aparentemente pequeño, pero tiene impacto real cuando se trabaja con matrices grandes o valores grandes. Esto </w:t>
+      </w:r>
+      <w:r>
+        <w:lastRenderedPageBreak/>
+        <w:t>ilustra que la optimización no siempre requiere cambiar el algoritmo principal, sino que puede venir de mejorar una función auxiliar.</w:t>
       </w:r>
     </w:p>
     <w:p>
@@ -5019,21 +5122,7 @@
             <w:rPr>
               <w:lang w:val="en-US"/>
             </w:rPr>
-            <w:t>W3Schools. (</w:t>
-          </w:r>
-          <w:proofErr w:type="spellStart"/>
-          <w:r>
-            <w:rPr>
-              <w:lang w:val="en-US"/>
-            </w:rPr>
-            <w:t>s.f.</w:t>
-          </w:r>
-          <w:proofErr w:type="spellEnd"/>
-          <w:r>
-            <w:rPr>
-              <w:lang w:val="en-US"/>
-            </w:rPr>
-            <w:t xml:space="preserve">). Data Structures and Algorithms Tutorial. </w:t>
+            <w:t xml:space="preserve">W3Schools. (s.f.). Data Structures and Algorithms Tutorial. </w:t>
           </w:r>
           <w:hyperlink r:id="rId8" w:history="1">
             <w:r>
@@ -5083,9 +5172,38 @@
         <w:ind w:left="720" w:hanging="720"/>
         <w:jc w:val="both"/>
       </w:pPr>
+      <w:r>
+        <w:t>ANEXO:</w:t>
+      </w:r>
+    </w:p>
+    <w:p>
+      <w:pPr>
+        <w:spacing w:after="200" w:line="480" w:lineRule="auto"/>
+        <w:ind w:left="720" w:hanging="720"/>
+        <w:jc w:val="both"/>
+      </w:pPr>
+      <w:r>
+        <w:t xml:space="preserve">Git </w:t>
+      </w:r>
+      <w:proofErr w:type="spellStart"/>
+      <w:r>
+        <w:t>hub</w:t>
+      </w:r>
+      <w:proofErr w:type="spellEnd"/>
+      <w:r>
+        <w:t xml:space="preserve"> : </w:t>
+      </w:r>
+      <w:hyperlink r:id="rId9" w:history="1">
+        <w:r>
+          <w:rPr>
+            <w:rStyle w:val="Hipervnculo"/>
+          </w:rPr>
+          <w:t>https://github.com/Vitaldark/ALGORITMOS-Y-ESTRUCTURAS-DE-DATOS/tree/main/SEMANA%206/clase%20jueves</w:t>
+        </w:r>
+      </w:hyperlink>
     </w:p>
     <w:sectPr>
-      <w:footerReference w:type="default" r:id="rId9"/>
+      <w:footerReference w:type="default" r:id="rId10"/>
       <w:pgSz w:w="12240" w:h="15840"/>
       <w:pgMar w:top="1440" w:right="1440" w:bottom="1440" w:left="1440" w:header="708" w:footer="708" w:gutter="0"/>
       <w:cols w:space="720"/>
